--- a/docs/TECHNICAL_DOCUMENT.docx
+++ b/docs/TECHNICAL_DOCUMENT.docx
@@ -19,7 +19,7 @@
         <w:pStyle w:val="DocumentDate"/>
       </w:pPr>
       <w:r>
-        <w:t>13 October 2026</w:t>
+        <w:t>14 October 2026</w:t>
       </w:r>
     </w:p>
     <w:p>
@@ -190,7 +190,7 @@
         <w:rPr>
           <w:noProof/>
         </w:rPr>
-        <w:t>3</w:t>
+        <w:t>4</w:t>
       </w:r>
       <w:r>
         <w:fldChar w:fldCharType="end"/>
@@ -395,7 +395,7 @@
         <w:rPr>
           <w:noProof/>
         </w:rPr>
-        <w:t>10</w:t>
+        <w:t>11</w:t>
       </w:r>
       <w:r>
         <w:fldChar w:fldCharType="end"/>
@@ -436,7 +436,7 @@
         <w:rPr>
           <w:noProof/>
         </w:rPr>
-        <w:t>11</w:t>
+        <w:t>12</w:t>
       </w:r>
       <w:r>
         <w:fldChar w:fldCharType="end"/>
@@ -477,7 +477,7 @@
         <w:rPr>
           <w:noProof/>
         </w:rPr>
-        <w:t>12</w:t>
+        <w:t>13</w:t>
       </w:r>
       <w:r>
         <w:fldChar w:fldCharType="end"/>
@@ -518,7 +518,7 @@
         <w:rPr>
           <w:noProof/>
         </w:rPr>
-        <w:t>13</w:t>
+        <w:t>14</w:t>
       </w:r>
       <w:r>
         <w:fldChar w:fldCharType="end"/>
@@ -559,7 +559,7 @@
         <w:rPr>
           <w:noProof/>
         </w:rPr>
-        <w:t>14</w:t>
+        <w:t>16</w:t>
       </w:r>
       <w:r>
         <w:fldChar w:fldCharType="end"/>
@@ -600,7 +600,7 @@
         <w:rPr>
           <w:noProof/>
         </w:rPr>
-        <w:t>15</w:t>
+        <w:t>16</w:t>
       </w:r>
       <w:r>
         <w:fldChar w:fldCharType="end"/>
@@ -640,7 +640,7 @@
         <w:rPr>
           <w:noProof/>
         </w:rPr>
-        <w:t>15</w:t>
+        <w:t>17</w:t>
       </w:r>
       <w:r>
         <w:fldChar w:fldCharType="end"/>
@@ -661,6 +661,11 @@
     <w:p>
       <w:r>
         <w:t>The Hand Mobility Assessment Glove detects hand movement in a coma patient and alerts a caregiver with a buzzer and an LED. An Arduino reads an IMU sensor on the back of the hand 50 times a second over I²C and compares two movement values with thresholds.</w:t>
+      </w:r>
+    </w:p>
+    <w:p>
+      <w:r>
+        <w:t>The glove also reports the tilt of the hand, labels each movement by type and strength, beeps faster for a big movement, and keeps its settings when switched off.</w:t>
       </w:r>
     </w:p>
     <w:p>
@@ -871,7 +876,7 @@
                 <w:sz w:val="17"/>
                 <w:shd w:val="clear" w:color="auto" w:fill="F1F3F5"/>
               </w:rPr>
-              <w:t>demo/index.html</w:t>
+              <w:t>index.html</w:t>
             </w:r>
           </w:p>
         </w:tc>
@@ -1087,7 +1092,6 @@
           </w:tcPr>
           <w:p>
             <w:pPr>
-              <w:keepNext/>
               <w:spacing w:after="0" w:line="240" w:lineRule="auto"/>
             </w:pPr>
             <w:r>
@@ -1104,7 +1108,6 @@
           </w:tcPr>
           <w:p>
             <w:pPr>
-              <w:keepNext/>
               <w:spacing w:after="0" w:line="240" w:lineRule="auto"/>
             </w:pPr>
             <w:r>
@@ -1127,7 +1130,6 @@
           </w:tcPr>
           <w:p>
             <w:pPr>
-              <w:keepNext/>
               <w:spacing w:after="0" w:line="240" w:lineRule="auto"/>
             </w:pPr>
             <w:r>
@@ -1144,7 +1146,6 @@
           </w:tcPr>
           <w:p>
             <w:pPr>
-              <w:keepNext/>
               <w:spacing w:after="0" w:line="240" w:lineRule="auto"/>
             </w:pPr>
             <w:r>
@@ -1167,7 +1168,6 @@
           </w:tcPr>
           <w:p>
             <w:pPr>
-              <w:keepNext/>
               <w:spacing w:after="0" w:line="240" w:lineRule="auto"/>
             </w:pPr>
             <w:r>
@@ -1184,7 +1184,6 @@
           </w:tcPr>
           <w:p>
             <w:pPr>
-              <w:keepNext/>
               <w:spacing w:after="0" w:line="240" w:lineRule="auto"/>
             </w:pPr>
             <w:r>
@@ -1207,7 +1206,6 @@
           </w:tcPr>
           <w:p>
             <w:pPr>
-              <w:keepNext/>
               <w:spacing w:after="0" w:line="240" w:lineRule="auto"/>
             </w:pPr>
             <w:r>
@@ -1224,7 +1222,6 @@
           </w:tcPr>
           <w:p>
             <w:pPr>
-              <w:keepNext/>
               <w:spacing w:after="0" w:line="240" w:lineRule="auto"/>
             </w:pPr>
             <w:r>
@@ -1247,7 +1244,6 @@
           </w:tcPr>
           <w:p>
             <w:pPr>
-              <w:keepNext/>
               <w:spacing w:after="0" w:line="240" w:lineRule="auto"/>
             </w:pPr>
             <w:r>
@@ -1264,7 +1260,6 @@
           </w:tcPr>
           <w:p>
             <w:pPr>
-              <w:keepNext/>
               <w:spacing w:after="0" w:line="240" w:lineRule="auto"/>
             </w:pPr>
             <w:r>
@@ -1287,7 +1282,6 @@
           </w:tcPr>
           <w:p>
             <w:pPr>
-              <w:keepNext/>
               <w:spacing w:after="0" w:line="240" w:lineRule="auto"/>
             </w:pPr>
             <w:r>
@@ -1304,7 +1298,6 @@
           </w:tcPr>
           <w:p>
             <w:pPr>
-              <w:keepNext/>
               <w:spacing w:after="0" w:line="240" w:lineRule="auto"/>
             </w:pPr>
             <w:r>
@@ -1333,6 +1326,122 @@
               <w:rPr>
                 <w:sz w:val="19"/>
               </w:rPr>
+              <w:t>Tilt reported</w:t>
+            </w:r>
+          </w:p>
+        </w:tc>
+        <w:tc>
+          <w:tcPr>
+            <w:tcW w:w="6856" w:type="dxa"/>
+          </w:tcPr>
+          <w:p>
+            <w:pPr>
+              <w:spacing w:after="0" w:line="240" w:lineRule="auto"/>
+            </w:pPr>
+            <w:r>
+              <w:rPr>
+                <w:sz w:val="19"/>
+              </w:rPr>
+              <w:t>Roll and pitch of the hand, in degrees</w:t>
+            </w:r>
+          </w:p>
+        </w:tc>
+      </w:tr>
+      <w:tr>
+        <w:trPr>
+          <w:cantSplit/>
+          <w:jc w:val="center"/>
+        </w:trPr>
+        <w:tc>
+          <w:tcPr>
+            <w:tcW w:w="2782" w:type="dxa"/>
+          </w:tcPr>
+          <w:p>
+            <w:pPr>
+              <w:spacing w:after="0" w:line="240" w:lineRule="auto"/>
+            </w:pPr>
+            <w:r>
+              <w:rPr>
+                <w:sz w:val="19"/>
+              </w:rPr>
+              <w:t>Movement labels</w:t>
+            </w:r>
+          </w:p>
+        </w:tc>
+        <w:tc>
+          <w:tcPr>
+            <w:tcW w:w="6856" w:type="dxa"/>
+          </w:tcPr>
+          <w:p>
+            <w:pPr>
+              <w:spacing w:after="0" w:line="240" w:lineRule="auto"/>
+            </w:pPr>
+            <w:r>
+              <w:rPr>
+                <w:sz w:val="19"/>
+              </w:rPr>
+              <w:t>Type: short, long or shaking. Strength: small or big</w:t>
+            </w:r>
+          </w:p>
+        </w:tc>
+      </w:tr>
+      <w:tr>
+        <w:trPr>
+          <w:cantSplit/>
+          <w:jc w:val="center"/>
+        </w:trPr>
+        <w:tc>
+          <w:tcPr>
+            <w:tcW w:w="2782" w:type="dxa"/>
+          </w:tcPr>
+          <w:p>
+            <w:pPr>
+              <w:keepNext/>
+              <w:spacing w:after="0" w:line="240" w:lineRule="auto"/>
+            </w:pPr>
+            <w:r>
+              <w:rPr>
+                <w:sz w:val="19"/>
+              </w:rPr>
+              <w:t>Settings</w:t>
+            </w:r>
+          </w:p>
+        </w:tc>
+        <w:tc>
+          <w:tcPr>
+            <w:tcW w:w="6856" w:type="dxa"/>
+          </w:tcPr>
+          <w:p>
+            <w:pPr>
+              <w:keepNext/>
+              <w:spacing w:after="0" w:line="240" w:lineRule="auto"/>
+            </w:pPr>
+            <w:r>
+              <w:rPr>
+                <w:sz w:val="19"/>
+              </w:rPr>
+              <w:t>Saved in the Arduino's permanent memory</w:t>
+            </w:r>
+          </w:p>
+        </w:tc>
+      </w:tr>
+      <w:tr>
+        <w:trPr>
+          <w:cantSplit/>
+          <w:jc w:val="center"/>
+        </w:trPr>
+        <w:tc>
+          <w:tcPr>
+            <w:tcW w:w="2782" w:type="dxa"/>
+          </w:tcPr>
+          <w:p>
+            <w:pPr>
+              <w:spacing w:after="0" w:line="240" w:lineRule="auto"/>
+            </w:pPr>
+            <w:r>
+              <w:rPr>
+                <w:sz w:val="19"/>
+              </w:rPr>
               <w:t>Program size</w:t>
             </w:r>
           </w:p>
@@ -1349,7 +1458,7 @@
               <w:rPr>
                 <w:sz w:val="19"/>
               </w:rPr>
-              <w:t>12,018 bytes, 37% of an Arduino Uno</w:t>
+              <w:t>15,008 bytes, 46% of an Arduino Uno</w:t>
             </w:r>
           </w:p>
         </w:tc>
@@ -1454,6 +1563,7 @@
         <w:spacing w:after="40"/>
       </w:pPr>
       <w:r>
+        <w:lastRenderedPageBreak/>
         <w:t>Keep the design low-cost: one microcontroller and one sensor.</w:t>
       </w:r>
     </w:p>
@@ -1519,7 +1629,6 @@
       </w:pPr>
       <w:bookmarkStart w:id="5" w:name="sec_system_overview"/>
       <w:r>
-        <w:lastRenderedPageBreak/>
         <w:t>System overview</w:t>
       </w:r>
       <w:bookmarkEnd w:id="5"/>
@@ -1540,7 +1649,7 @@
           <w:noProof/>
         </w:rPr>
         <w:drawing>
-          <wp:inline distT="0" distB="0" distL="0" distR="0" wp14:anchorId="2EF31191" wp14:editId="3DF5B108">
+          <wp:inline distT="0" distB="0" distL="0" distR="0" wp14:anchorId="390914EB" wp14:editId="2C7454E9">
             <wp:extent cx="6120000" cy="3342321"/>
             <wp:effectExtent l="0" t="0" r="0" b="0"/>
             <wp:docPr id="1" name="Picture 1" descr="System block diagram: one Arduino reads the IMU sensor and drives the alert"/>
@@ -1645,7 +1754,7 @@
         <w:t>Data processing.</w:t>
       </w:r>
       <w:r>
-        <w:t xml:space="preserve"> Gravity and bias are removed, and two movement values are worked out and smoothed.</w:t>
+        <w:t xml:space="preserve"> Gravity and bias are removed, and two movement values are worked out and smoothed. The tilt of the hand is worked out from gravity.</w:t>
       </w:r>
     </w:p>
     <w:p>
@@ -1663,7 +1772,7 @@
         <w:t>Movement detection.</w:t>
       </w:r>
       <w:r>
-        <w:t xml:space="preserve"> Each value is compared with its threshold. Three readings in a row above a threshold confirm movement.</w:t>
+        <w:t xml:space="preserve"> Each value is compared with its threshold. Three readings in a row above a threshold confirm movement, which is then labelled by type and strength.</w:t>
       </w:r>
     </w:p>
     <w:p>
@@ -1680,7 +1789,7 @@
         <w:t>Alert generation.</w:t>
       </w:r>
       <w:r>
-        <w:t xml:space="preserve"> The LED turns on and the buzzer beeps until the hand has been still for 3 seconds.</w:t>
+        <w:t xml:space="preserve"> The LED turns on and the buzzer beeps until the hand has been still for 3 seconds. A big movement beeps faster than a small one.</w:t>
       </w:r>
     </w:p>
     <w:p>
@@ -1689,6 +1798,7 @@
       </w:pPr>
       <w:bookmarkStart w:id="6" w:name="sec_hardware_design"/>
       <w:r>
+        <w:lastRenderedPageBreak/>
         <w:t>Hardware design</w:t>
       </w:r>
       <w:bookmarkEnd w:id="6"/>
@@ -1704,7 +1814,6 @@
       </w:pPr>
       <w:bookmarkStart w:id="7" w:name="sec_parts"/>
       <w:r>
-        <w:lastRenderedPageBreak/>
         <w:t>Parts</w:t>
       </w:r>
       <w:bookmarkEnd w:id="7"/>
@@ -2672,7 +2781,7 @@
           <w:noProof/>
         </w:rPr>
         <w:drawing>
-          <wp:inline distT="0" distB="0" distL="0" distR="0" wp14:anchorId="15955314" wp14:editId="1CA0F192">
+          <wp:inline distT="0" distB="0" distL="0" distR="0" wp14:anchorId="05EA4ACF" wp14:editId="0844AAB7">
             <wp:extent cx="6120000" cy="3315000"/>
             <wp:effectExtent l="0" t="0" r="0" b="0"/>
             <wp:docPr id="2" name="Picture 2" descr="Wiring diagram: four wires connect the IMU sensor; each alert part takes one pin"/>
@@ -3250,7 +3359,7 @@
           <w:noProof/>
         </w:rPr>
         <w:drawing>
-          <wp:inline distT="0" distB="0" distL="0" distR="0" wp14:anchorId="65603691" wp14:editId="371A5249">
+          <wp:inline distT="0" distB="0" distL="0" distR="0" wp14:anchorId="4D55D4D8" wp14:editId="70D33C4E">
             <wp:extent cx="6120000" cy="3278571"/>
             <wp:effectExtent l="0" t="0" r="0" b="0"/>
             <wp:docPr id="3" name="Picture 3" descr="I²C read sequence: one exchange returns all 14 bytes of a reading"/>
@@ -3585,7 +3694,7 @@
     </w:p>
     <w:p>
       <w:r>
-        <w:t>The program is one Arduino sketch of 480 lines that never waits. Inputs and outputs are handled on every pass of the loop, and the sensor is read every 20 ms.</w:t>
+        <w:t>The program is one Arduino sketch of 674 lines that never waits. Inputs and outputs are handled on every pass of the loop, and the sensor is read every 20 ms.</w:t>
       </w:r>
     </w:p>
     <w:p>
@@ -3600,7 +3709,7 @@
         </w:rPr>
         <w:lastRenderedPageBreak/>
         <w:drawing>
-          <wp:inline distT="0" distB="0" distL="0" distR="0" wp14:anchorId="07D38CCB" wp14:editId="59CD0C28">
+          <wp:inline distT="0" distB="0" distL="0" distR="0" wp14:anchorId="72BD745E" wp14:editId="69263A0D">
             <wp:extent cx="5608655" cy="5400000"/>
             <wp:effectExtent l="0" t="0" r="0" b="0"/>
             <wp:docPr id="4" name="Picture 4" descr="Main loop flowchart: inputs and outputs run on every pass; the sensor is read every 20 ms"/>
@@ -3681,9 +3790,9 @@
         <w:tblLook w:val="04A0" w:firstRow="1" w:lastRow="0" w:firstColumn="1" w:lastColumn="0" w:noHBand="0" w:noVBand="1"/>
       </w:tblPr>
       <w:tblGrid>
-        <w:gridCol w:w="1075"/>
-        <w:gridCol w:w="4406"/>
-        <w:gridCol w:w="4157"/>
+        <w:gridCol w:w="1390"/>
+        <w:gridCol w:w="4241"/>
+        <w:gridCol w:w="4007"/>
       </w:tblGrid>
       <w:tr>
         <w:trPr>
@@ -3693,7 +3802,7 @@
         </w:trPr>
         <w:tc>
           <w:tcPr>
-            <w:tcW w:w="1075" w:type="dxa"/>
+            <w:tcW w:w="1390" w:type="dxa"/>
             <w:tcBorders>
               <w:bottom w:val="single" w:sz="6" w:space="0" w:color="9AA3AE"/>
             </w:tcBorders>
@@ -3717,7 +3826,7 @@
         </w:tc>
         <w:tc>
           <w:tcPr>
-            <w:tcW w:w="4406" w:type="dxa"/>
+            <w:tcW w:w="4241" w:type="dxa"/>
             <w:tcBorders>
               <w:bottom w:val="single" w:sz="6" w:space="0" w:color="9AA3AE"/>
             </w:tcBorders>
@@ -3741,7 +3850,7 @@
         </w:tc>
         <w:tc>
           <w:tcPr>
-            <w:tcW w:w="4157" w:type="dxa"/>
+            <w:tcW w:w="4007" w:type="dxa"/>
             <w:tcBorders>
               <w:bottom w:val="single" w:sz="6" w:space="0" w:color="9AA3AE"/>
             </w:tcBorders>
@@ -3771,7 +3880,7 @@
         </w:trPr>
         <w:tc>
           <w:tcPr>
-            <w:tcW w:w="1075" w:type="dxa"/>
+            <w:tcW w:w="1390" w:type="dxa"/>
           </w:tcPr>
           <w:p>
             <w:pPr>
@@ -3788,7 +3897,7 @@
         </w:tc>
         <w:tc>
           <w:tcPr>
-            <w:tcW w:w="4406" w:type="dxa"/>
+            <w:tcW w:w="4241" w:type="dxa"/>
           </w:tcPr>
           <w:p>
             <w:pPr>
@@ -3853,7 +3962,7 @@
         </w:tc>
         <w:tc>
           <w:tcPr>
-            <w:tcW w:w="4157" w:type="dxa"/>
+            <w:tcW w:w="4007" w:type="dxa"/>
           </w:tcPr>
           <w:p>
             <w:pPr>
@@ -3876,28 +3985,26 @@
         </w:trPr>
         <w:tc>
           <w:tcPr>
-            <w:tcW w:w="1075" w:type="dxa"/>
-          </w:tcPr>
-          <w:p>
-            <w:pPr>
-              <w:keepNext/>
-              <w:spacing w:after="0" w:line="240" w:lineRule="auto"/>
-            </w:pPr>
-            <w:r>
-              <w:rPr>
-                <w:sz w:val="19"/>
-              </w:rPr>
-              <w:t>Calibration</w:t>
-            </w:r>
-          </w:p>
-        </w:tc>
-        <w:tc>
-          <w:tcPr>
-            <w:tcW w:w="4406" w:type="dxa"/>
-          </w:tcPr>
-          <w:p>
-            <w:pPr>
-              <w:keepNext/>
+            <w:tcW w:w="1390" w:type="dxa"/>
+          </w:tcPr>
+          <w:p>
+            <w:pPr>
+              <w:spacing w:after="0" w:line="240" w:lineRule="auto"/>
+            </w:pPr>
+            <w:r>
+              <w:rPr>
+                <w:sz w:val="19"/>
+              </w:rPr>
+              <w:t>Settings</w:t>
+            </w:r>
+          </w:p>
+        </w:tc>
+        <w:tc>
+          <w:tcPr>
+            <w:tcW w:w="4241" w:type="dxa"/>
+          </w:tcPr>
+          <w:p>
+            <w:pPr>
               <w:spacing w:after="0" w:line="240" w:lineRule="auto"/>
             </w:pPr>
             <w:r>
@@ -3907,7 +4014,7 @@
                 <w:sz w:val="17"/>
                 <w:shd w:val="clear" w:color="auto" w:fill="F1F3F5"/>
               </w:rPr>
-              <w:t>startCalibration</w:t>
+              <w:t>defaultsStamp</w:t>
             </w:r>
             <w:r>
               <w:rPr>
@@ -3922,24 +4029,53 @@
                 <w:sz w:val="17"/>
                 <w:shd w:val="clear" w:color="auto" w:fill="F1F3F5"/>
               </w:rPr>
-              <w:t>calibrationStep</w:t>
-            </w:r>
-          </w:p>
-        </w:tc>
-        <w:tc>
-          <w:tcPr>
-            <w:tcW w:w="4157" w:type="dxa"/>
-          </w:tcPr>
-          <w:p>
-            <w:pPr>
-              <w:keepNext/>
-              <w:spacing w:after="0" w:line="240" w:lineRule="auto"/>
-            </w:pPr>
-            <w:r>
-              <w:rPr>
-                <w:sz w:val="19"/>
-              </w:rPr>
-              <w:t>Measure gyroscope bias and gravity with the hand still</w:t>
+              <w:t>useDefaultSettings</w:t>
+            </w:r>
+            <w:r>
+              <w:rPr>
+                <w:sz w:val="19"/>
+              </w:rPr>
+              <w:t xml:space="preserve"> </w:t>
+            </w:r>
+            <w:r>
+              <w:rPr>
+                <w:rFonts w:ascii="Consolas" w:eastAsia="Consolas" w:hAnsi="Consolas" w:cs="Consolas"/>
+                <w:noProof/>
+                <w:sz w:val="17"/>
+                <w:shd w:val="clear" w:color="auto" w:fill="F1F3F5"/>
+              </w:rPr>
+              <w:t>loadSettings</w:t>
+            </w:r>
+            <w:r>
+              <w:rPr>
+                <w:sz w:val="19"/>
+              </w:rPr>
+              <w:t xml:space="preserve"> </w:t>
+            </w:r>
+            <w:r>
+              <w:rPr>
+                <w:rFonts w:ascii="Consolas" w:eastAsia="Consolas" w:hAnsi="Consolas" w:cs="Consolas"/>
+                <w:noProof/>
+                <w:sz w:val="17"/>
+                <w:shd w:val="clear" w:color="auto" w:fill="F1F3F5"/>
+              </w:rPr>
+              <w:t>saveSettings</w:t>
+            </w:r>
+          </w:p>
+        </w:tc>
+        <w:tc>
+          <w:tcPr>
+            <w:tcW w:w="4007" w:type="dxa"/>
+          </w:tcPr>
+          <w:p>
+            <w:pPr>
+              <w:spacing w:after="0" w:line="240" w:lineRule="auto"/>
+            </w:pPr>
+            <w:r>
+              <w:rPr>
+                <w:sz w:val="19"/>
+              </w:rPr>
+              <w:t>Keep the settings in the Arduino's permanent memory</w:t>
             </w:r>
           </w:p>
         </w:tc>
@@ -3951,28 +4087,26 @@
         </w:trPr>
         <w:tc>
           <w:tcPr>
-            <w:tcW w:w="1075" w:type="dxa"/>
-          </w:tcPr>
-          <w:p>
-            <w:pPr>
-              <w:keepNext/>
-              <w:spacing w:after="0" w:line="240" w:lineRule="auto"/>
-            </w:pPr>
-            <w:r>
-              <w:rPr>
-                <w:sz w:val="19"/>
-              </w:rPr>
-              <w:t>Detection</w:t>
-            </w:r>
-          </w:p>
-        </w:tc>
-        <w:tc>
-          <w:tcPr>
-            <w:tcW w:w="4406" w:type="dxa"/>
-          </w:tcPr>
-          <w:p>
-            <w:pPr>
-              <w:keepNext/>
+            <w:tcW w:w="1390" w:type="dxa"/>
+          </w:tcPr>
+          <w:p>
+            <w:pPr>
+              <w:spacing w:after="0" w:line="240" w:lineRule="auto"/>
+            </w:pPr>
+            <w:r>
+              <w:rPr>
+                <w:sz w:val="19"/>
+              </w:rPr>
+              <w:t>Calibration</w:t>
+            </w:r>
+          </w:p>
+        </w:tc>
+        <w:tc>
+          <w:tcPr>
+            <w:tcW w:w="4241" w:type="dxa"/>
+          </w:tcPr>
+          <w:p>
+            <w:pPr>
               <w:spacing w:after="0" w:line="240" w:lineRule="auto"/>
             </w:pPr>
             <w:r>
@@ -3982,7 +4116,7 @@
                 <w:sz w:val="17"/>
                 <w:shd w:val="clear" w:color="auto" w:fill="F1F3F5"/>
               </w:rPr>
-              <w:t>updateMotion</w:t>
+              <w:t>startCalibration</w:t>
             </w:r>
             <w:r>
               <w:rPr>
@@ -3997,39 +4131,23 @@
                 <w:sz w:val="17"/>
                 <w:shd w:val="clear" w:color="auto" w:fill="F1F3F5"/>
               </w:rPr>
-              <w:t>detect</w:t>
-            </w:r>
-            <w:r>
-              <w:rPr>
-                <w:sz w:val="19"/>
-              </w:rPr>
-              <w:t xml:space="preserve"> </w:t>
-            </w:r>
-            <w:r>
-              <w:rPr>
-                <w:rFonts w:ascii="Consolas" w:eastAsia="Consolas" w:hAnsi="Consolas" w:cs="Consolas"/>
-                <w:noProof/>
-                <w:sz w:val="17"/>
-                <w:shd w:val="clear" w:color="auto" w:fill="F1F3F5"/>
-              </w:rPr>
-              <w:t>caregiverButton</w:t>
-            </w:r>
-          </w:p>
-        </w:tc>
-        <w:tc>
-          <w:tcPr>
-            <w:tcW w:w="4157" w:type="dxa"/>
-          </w:tcPr>
-          <w:p>
-            <w:pPr>
-              <w:keepNext/>
-              <w:spacing w:after="0" w:line="240" w:lineRule="auto"/>
-            </w:pPr>
-            <w:r>
-              <w:rPr>
-                <w:sz w:val="19"/>
-              </w:rPr>
-              <w:t>Work out the movement values and change state</w:t>
+              <w:t>calibrationStep</w:t>
+            </w:r>
+          </w:p>
+        </w:tc>
+        <w:tc>
+          <w:tcPr>
+            <w:tcW w:w="4007" w:type="dxa"/>
+          </w:tcPr>
+          <w:p>
+            <w:pPr>
+              <w:spacing w:after="0" w:line="240" w:lineRule="auto"/>
+            </w:pPr>
+            <w:r>
+              <w:rPr>
+                <w:sz w:val="19"/>
+              </w:rPr>
+              <w:t>Measure gyroscope bias and gravity with the hand still</w:t>
             </w:r>
           </w:p>
         </w:tc>
@@ -4041,28 +4159,26 @@
         </w:trPr>
         <w:tc>
           <w:tcPr>
-            <w:tcW w:w="1075" w:type="dxa"/>
-          </w:tcPr>
-          <w:p>
-            <w:pPr>
-              <w:keepNext/>
-              <w:spacing w:after="0" w:line="240" w:lineRule="auto"/>
-            </w:pPr>
-            <w:r>
-              <w:rPr>
-                <w:sz w:val="19"/>
-              </w:rPr>
-              <w:t>Faults</w:t>
-            </w:r>
-          </w:p>
-        </w:tc>
-        <w:tc>
-          <w:tcPr>
-            <w:tcW w:w="4406" w:type="dxa"/>
-          </w:tcPr>
-          <w:p>
-            <w:pPr>
-              <w:keepNext/>
+            <w:tcW w:w="1390" w:type="dxa"/>
+          </w:tcPr>
+          <w:p>
+            <w:pPr>
+              <w:spacing w:after="0" w:line="240" w:lineRule="auto"/>
+            </w:pPr>
+            <w:r>
+              <w:rPr>
+                <w:sz w:val="19"/>
+              </w:rPr>
+              <w:t>Detection</w:t>
+            </w:r>
+          </w:p>
+        </w:tc>
+        <w:tc>
+          <w:tcPr>
+            <w:tcW w:w="4241" w:type="dxa"/>
+          </w:tcPr>
+          <w:p>
+            <w:pPr>
               <w:spacing w:after="0" w:line="240" w:lineRule="auto"/>
             </w:pPr>
             <w:r>
@@ -4072,7 +4188,7 @@
                 <w:sz w:val="17"/>
                 <w:shd w:val="clear" w:color="auto" w:fill="F1F3F5"/>
               </w:rPr>
-              <w:t>enterFault</w:t>
+              <w:t>countReversal</w:t>
             </w:r>
             <w:r>
               <w:rPr>
@@ -4087,24 +4203,68 @@
                 <w:sz w:val="17"/>
                 <w:shd w:val="clear" w:color="auto" w:fill="F1F3F5"/>
               </w:rPr>
-              <w:t>recoverFromFault</w:t>
-            </w:r>
-          </w:p>
-        </w:tc>
-        <w:tc>
-          <w:tcPr>
-            <w:tcW w:w="4157" w:type="dxa"/>
-          </w:tcPr>
-          <w:p>
-            <w:pPr>
-              <w:keepNext/>
-              <w:spacing w:after="0" w:line="240" w:lineRule="auto"/>
-            </w:pPr>
-            <w:r>
-              <w:rPr>
-                <w:sz w:val="19"/>
-              </w:rPr>
-              <w:t>Handle a sensor that stops answering</w:t>
+              <w:t>updateMotion</w:t>
+            </w:r>
+            <w:r>
+              <w:rPr>
+                <w:sz w:val="19"/>
+              </w:rPr>
+              <w:t xml:space="preserve"> </w:t>
+            </w:r>
+            <w:r>
+              <w:rPr>
+                <w:rFonts w:ascii="Consolas" w:eastAsia="Consolas" w:hAnsi="Consolas" w:cs="Consolas"/>
+                <w:noProof/>
+                <w:sz w:val="17"/>
+                <w:shd w:val="clear" w:color="auto" w:fill="F1F3F5"/>
+              </w:rPr>
+              <w:t>updateTilt</w:t>
+            </w:r>
+            <w:r>
+              <w:rPr>
+                <w:sz w:val="19"/>
+              </w:rPr>
+              <w:t xml:space="preserve"> </w:t>
+            </w:r>
+            <w:r>
+              <w:rPr>
+                <w:rFonts w:ascii="Consolas" w:eastAsia="Consolas" w:hAnsi="Consolas" w:cs="Consolas"/>
+                <w:noProof/>
+                <w:sz w:val="17"/>
+                <w:shd w:val="clear" w:color="auto" w:fill="F1F3F5"/>
+              </w:rPr>
+              <w:t>detect</w:t>
+            </w:r>
+            <w:r>
+              <w:rPr>
+                <w:sz w:val="19"/>
+              </w:rPr>
+              <w:t xml:space="preserve"> </w:t>
+            </w:r>
+            <w:r>
+              <w:rPr>
+                <w:rFonts w:ascii="Consolas" w:eastAsia="Consolas" w:hAnsi="Consolas" w:cs="Consolas"/>
+                <w:noProof/>
+                <w:sz w:val="17"/>
+                <w:shd w:val="clear" w:color="auto" w:fill="F1F3F5"/>
+              </w:rPr>
+              <w:t>caregiverButton</w:t>
+            </w:r>
+          </w:p>
+        </w:tc>
+        <w:tc>
+          <w:tcPr>
+            <w:tcW w:w="4007" w:type="dxa"/>
+          </w:tcPr>
+          <w:p>
+            <w:pPr>
+              <w:spacing w:after="0" w:line="240" w:lineRule="auto"/>
+            </w:pPr>
+            <w:r>
+              <w:rPr>
+                <w:sz w:val="19"/>
+              </w:rPr>
+              <w:t>Work out the movement values and the tilt, and change state</w:t>
             </w:r>
           </w:p>
         </w:tc>
@@ -4116,28 +4276,26 @@
         </w:trPr>
         <w:tc>
           <w:tcPr>
-            <w:tcW w:w="1075" w:type="dxa"/>
-          </w:tcPr>
-          <w:p>
-            <w:pPr>
-              <w:keepNext/>
-              <w:spacing w:after="0" w:line="240" w:lineRule="auto"/>
-            </w:pPr>
-            <w:r>
-              <w:rPr>
-                <w:sz w:val="19"/>
-              </w:rPr>
-              <w:t>Outputs</w:t>
-            </w:r>
-          </w:p>
-        </w:tc>
-        <w:tc>
-          <w:tcPr>
-            <w:tcW w:w="4406" w:type="dxa"/>
-          </w:tcPr>
-          <w:p>
-            <w:pPr>
-              <w:keepNext/>
+            <w:tcW w:w="1390" w:type="dxa"/>
+          </w:tcPr>
+          <w:p>
+            <w:pPr>
+              <w:spacing w:after="0" w:line="240" w:lineRule="auto"/>
+            </w:pPr>
+            <w:r>
+              <w:rPr>
+                <w:sz w:val="19"/>
+              </w:rPr>
+              <w:t>Movement labels</w:t>
+            </w:r>
+          </w:p>
+        </w:tc>
+        <w:tc>
+          <w:tcPr>
+            <w:tcW w:w="4241" w:type="dxa"/>
+          </w:tcPr>
+          <w:p>
+            <w:pPr>
               <w:spacing w:after="0" w:line="240" w:lineRule="auto"/>
             </w:pPr>
             <w:r>
@@ -4147,7 +4305,7 @@
                 <w:sz w:val="17"/>
                 <w:shd w:val="clear" w:color="auto" w:fill="F1F3F5"/>
               </w:rPr>
-              <w:t>setBuzzer</w:t>
+              <w:t>startEvent</w:t>
             </w:r>
             <w:r>
               <w:rPr>
@@ -4162,24 +4320,38 @@
                 <w:sz w:val="17"/>
                 <w:shd w:val="clear" w:color="auto" w:fill="F1F3F5"/>
               </w:rPr>
-              <w:t>driveOutputs</w:t>
-            </w:r>
-          </w:p>
-        </w:tc>
-        <w:tc>
-          <w:tcPr>
-            <w:tcW w:w="4157" w:type="dxa"/>
-          </w:tcPr>
-          <w:p>
-            <w:pPr>
-              <w:keepNext/>
-              <w:spacing w:after="0" w:line="240" w:lineRule="auto"/>
-            </w:pPr>
-            <w:r>
-              <w:rPr>
-                <w:sz w:val="19"/>
-              </w:rPr>
-              <w:t>Turn the state into LED and buzzer patterns</w:t>
+              <w:t>updateEvent</w:t>
+            </w:r>
+            <w:r>
+              <w:rPr>
+                <w:sz w:val="19"/>
+              </w:rPr>
+              <w:t xml:space="preserve"> </w:t>
+            </w:r>
+            <w:r>
+              <w:rPr>
+                <w:rFonts w:ascii="Consolas" w:eastAsia="Consolas" w:hAnsi="Consolas" w:cs="Consolas"/>
+                <w:noProof/>
+                <w:sz w:val="17"/>
+                <w:shd w:val="clear" w:color="auto" w:fill="F1F3F5"/>
+              </w:rPr>
+              <w:t>endEvent</w:t>
+            </w:r>
+          </w:p>
+        </w:tc>
+        <w:tc>
+          <w:tcPr>
+            <w:tcW w:w="4007" w:type="dxa"/>
+          </w:tcPr>
+          <w:p>
+            <w:pPr>
+              <w:spacing w:after="0" w:line="240" w:lineRule="auto"/>
+            </w:pPr>
+            <w:r>
+              <w:rPr>
+                <w:sz w:val="19"/>
+              </w:rPr>
+              <w:t>Label each movement by type and strength, and sum it up when it ends</w:t>
             </w:r>
           </w:p>
         </w:tc>
@@ -4191,28 +4363,26 @@
         </w:trPr>
         <w:tc>
           <w:tcPr>
-            <w:tcW w:w="1075" w:type="dxa"/>
-          </w:tcPr>
-          <w:p>
-            <w:pPr>
-              <w:keepNext/>
-              <w:spacing w:after="0" w:line="240" w:lineRule="auto"/>
-            </w:pPr>
-            <w:r>
-              <w:rPr>
-                <w:sz w:val="19"/>
-              </w:rPr>
-              <w:t>Serial</w:t>
-            </w:r>
-          </w:p>
-        </w:tc>
-        <w:tc>
-          <w:tcPr>
-            <w:tcW w:w="4406" w:type="dxa"/>
-          </w:tcPr>
-          <w:p>
-            <w:pPr>
-              <w:keepNext/>
+            <w:tcW w:w="1390" w:type="dxa"/>
+          </w:tcPr>
+          <w:p>
+            <w:pPr>
+              <w:spacing w:after="0" w:line="240" w:lineRule="auto"/>
+            </w:pPr>
+            <w:r>
+              <w:rPr>
+                <w:sz w:val="19"/>
+              </w:rPr>
+              <w:t>Faults</w:t>
+            </w:r>
+          </w:p>
+        </w:tc>
+        <w:tc>
+          <w:tcPr>
+            <w:tcW w:w="4241" w:type="dxa"/>
+          </w:tcPr>
+          <w:p>
+            <w:pPr>
               <w:spacing w:after="0" w:line="240" w:lineRule="auto"/>
             </w:pPr>
             <w:r>
@@ -4222,7 +4392,7 @@
                 <w:sz w:val="17"/>
                 <w:shd w:val="clear" w:color="auto" w:fill="F1F3F5"/>
               </w:rPr>
-              <w:t>printSample</w:t>
+              <w:t>enterFault</w:t>
             </w:r>
             <w:r>
               <w:rPr>
@@ -4237,54 +4407,23 @@
                 <w:sz w:val="17"/>
                 <w:shd w:val="clear" w:color="auto" w:fill="F1F3F5"/>
               </w:rPr>
-              <w:t>printSettings</w:t>
-            </w:r>
-            <w:r>
-              <w:rPr>
-                <w:sz w:val="19"/>
-              </w:rPr>
-              <w:t xml:space="preserve"> </w:t>
-            </w:r>
-            <w:r>
-              <w:rPr>
-                <w:rFonts w:ascii="Consolas" w:eastAsia="Consolas" w:hAnsi="Consolas" w:cs="Consolas"/>
-                <w:noProof/>
-                <w:sz w:val="17"/>
-                <w:shd w:val="clear" w:color="auto" w:fill="F1F3F5"/>
-              </w:rPr>
-              <w:t>handleCommand</w:t>
-            </w:r>
-            <w:r>
-              <w:rPr>
-                <w:sz w:val="19"/>
-              </w:rPr>
-              <w:t xml:space="preserve"> </w:t>
-            </w:r>
-            <w:r>
-              <w:rPr>
-                <w:rFonts w:ascii="Consolas" w:eastAsia="Consolas" w:hAnsi="Consolas" w:cs="Consolas"/>
-                <w:noProof/>
-                <w:sz w:val="17"/>
-                <w:shd w:val="clear" w:color="auto" w:fill="F1F3F5"/>
-              </w:rPr>
-              <w:t>pollSerial</w:t>
-            </w:r>
-          </w:p>
-        </w:tc>
-        <w:tc>
-          <w:tcPr>
-            <w:tcW w:w="4157" w:type="dxa"/>
-          </w:tcPr>
-          <w:p>
-            <w:pPr>
-              <w:keepNext/>
-              <w:spacing w:after="0" w:line="240" w:lineRule="auto"/>
-            </w:pPr>
-            <w:r>
-              <w:rPr>
-                <w:sz w:val="19"/>
-              </w:rPr>
-              <w:t>Send readings and accept commands</w:t>
+              <w:t>recoverFromFault</w:t>
+            </w:r>
+          </w:p>
+        </w:tc>
+        <w:tc>
+          <w:tcPr>
+            <w:tcW w:w="4007" w:type="dxa"/>
+          </w:tcPr>
+          <w:p>
+            <w:pPr>
+              <w:spacing w:after="0" w:line="240" w:lineRule="auto"/>
+            </w:pPr>
+            <w:r>
+              <w:rPr>
+                <w:sz w:val="19"/>
+              </w:rPr>
+              <w:t>Handle a sensor that stops answering</w:t>
             </w:r>
           </w:p>
         </w:tc>
@@ -4296,23 +4435,23 @@
         </w:trPr>
         <w:tc>
           <w:tcPr>
-            <w:tcW w:w="1075" w:type="dxa"/>
-          </w:tcPr>
-          <w:p>
-            <w:pPr>
-              <w:spacing w:after="0" w:line="240" w:lineRule="auto"/>
-            </w:pPr>
-            <w:r>
-              <w:rPr>
-                <w:sz w:val="19"/>
-              </w:rPr>
-              <w:t>Scheduling</w:t>
-            </w:r>
-          </w:p>
-        </w:tc>
-        <w:tc>
-          <w:tcPr>
-            <w:tcW w:w="4406" w:type="dxa"/>
+            <w:tcW w:w="1390" w:type="dxa"/>
+          </w:tcPr>
+          <w:p>
+            <w:pPr>
+              <w:spacing w:after="0" w:line="240" w:lineRule="auto"/>
+            </w:pPr>
+            <w:r>
+              <w:rPr>
+                <w:sz w:val="19"/>
+              </w:rPr>
+              <w:t>Outputs</w:t>
+            </w:r>
+          </w:p>
+        </w:tc>
+        <w:tc>
+          <w:tcPr>
+            <w:tcW w:w="4241" w:type="dxa"/>
           </w:tcPr>
           <w:p>
             <w:pPr>
@@ -4325,7 +4464,7 @@
                 <w:sz w:val="17"/>
                 <w:shd w:val="clear" w:color="auto" w:fill="F1F3F5"/>
               </w:rPr>
-              <w:t>pollButton</w:t>
+              <w:t>setBuzzer</w:t>
             </w:r>
             <w:r>
               <w:rPr>
@@ -4340,14 +4479,59 @@
                 <w:sz w:val="17"/>
                 <w:shd w:val="clear" w:color="auto" w:fill="F1F3F5"/>
               </w:rPr>
-              <w:t>sampleTick</w:t>
-            </w:r>
-            <w:r>
-              <w:rPr>
-                <w:sz w:val="19"/>
-              </w:rPr>
-              <w:t xml:space="preserve"> </w:t>
-            </w:r>
+              <w:t>driveOutputs</w:t>
+            </w:r>
+          </w:p>
+        </w:tc>
+        <w:tc>
+          <w:tcPr>
+            <w:tcW w:w="4007" w:type="dxa"/>
+          </w:tcPr>
+          <w:p>
+            <w:pPr>
+              <w:spacing w:after="0" w:line="240" w:lineRule="auto"/>
+            </w:pPr>
+            <w:r>
+              <w:rPr>
+                <w:sz w:val="19"/>
+              </w:rPr>
+              <w:t>Turn the state into LED and buzzer patterns</w:t>
+            </w:r>
+          </w:p>
+        </w:tc>
+      </w:tr>
+      <w:tr>
+        <w:trPr>
+          <w:cantSplit/>
+          <w:jc w:val="center"/>
+        </w:trPr>
+        <w:tc>
+          <w:tcPr>
+            <w:tcW w:w="1390" w:type="dxa"/>
+          </w:tcPr>
+          <w:p>
+            <w:pPr>
+              <w:keepNext/>
+              <w:spacing w:after="0" w:line="240" w:lineRule="auto"/>
+            </w:pPr>
+            <w:r>
+              <w:rPr>
+                <w:sz w:val="19"/>
+              </w:rPr>
+              <w:lastRenderedPageBreak/>
+              <w:t>Serial</w:t>
+            </w:r>
+          </w:p>
+        </w:tc>
+        <w:tc>
+          <w:tcPr>
+            <w:tcW w:w="4241" w:type="dxa"/>
+          </w:tcPr>
+          <w:p>
+            <w:pPr>
+              <w:keepNext/>
+              <w:spacing w:after="0" w:line="240" w:lineRule="auto"/>
+            </w:pPr>
             <w:r>
               <w:rPr>
                 <w:rFonts w:ascii="Consolas" w:eastAsia="Consolas" w:hAnsi="Consolas" w:cs="Consolas"/>
@@ -4355,7 +4539,7 @@
                 <w:sz w:val="17"/>
                 <w:shd w:val="clear" w:color="auto" w:fill="F1F3F5"/>
               </w:rPr>
-              <w:t>setup</w:t>
+              <w:t>printSample</w:t>
             </w:r>
             <w:r>
               <w:rPr>
@@ -4370,13 +4554,146 @@
                 <w:sz w:val="17"/>
                 <w:shd w:val="clear" w:color="auto" w:fill="F1F3F5"/>
               </w:rPr>
+              <w:t>printSettings</w:t>
+            </w:r>
+            <w:r>
+              <w:rPr>
+                <w:sz w:val="19"/>
+              </w:rPr>
+              <w:t xml:space="preserve"> </w:t>
+            </w:r>
+            <w:r>
+              <w:rPr>
+                <w:rFonts w:ascii="Consolas" w:eastAsia="Consolas" w:hAnsi="Consolas" w:cs="Consolas"/>
+                <w:noProof/>
+                <w:sz w:val="17"/>
+                <w:shd w:val="clear" w:color="auto" w:fill="F1F3F5"/>
+              </w:rPr>
+              <w:t>handleCommand</w:t>
+            </w:r>
+            <w:r>
+              <w:rPr>
+                <w:sz w:val="19"/>
+              </w:rPr>
+              <w:t xml:space="preserve"> </w:t>
+            </w:r>
+            <w:r>
+              <w:rPr>
+                <w:rFonts w:ascii="Consolas" w:eastAsia="Consolas" w:hAnsi="Consolas" w:cs="Consolas"/>
+                <w:noProof/>
+                <w:sz w:val="17"/>
+                <w:shd w:val="clear" w:color="auto" w:fill="F1F3F5"/>
+              </w:rPr>
+              <w:t>pollSerial</w:t>
+            </w:r>
+          </w:p>
+        </w:tc>
+        <w:tc>
+          <w:tcPr>
+            <w:tcW w:w="4007" w:type="dxa"/>
+          </w:tcPr>
+          <w:p>
+            <w:pPr>
+              <w:keepNext/>
+              <w:spacing w:after="0" w:line="240" w:lineRule="auto"/>
+            </w:pPr>
+            <w:r>
+              <w:rPr>
+                <w:sz w:val="19"/>
+              </w:rPr>
+              <w:t>Send readings and accept commands</w:t>
+            </w:r>
+          </w:p>
+        </w:tc>
+      </w:tr>
+      <w:tr>
+        <w:trPr>
+          <w:cantSplit/>
+          <w:jc w:val="center"/>
+        </w:trPr>
+        <w:tc>
+          <w:tcPr>
+            <w:tcW w:w="1390" w:type="dxa"/>
+          </w:tcPr>
+          <w:p>
+            <w:pPr>
+              <w:spacing w:after="0" w:line="240" w:lineRule="auto"/>
+            </w:pPr>
+            <w:r>
+              <w:rPr>
+                <w:sz w:val="19"/>
+              </w:rPr>
+              <w:t>Scheduling</w:t>
+            </w:r>
+          </w:p>
+        </w:tc>
+        <w:tc>
+          <w:tcPr>
+            <w:tcW w:w="4241" w:type="dxa"/>
+          </w:tcPr>
+          <w:p>
+            <w:pPr>
+              <w:spacing w:after="0" w:line="240" w:lineRule="auto"/>
+            </w:pPr>
+            <w:r>
+              <w:rPr>
+                <w:rFonts w:ascii="Consolas" w:eastAsia="Consolas" w:hAnsi="Consolas" w:cs="Consolas"/>
+                <w:noProof/>
+                <w:sz w:val="17"/>
+                <w:shd w:val="clear" w:color="auto" w:fill="F1F3F5"/>
+              </w:rPr>
+              <w:t>pollButton</w:t>
+            </w:r>
+            <w:r>
+              <w:rPr>
+                <w:sz w:val="19"/>
+              </w:rPr>
+              <w:t xml:space="preserve"> </w:t>
+            </w:r>
+            <w:r>
+              <w:rPr>
+                <w:rFonts w:ascii="Consolas" w:eastAsia="Consolas" w:hAnsi="Consolas" w:cs="Consolas"/>
+                <w:noProof/>
+                <w:sz w:val="17"/>
+                <w:shd w:val="clear" w:color="auto" w:fill="F1F3F5"/>
+              </w:rPr>
+              <w:t>sampleTick</w:t>
+            </w:r>
+            <w:r>
+              <w:rPr>
+                <w:sz w:val="19"/>
+              </w:rPr>
+              <w:t xml:space="preserve"> </w:t>
+            </w:r>
+            <w:r>
+              <w:rPr>
+                <w:rFonts w:ascii="Consolas" w:eastAsia="Consolas" w:hAnsi="Consolas" w:cs="Consolas"/>
+                <w:noProof/>
+                <w:sz w:val="17"/>
+                <w:shd w:val="clear" w:color="auto" w:fill="F1F3F5"/>
+              </w:rPr>
+              <w:t>setup</w:t>
+            </w:r>
+            <w:r>
+              <w:rPr>
+                <w:sz w:val="19"/>
+              </w:rPr>
+              <w:t xml:space="preserve"> </w:t>
+            </w:r>
+            <w:r>
+              <w:rPr>
+                <w:rFonts w:ascii="Consolas" w:eastAsia="Consolas" w:hAnsi="Consolas" w:cs="Consolas"/>
+                <w:noProof/>
+                <w:sz w:val="17"/>
+                <w:shd w:val="clear" w:color="auto" w:fill="F1F3F5"/>
+              </w:rPr>
               <w:t>loop</w:t>
             </w:r>
           </w:p>
         </w:tc>
         <w:tc>
           <w:tcPr>
-            <w:tcW w:w="4157" w:type="dxa"/>
+            <w:tcW w:w="4007" w:type="dxa"/>
           </w:tcPr>
           <w:p>
             <w:pPr>
@@ -4398,7 +4715,6 @@
       </w:pPr>
       <w:bookmarkStart w:id="17" w:name="sec_timing"/>
       <w:r>
-        <w:lastRenderedPageBreak/>
         <w:t>Timing</w:t>
       </w:r>
       <w:bookmarkEnd w:id="17"/>
@@ -4448,7 +4764,19 @@
         <w:spacing w:after="40"/>
       </w:pPr>
       <w:r>
-        <w:t>Sending one output line takes about 7 ms, so a full pass fits inside the period.</w:t>
+        <w:t>Sending one output line takes about 9 ms, so a full pass fits inside the period.</w:t>
+      </w:r>
+    </w:p>
+    <w:p>
+      <w:pPr>
+        <w:numPr>
+          <w:ilvl w:val="0"/>
+          <w:numId w:val="15"/>
+        </w:numPr>
+        <w:spacing w:after="40"/>
+      </w:pPr>
+      <w:r>
+        <w:t>The button is debounced: a press counts only after the pin has been steady for 40 ms.</w:t>
       </w:r>
     </w:p>
     <w:p>
@@ -4459,7 +4787,7 @@
         </w:numPr>
       </w:pPr>
       <w:r>
-        <w:t>The button is debounced: a press counts only after the pin has been steady for 40 ms.</w:t>
+        <w:t>Saving the settings is the one slow step. It can hold the loop for up to about 60 ms, once, 2 seconds after the last change.</w:t>
       </w:r>
     </w:p>
     <w:p>
@@ -4474,7 +4802,7 @@
     </w:p>
     <w:p>
       <w:r>
-        <w:t>The sketch uses only the Wire library that ships with the Arduino software. On an Uno it takes 12,018 bytes of program memory and 728 bytes of RAM, about a third of each.</w:t>
+        <w:t>The sketch uses only the Wire and EEPROM libraries that ship with the Arduino software. On an Uno it takes 15,008 bytes of program memory and 775 bytes of RAM, under half of each.</w:t>
       </w:r>
     </w:p>
     <w:p>
@@ -4503,7 +4831,7 @@
           <w:noProof/>
         </w:rPr>
         <w:drawing>
-          <wp:inline distT="0" distB="0" distL="0" distR="0" wp14:anchorId="2A582E27" wp14:editId="13EF5CEC">
+          <wp:inline distT="0" distB="0" distL="0" distR="0" wp14:anchorId="7A8DE0F5" wp14:editId="2FFC07D9">
             <wp:extent cx="6120000" cy="3251250"/>
             <wp:effectExtent l="0" t="0" r="0" b="0"/>
             <wp:docPr id="5" name="Picture 5" descr="State diagram: movement raises the alert; three seconds of stillness clears it"/>
@@ -4574,10 +4902,10 @@
         <w:tblLook w:val="04A0" w:firstRow="1" w:lastRow="0" w:firstColumn="1" w:lastColumn="0" w:noHBand="0" w:noVBand="1"/>
       </w:tblPr>
       <w:tblGrid>
-        <w:gridCol w:w="2217"/>
-        <w:gridCol w:w="1631"/>
-        <w:gridCol w:w="2886"/>
-        <w:gridCol w:w="2904"/>
+        <w:gridCol w:w="3141"/>
+        <w:gridCol w:w="1198"/>
+        <w:gridCol w:w="2120"/>
+        <w:gridCol w:w="3179"/>
       </w:tblGrid>
       <w:tr>
         <w:trPr>
@@ -4587,7 +4915,7 @@
         </w:trPr>
         <w:tc>
           <w:tcPr>
-            <w:tcW w:w="2217" w:type="dxa"/>
+            <w:tcW w:w="3141" w:type="dxa"/>
             <w:tcBorders>
               <w:bottom w:val="single" w:sz="6" w:space="0" w:color="9AA3AE"/>
             </w:tcBorders>
@@ -4605,13 +4933,14 @@
                 <w:color w:val="1B2A41"/>
                 <w:sz w:val="19"/>
               </w:rPr>
+              <w:lastRenderedPageBreak/>
               <w:t>State</w:t>
             </w:r>
           </w:p>
         </w:tc>
         <w:tc>
           <w:tcPr>
-            <w:tcW w:w="1631" w:type="dxa"/>
+            <w:tcW w:w="1198" w:type="dxa"/>
             <w:tcBorders>
               <w:bottom w:val="single" w:sz="6" w:space="0" w:color="9AA3AE"/>
             </w:tcBorders>
@@ -4635,7 +4964,7 @@
         </w:tc>
         <w:tc>
           <w:tcPr>
-            <w:tcW w:w="2886" w:type="dxa"/>
+            <w:tcW w:w="2120" w:type="dxa"/>
             <w:tcBorders>
               <w:bottom w:val="single" w:sz="6" w:space="0" w:color="9AA3AE"/>
             </w:tcBorders>
@@ -4659,7 +4988,7 @@
         </w:tc>
         <w:tc>
           <w:tcPr>
-            <w:tcW w:w="2904" w:type="dxa"/>
+            <w:tcW w:w="3179" w:type="dxa"/>
             <w:tcBorders>
               <w:bottom w:val="single" w:sz="6" w:space="0" w:color="9AA3AE"/>
             </w:tcBorders>
@@ -4689,7 +5018,7 @@
         </w:trPr>
         <w:tc>
           <w:tcPr>
-            <w:tcW w:w="2217" w:type="dxa"/>
+            <w:tcW w:w="3141" w:type="dxa"/>
           </w:tcPr>
           <w:p>
             <w:pPr>
@@ -4706,7 +5035,7 @@
         </w:tc>
         <w:tc>
           <w:tcPr>
-            <w:tcW w:w="1631" w:type="dxa"/>
+            <w:tcW w:w="1198" w:type="dxa"/>
           </w:tcPr>
           <w:p>
             <w:pPr>
@@ -4723,7 +5052,7 @@
         </w:tc>
         <w:tc>
           <w:tcPr>
-            <w:tcW w:w="2886" w:type="dxa"/>
+            <w:tcW w:w="2120" w:type="dxa"/>
           </w:tcPr>
           <w:p>
             <w:pPr>
@@ -4740,7 +5069,7 @@
         </w:tc>
         <w:tc>
           <w:tcPr>
-            <w:tcW w:w="2904" w:type="dxa"/>
+            <w:tcW w:w="3179" w:type="dxa"/>
           </w:tcPr>
           <w:p>
             <w:pPr>
@@ -4763,24 +5092,24 @@
         </w:trPr>
         <w:tc>
           <w:tcPr>
-            <w:tcW w:w="2217" w:type="dxa"/>
-          </w:tcPr>
-          <w:p>
-            <w:pPr>
-              <w:keepNext/>
-              <w:spacing w:after="0" w:line="240" w:lineRule="auto"/>
-            </w:pPr>
-            <w:r>
-              <w:rPr>
-                <w:sz w:val="19"/>
-              </w:rPr>
-              <w:t>Movement alert</w:t>
-            </w:r>
-          </w:p>
-        </w:tc>
-        <w:tc>
-          <w:tcPr>
-            <w:tcW w:w="1631" w:type="dxa"/>
+            <w:tcW w:w="3141" w:type="dxa"/>
+          </w:tcPr>
+          <w:p>
+            <w:pPr>
+              <w:keepNext/>
+              <w:spacing w:after="0" w:line="240" w:lineRule="auto"/>
+            </w:pPr>
+            <w:r>
+              <w:rPr>
+                <w:sz w:val="19"/>
+              </w:rPr>
+              <w:t>Movement alert, small movement</w:t>
+            </w:r>
+          </w:p>
+        </w:tc>
+        <w:tc>
+          <w:tcPr>
+            <w:tcW w:w="1198" w:type="dxa"/>
           </w:tcPr>
           <w:p>
             <w:pPr>
@@ -4797,7 +5126,7 @@
         </w:tc>
         <w:tc>
           <w:tcPr>
-            <w:tcW w:w="2886" w:type="dxa"/>
+            <w:tcW w:w="2120" w:type="dxa"/>
           </w:tcPr>
           <w:p>
             <w:pPr>
@@ -4814,18 +5143,18 @@
         </w:tc>
         <w:tc>
           <w:tcPr>
-            <w:tcW w:w="2904" w:type="dxa"/>
-          </w:tcPr>
-          <w:p>
-            <w:pPr>
-              <w:keepNext/>
-              <w:spacing w:after="0" w:line="240" w:lineRule="auto"/>
-            </w:pPr>
-            <w:r>
-              <w:rPr>
-                <w:sz w:val="19"/>
-              </w:rPr>
-              <w:t>200 ms on, 200 ms off</w:t>
+            <w:tcW w:w="3179" w:type="dxa"/>
+          </w:tcPr>
+          <w:p>
+            <w:pPr>
+              <w:keepNext/>
+              <w:spacing w:after="0" w:line="240" w:lineRule="auto"/>
+            </w:pPr>
+            <w:r>
+              <w:rPr>
+                <w:sz w:val="19"/>
+              </w:rPr>
+              <w:t>Slow beeps: 150 ms on, 650 ms off</w:t>
             </w:r>
           </w:p>
         </w:tc>
@@ -4837,69 +5166,69 @@
         </w:trPr>
         <w:tc>
           <w:tcPr>
-            <w:tcW w:w="2217" w:type="dxa"/>
-          </w:tcPr>
-          <w:p>
-            <w:pPr>
-              <w:keepNext/>
-              <w:spacing w:after="0" w:line="240" w:lineRule="auto"/>
-            </w:pPr>
-            <w:r>
-              <w:rPr>
-                <w:sz w:val="19"/>
-              </w:rPr>
-              <w:t>Paused for care</w:t>
-            </w:r>
-          </w:p>
-        </w:tc>
-        <w:tc>
-          <w:tcPr>
-            <w:tcW w:w="1631" w:type="dxa"/>
-          </w:tcPr>
-          <w:p>
-            <w:pPr>
-              <w:keepNext/>
-              <w:spacing w:after="0" w:line="240" w:lineRule="auto"/>
-            </w:pPr>
-            <w:r>
-              <w:rPr>
-                <w:sz w:val="19"/>
-              </w:rPr>
-              <w:t>2</w:t>
-            </w:r>
-          </w:p>
-        </w:tc>
-        <w:tc>
-          <w:tcPr>
-            <w:tcW w:w="2886" w:type="dxa"/>
-          </w:tcPr>
-          <w:p>
-            <w:pPr>
-              <w:keepNext/>
-              <w:spacing w:after="0" w:line="240" w:lineRule="auto"/>
-            </w:pPr>
-            <w:r>
-              <w:rPr>
-                <w:sz w:val="19"/>
-              </w:rPr>
-              <w:t>100 ms flash every 2 s</w:t>
-            </w:r>
-          </w:p>
-        </w:tc>
-        <w:tc>
-          <w:tcPr>
-            <w:tcW w:w="2904" w:type="dxa"/>
-          </w:tcPr>
-          <w:p>
-            <w:pPr>
-              <w:keepNext/>
-              <w:spacing w:after="0" w:line="240" w:lineRule="auto"/>
-            </w:pPr>
-            <w:r>
-              <w:rPr>
-                <w:sz w:val="19"/>
-              </w:rPr>
-              <w:t>Silent</w:t>
+            <w:tcW w:w="3141" w:type="dxa"/>
+          </w:tcPr>
+          <w:p>
+            <w:pPr>
+              <w:keepNext/>
+              <w:spacing w:after="0" w:line="240" w:lineRule="auto"/>
+            </w:pPr>
+            <w:r>
+              <w:rPr>
+                <w:sz w:val="19"/>
+              </w:rPr>
+              <w:t>Movement alert, big movement</w:t>
+            </w:r>
+          </w:p>
+        </w:tc>
+        <w:tc>
+          <w:tcPr>
+            <w:tcW w:w="1198" w:type="dxa"/>
+          </w:tcPr>
+          <w:p>
+            <w:pPr>
+              <w:keepNext/>
+              <w:spacing w:after="0" w:line="240" w:lineRule="auto"/>
+            </w:pPr>
+            <w:r>
+              <w:rPr>
+                <w:sz w:val="19"/>
+              </w:rPr>
+              <w:t>1</w:t>
+            </w:r>
+          </w:p>
+        </w:tc>
+        <w:tc>
+          <w:tcPr>
+            <w:tcW w:w="2120" w:type="dxa"/>
+          </w:tcPr>
+          <w:p>
+            <w:pPr>
+              <w:keepNext/>
+              <w:spacing w:after="0" w:line="240" w:lineRule="auto"/>
+            </w:pPr>
+            <w:r>
+              <w:rPr>
+                <w:sz w:val="19"/>
+              </w:rPr>
+              <w:t>On</w:t>
+            </w:r>
+          </w:p>
+        </w:tc>
+        <w:tc>
+          <w:tcPr>
+            <w:tcW w:w="3179" w:type="dxa"/>
+          </w:tcPr>
+          <w:p>
+            <w:pPr>
+              <w:keepNext/>
+              <w:spacing w:after="0" w:line="240" w:lineRule="auto"/>
+            </w:pPr>
+            <w:r>
+              <w:rPr>
+                <w:sz w:val="19"/>
+              </w:rPr>
+              <w:t>Fast beeps: 125 ms on, 125 ms off</w:t>
             </w:r>
           </w:p>
         </w:tc>
@@ -4911,58 +5240,58 @@
         </w:trPr>
         <w:tc>
           <w:tcPr>
-            <w:tcW w:w="2217" w:type="dxa"/>
-          </w:tcPr>
-          <w:p>
-            <w:pPr>
-              <w:keepNext/>
-              <w:spacing w:after="0" w:line="240" w:lineRule="auto"/>
-            </w:pPr>
-            <w:r>
-              <w:rPr>
-                <w:sz w:val="19"/>
-              </w:rPr>
-              <w:t>Calibrating</w:t>
-            </w:r>
-          </w:p>
-        </w:tc>
-        <w:tc>
-          <w:tcPr>
-            <w:tcW w:w="1631" w:type="dxa"/>
-          </w:tcPr>
-          <w:p>
-            <w:pPr>
-              <w:keepNext/>
-              <w:spacing w:after="0" w:line="240" w:lineRule="auto"/>
-            </w:pPr>
-            <w:r>
-              <w:rPr>
-                <w:sz w:val="19"/>
-              </w:rPr>
-              <w:t>3</w:t>
-            </w:r>
-          </w:p>
-        </w:tc>
-        <w:tc>
-          <w:tcPr>
-            <w:tcW w:w="2886" w:type="dxa"/>
-          </w:tcPr>
-          <w:p>
-            <w:pPr>
-              <w:keepNext/>
-              <w:spacing w:after="0" w:line="240" w:lineRule="auto"/>
-            </w:pPr>
-            <w:r>
-              <w:rPr>
-                <w:sz w:val="19"/>
-              </w:rPr>
-              <w:t>On</w:t>
-            </w:r>
-          </w:p>
-        </w:tc>
-        <w:tc>
-          <w:tcPr>
-            <w:tcW w:w="2904" w:type="dxa"/>
+            <w:tcW w:w="3141" w:type="dxa"/>
+          </w:tcPr>
+          <w:p>
+            <w:pPr>
+              <w:keepNext/>
+              <w:spacing w:after="0" w:line="240" w:lineRule="auto"/>
+            </w:pPr>
+            <w:r>
+              <w:rPr>
+                <w:sz w:val="19"/>
+              </w:rPr>
+              <w:t>Paused for care</w:t>
+            </w:r>
+          </w:p>
+        </w:tc>
+        <w:tc>
+          <w:tcPr>
+            <w:tcW w:w="1198" w:type="dxa"/>
+          </w:tcPr>
+          <w:p>
+            <w:pPr>
+              <w:keepNext/>
+              <w:spacing w:after="0" w:line="240" w:lineRule="auto"/>
+            </w:pPr>
+            <w:r>
+              <w:rPr>
+                <w:sz w:val="19"/>
+              </w:rPr>
+              <w:t>2</w:t>
+            </w:r>
+          </w:p>
+        </w:tc>
+        <w:tc>
+          <w:tcPr>
+            <w:tcW w:w="2120" w:type="dxa"/>
+          </w:tcPr>
+          <w:p>
+            <w:pPr>
+              <w:keepNext/>
+              <w:spacing w:after="0" w:line="240" w:lineRule="auto"/>
+            </w:pPr>
+            <w:r>
+              <w:rPr>
+                <w:sz w:val="19"/>
+              </w:rPr>
+              <w:t>100 ms flash every 2 s</w:t>
+            </w:r>
+          </w:p>
+        </w:tc>
+        <w:tc>
+          <w:tcPr>
+            <w:tcW w:w="3179" w:type="dxa"/>
           </w:tcPr>
           <w:p>
             <w:pPr>
@@ -4985,7 +5314,81 @@
         </w:trPr>
         <w:tc>
           <w:tcPr>
-            <w:tcW w:w="2217" w:type="dxa"/>
+            <w:tcW w:w="3141" w:type="dxa"/>
+          </w:tcPr>
+          <w:p>
+            <w:pPr>
+              <w:keepNext/>
+              <w:spacing w:after="0" w:line="240" w:lineRule="auto"/>
+            </w:pPr>
+            <w:r>
+              <w:rPr>
+                <w:sz w:val="19"/>
+              </w:rPr>
+              <w:t>Calibrating</w:t>
+            </w:r>
+          </w:p>
+        </w:tc>
+        <w:tc>
+          <w:tcPr>
+            <w:tcW w:w="1198" w:type="dxa"/>
+          </w:tcPr>
+          <w:p>
+            <w:pPr>
+              <w:keepNext/>
+              <w:spacing w:after="0" w:line="240" w:lineRule="auto"/>
+            </w:pPr>
+            <w:r>
+              <w:rPr>
+                <w:sz w:val="19"/>
+              </w:rPr>
+              <w:t>3</w:t>
+            </w:r>
+          </w:p>
+        </w:tc>
+        <w:tc>
+          <w:tcPr>
+            <w:tcW w:w="2120" w:type="dxa"/>
+          </w:tcPr>
+          <w:p>
+            <w:pPr>
+              <w:keepNext/>
+              <w:spacing w:after="0" w:line="240" w:lineRule="auto"/>
+            </w:pPr>
+            <w:r>
+              <w:rPr>
+                <w:sz w:val="19"/>
+              </w:rPr>
+              <w:t>On</w:t>
+            </w:r>
+          </w:p>
+        </w:tc>
+        <w:tc>
+          <w:tcPr>
+            <w:tcW w:w="3179" w:type="dxa"/>
+          </w:tcPr>
+          <w:p>
+            <w:pPr>
+              <w:keepNext/>
+              <w:spacing w:after="0" w:line="240" w:lineRule="auto"/>
+            </w:pPr>
+            <w:r>
+              <w:rPr>
+                <w:sz w:val="19"/>
+              </w:rPr>
+              <w:t>Silent</w:t>
+            </w:r>
+          </w:p>
+        </w:tc>
+      </w:tr>
+      <w:tr>
+        <w:trPr>
+          <w:cantSplit/>
+          <w:jc w:val="center"/>
+        </w:trPr>
+        <w:tc>
+          <w:tcPr>
+            <w:tcW w:w="3141" w:type="dxa"/>
           </w:tcPr>
           <w:p>
             <w:pPr>
@@ -5001,7 +5404,7 @@
         </w:tc>
         <w:tc>
           <w:tcPr>
-            <w:tcW w:w="1631" w:type="dxa"/>
+            <w:tcW w:w="1198" w:type="dxa"/>
           </w:tcPr>
           <w:p>
             <w:pPr>
@@ -5017,7 +5420,7 @@
         </w:tc>
         <w:tc>
           <w:tcPr>
-            <w:tcW w:w="2886" w:type="dxa"/>
+            <w:tcW w:w="2120" w:type="dxa"/>
           </w:tcPr>
           <w:p>
             <w:pPr>
@@ -5033,7 +5436,7 @@
         </w:tc>
         <w:tc>
           <w:tcPr>
-            <w:tcW w:w="2904" w:type="dxa"/>
+            <w:tcW w:w="3179" w:type="dxa"/>
           </w:tcPr>
           <w:p>
             <w:pPr>
@@ -5063,7 +5466,6 @@
       </w:pPr>
       <w:bookmarkStart w:id="20" w:name="sec_calibration"/>
       <w:r>
-        <w:lastRenderedPageBreak/>
         <w:t>Calibration</w:t>
       </w:r>
       <w:bookmarkEnd w:id="20"/>
@@ -5114,7 +5516,7 @@
           <w:noProof/>
         </w:rPr>
         <w:drawing>
-          <wp:inline distT="0" distB="0" distL="0" distR="0" wp14:anchorId="60CC7989" wp14:editId="1F5F78A1">
+          <wp:inline distT="0" distB="0" distL="0" distR="0" wp14:anchorId="72C5D896" wp14:editId="2B12DAA5">
             <wp:extent cx="6120000" cy="3087321"/>
             <wp:effectExtent l="0" t="0" r="0" b="0"/>
             <wp:docPr id="6" name="Picture 6" descr="Detection pipeline: either movement value above its threshold for 3 readings starts the alert"/>
@@ -5169,6 +5571,7 @@
       </w:pPr>
       <w:bookmarkStart w:id="23" w:name="sec_acceleration_change"/>
       <w:r>
+        <w:lastRenderedPageBreak/>
         <w:t>Acceleration change</w:t>
       </w:r>
       <w:bookmarkEnd w:id="23"/>
@@ -5416,7 +5819,6 @@
       </w:pPr>
       <w:bookmarkStart w:id="24" w:name="sec_rotation_rate"/>
       <w:r>
-        <w:lastRenderedPageBreak/>
         <w:t>Rotation rate</w:t>
       </w:r>
       <w:bookmarkEnd w:id="24"/>
@@ -5738,26 +6140,608 @@
       <w:pPr>
         <w:pStyle w:val="Heading2"/>
       </w:pPr>
-      <w:bookmarkStart w:id="28" w:name="sec_worked_example"/>
-      <w:r>
-        <w:t>Worked example</w:t>
+      <w:bookmarkStart w:id="28" w:name="sec_movement_type"/>
+      <w:r>
+        <w:t>Movement type</w:t>
       </w:r>
       <w:bookmarkEnd w:id="28"/>
     </w:p>
     <w:p>
       <w:r>
-        <w:t>In simulation a finger twitch lasts about a quarter of a second. Its smoothed values peak at 0.045 g and 6.9 °/s, both above their thresholds. Movement is confirmed 120 ms after the twitch begins, and the alert stays on for 3 seconds after it ends.</w:t>
+        <w:t>While an alert is on, the movement is labelled by how long it has lasted and how often it has changed direction.</w:t>
+      </w:r>
+    </w:p>
+    <w:tbl>
+      <w:tblPr>
+        <w:tblW w:w="9638" w:type="dxa"/>
+        <w:jc w:val="center"/>
+        <w:tblBorders>
+          <w:top w:val="single" w:sz="6" w:space="0" w:color="9AA3AE"/>
+          <w:left w:val="nil"/>
+          <w:bottom w:val="single" w:sz="6" w:space="0" w:color="9AA3AE"/>
+          <w:right w:val="nil"/>
+          <w:insideH w:val="single" w:sz="4" w:space="0" w:color="D9DDE2"/>
+          <w:insideV w:val="nil"/>
+        </w:tblBorders>
+        <w:tblLayout w:type="fixed"/>
+        <w:tblCellMar>
+          <w:top w:w="50" w:type="dxa"/>
+          <w:left w:w="85" w:type="dxa"/>
+          <w:bottom w:w="50" w:type="dxa"/>
+          <w:right w:w="85" w:type="dxa"/>
+        </w:tblCellMar>
+        <w:tblLook w:val="04A0" w:firstRow="1" w:lastRow="0" w:firstColumn="1" w:lastColumn="0" w:noHBand="0" w:noVBand="1"/>
+      </w:tblPr>
+      <w:tblGrid>
+        <w:gridCol w:w="967"/>
+        <w:gridCol w:w="8671"/>
+      </w:tblGrid>
+      <w:tr>
+        <w:trPr>
+          <w:cantSplit/>
+          <w:tblHeader/>
+          <w:jc w:val="center"/>
+        </w:trPr>
+        <w:tc>
+          <w:tcPr>
+            <w:tcW w:w="967" w:type="dxa"/>
+            <w:tcBorders>
+              <w:bottom w:val="single" w:sz="6" w:space="0" w:color="9AA3AE"/>
+            </w:tcBorders>
+            <w:shd w:val="clear" w:color="auto" w:fill="E4EDF8"/>
+            <w:vAlign w:val="bottom"/>
+          </w:tcPr>
+          <w:p>
+            <w:pPr>
+              <w:keepNext/>
+              <w:spacing w:after="0" w:line="240" w:lineRule="auto"/>
+            </w:pPr>
+            <w:r>
+              <w:rPr>
+                <w:b/>
+                <w:color w:val="1B2A41"/>
+                <w:sz w:val="19"/>
+              </w:rPr>
+              <w:t>Type</w:t>
+            </w:r>
+          </w:p>
+        </w:tc>
+        <w:tc>
+          <w:tcPr>
+            <w:tcW w:w="8671" w:type="dxa"/>
+            <w:tcBorders>
+              <w:bottom w:val="single" w:sz="6" w:space="0" w:color="9AA3AE"/>
+            </w:tcBorders>
+            <w:shd w:val="clear" w:color="auto" w:fill="E4EDF8"/>
+            <w:vAlign w:val="bottom"/>
+          </w:tcPr>
+          <w:p>
+            <w:pPr>
+              <w:keepNext/>
+              <w:spacing w:after="0" w:line="240" w:lineRule="auto"/>
+            </w:pPr>
+            <w:r>
+              <w:rPr>
+                <w:b/>
+                <w:color w:val="1B2A41"/>
+                <w:sz w:val="19"/>
+              </w:rPr>
+              <w:t>Rule</w:t>
+            </w:r>
+          </w:p>
+        </w:tc>
+      </w:tr>
+      <w:tr>
+        <w:trPr>
+          <w:cantSplit/>
+          <w:jc w:val="center"/>
+        </w:trPr>
+        <w:tc>
+          <w:tcPr>
+            <w:tcW w:w="967" w:type="dxa"/>
+          </w:tcPr>
+          <w:p>
+            <w:pPr>
+              <w:keepNext/>
+              <w:spacing w:after="0" w:line="240" w:lineRule="auto"/>
+            </w:pPr>
+            <w:r>
+              <w:rPr>
+                <w:sz w:val="19"/>
+              </w:rPr>
+              <w:t>Short</w:t>
+            </w:r>
+          </w:p>
+        </w:tc>
+        <w:tc>
+          <w:tcPr>
+            <w:tcW w:w="8671" w:type="dxa"/>
+          </w:tcPr>
+          <w:p>
+            <w:pPr>
+              <w:keepNext/>
+              <w:spacing w:after="0" w:line="240" w:lineRule="auto"/>
+            </w:pPr>
+            <w:r>
+              <w:rPr>
+                <w:sz w:val="19"/>
+              </w:rPr>
+              <w:t>The movement has lasted under 0.5 s</w:t>
+            </w:r>
+          </w:p>
+        </w:tc>
+      </w:tr>
+      <w:tr>
+        <w:trPr>
+          <w:cantSplit/>
+          <w:jc w:val="center"/>
+        </w:trPr>
+        <w:tc>
+          <w:tcPr>
+            <w:tcW w:w="967" w:type="dxa"/>
+          </w:tcPr>
+          <w:p>
+            <w:pPr>
+              <w:keepNext/>
+              <w:spacing w:after="0" w:line="240" w:lineRule="auto"/>
+            </w:pPr>
+            <w:r>
+              <w:rPr>
+                <w:sz w:val="19"/>
+              </w:rPr>
+              <w:t>Long</w:t>
+            </w:r>
+          </w:p>
+        </w:tc>
+        <w:tc>
+          <w:tcPr>
+            <w:tcW w:w="8671" w:type="dxa"/>
+          </w:tcPr>
+          <w:p>
+            <w:pPr>
+              <w:keepNext/>
+              <w:spacing w:after="0" w:line="240" w:lineRule="auto"/>
+            </w:pPr>
+            <w:r>
+              <w:rPr>
+                <w:sz w:val="19"/>
+              </w:rPr>
+              <w:t>The movement has lasted 0.5 s or more</w:t>
+            </w:r>
+          </w:p>
+        </w:tc>
+      </w:tr>
+      <w:tr>
+        <w:trPr>
+          <w:cantSplit/>
+          <w:jc w:val="center"/>
+        </w:trPr>
+        <w:tc>
+          <w:tcPr>
+            <w:tcW w:w="967" w:type="dxa"/>
+          </w:tcPr>
+          <w:p>
+            <w:pPr>
+              <w:spacing w:after="0" w:line="240" w:lineRule="auto"/>
+            </w:pPr>
+            <w:r>
+              <w:rPr>
+                <w:sz w:val="19"/>
+              </w:rPr>
+              <w:t>Shaking</w:t>
+            </w:r>
+          </w:p>
+        </w:tc>
+        <w:tc>
+          <w:tcPr>
+            <w:tcW w:w="8671" w:type="dxa"/>
+          </w:tcPr>
+          <w:p>
+            <w:pPr>
+              <w:spacing w:after="0" w:line="240" w:lineRule="auto"/>
+            </w:pPr>
+            <w:r>
+              <w:rPr>
+                <w:sz w:val="19"/>
+              </w:rPr>
+              <w:t>The movement has lasted 1 s or more and changed direction 6 times or more on any one axis</w:t>
+            </w:r>
+          </w:p>
+        </w:tc>
+      </w:tr>
+    </w:tbl>
+    <w:p>
+      <w:pPr>
+        <w:spacing w:before="160"/>
+      </w:pPr>
+      <w:r>
+        <w:t xml:space="preserve">A change of direction is counted when the value on one axis swings from clearly positive to clearly negative, or back. Six axes are watched: the three parts of the acceleration change and the three rotation axes. </w:t>
+      </w:r>
+      <w:r>
+        <w:lastRenderedPageBreak/>
+        <w:t>Values smaller than half a threshold are ignored, so sensor noise around zero is not counted. The label only moves up during one alert: from short to long to shaking.</w:t>
+      </w:r>
+    </w:p>
+    <w:p>
+      <w:pPr>
+        <w:pStyle w:val="Heading2"/>
+      </w:pPr>
+      <w:bookmarkStart w:id="29" w:name="sec_movement_strength"/>
+      <w:r>
+        <w:t>Movement strength</w:t>
+      </w:r>
+      <w:bookmarkEnd w:id="29"/>
+    </w:p>
+    <w:p>
+      <w:r>
+        <w:t>A movement starts as small. It becomes big when the acceleration change or the rotation rate reaches 4 times its threshold, which is 0.120 g or 12 °/s at the default settings. The buzzer beeps slowly for a small movement and quickly for a big one, so a caregiver can hear the difference.</w:t>
+      </w:r>
+    </w:p>
+    <w:p>
+      <w:pPr>
+        <w:pStyle w:val="Heading2"/>
+      </w:pPr>
+      <w:bookmarkStart w:id="30" w:name="sec_tilt_angles"/>
+      <w:r>
+        <w:t>Tilt angles</w:t>
+      </w:r>
+      <w:bookmarkEnd w:id="30"/>
+    </w:p>
+    <w:p>
+      <w:r>
+        <w:t>The gravity estimate also gives the tilt of the hand. Roll is the tilt to the side, and pitch is the fingers lifting or dropping.</w:t>
+      </w:r>
+    </w:p>
+    <w:p>
+      <w:pPr>
+        <w:spacing w:before="80" w:after="200"/>
+        <w:jc w:val="center"/>
+      </w:pPr>
+      <m:oMath>
+        <m:r>
+          <m:rPr>
+            <m:sty m:val="p"/>
+          </m:rPr>
+          <w:rPr>
+            <w:rFonts w:ascii="Cambria Math" w:hAnsi="Cambria Math"/>
+          </w:rPr>
+          <m:t>roll</m:t>
+        </m:r>
+        <m:r>
+          <w:rPr>
+            <w:rFonts w:ascii="Cambria Math" w:hAnsi="Cambria Math"/>
+          </w:rPr>
+          <m:t>=</m:t>
+        </m:r>
+        <m:r>
+          <m:rPr>
+            <m:sty m:val="p"/>
+          </m:rPr>
+          <w:rPr>
+            <w:rFonts w:ascii="Cambria Math" w:hAnsi="Cambria Math"/>
+          </w:rPr>
+          <m:t>atan2</m:t>
+        </m:r>
+        <m:d>
+          <m:dPr>
+            <m:ctrlPr>
+              <w:rPr>
+                <w:rFonts w:ascii="Cambria Math" w:hAnsi="Cambria Math"/>
+              </w:rPr>
+            </m:ctrlPr>
+          </m:dPr>
+          <m:e>
+            <m:r>
+              <w:rPr>
+                <w:rFonts w:ascii="Cambria Math" w:hAnsi="Cambria Math"/>
+              </w:rPr>
+              <m:t>-</m:t>
+            </m:r>
+            <m:sSub>
+              <m:sSubPr>
+                <m:ctrlPr>
+                  <w:rPr>
+                    <w:rFonts w:ascii="Cambria Math" w:hAnsi="Cambria Math"/>
+                  </w:rPr>
+                </m:ctrlPr>
+              </m:sSubPr>
+              <m:e>
+                <m:r>
+                  <w:rPr>
+                    <w:rFonts w:ascii="Cambria Math" w:hAnsi="Cambria Math"/>
+                  </w:rPr>
+                  <m:t>g</m:t>
+                </m:r>
+              </m:e>
+              <m:sub>
+                <m:r>
+                  <w:rPr>
+                    <w:rFonts w:ascii="Cambria Math" w:hAnsi="Cambria Math"/>
+                  </w:rPr>
+                  <m:t>est</m:t>
+                </m:r>
+                <m:r>
+                  <w:rPr>
+                    <w:rFonts w:ascii="Cambria Math" w:hAnsi="Cambria Math"/>
+                  </w:rPr>
+                  <m:t>,</m:t>
+                </m:r>
+                <m:r>
+                  <w:rPr>
+                    <w:rFonts w:ascii="Cambria Math" w:hAnsi="Cambria Math"/>
+                  </w:rPr>
+                  <m:t>x</m:t>
+                </m:r>
+              </m:sub>
+            </m:sSub>
+            <m:r>
+              <w:rPr>
+                <w:rFonts w:ascii="Cambria Math" w:hAnsi="Cambria Math"/>
+              </w:rPr>
+              <m:t xml:space="preserve">, </m:t>
+            </m:r>
+            <m:sSub>
+              <m:sSubPr>
+                <m:ctrlPr>
+                  <w:rPr>
+                    <w:rFonts w:ascii="Cambria Math" w:hAnsi="Cambria Math"/>
+                  </w:rPr>
+                </m:ctrlPr>
+              </m:sSubPr>
+              <m:e>
+                <m:r>
+                  <w:rPr>
+                    <w:rFonts w:ascii="Cambria Math" w:hAnsi="Cambria Math"/>
+                  </w:rPr>
+                  <m:t>g</m:t>
+                </m:r>
+              </m:e>
+              <m:sub>
+                <m:r>
+                  <w:rPr>
+                    <w:rFonts w:ascii="Cambria Math" w:hAnsi="Cambria Math"/>
+                  </w:rPr>
+                  <m:t>est</m:t>
+                </m:r>
+                <m:r>
+                  <w:rPr>
+                    <w:rFonts w:ascii="Cambria Math" w:hAnsi="Cambria Math"/>
+                  </w:rPr>
+                  <m:t>,</m:t>
+                </m:r>
+                <m:r>
+                  <w:rPr>
+                    <w:rFonts w:ascii="Cambria Math" w:hAnsi="Cambria Math"/>
+                  </w:rPr>
+                  <m:t>z</m:t>
+                </m:r>
+              </m:sub>
+            </m:sSub>
+          </m:e>
+        </m:d>
+      </m:oMath>
+      <w:r>
+        <w:t>   </w:t>
+      </w:r>
+      <m:oMath>
+        <m:r>
+          <m:rPr>
+            <m:sty m:val="p"/>
+          </m:rPr>
+          <w:rPr>
+            <w:rFonts w:ascii="Cambria Math" w:hAnsi="Cambria Math"/>
+          </w:rPr>
+          <m:t>pitch</m:t>
+        </m:r>
+        <m:r>
+          <w:rPr>
+            <w:rFonts w:ascii="Cambria Math" w:hAnsi="Cambria Math"/>
+          </w:rPr>
+          <m:t>=</m:t>
+        </m:r>
+        <m:r>
+          <m:rPr>
+            <m:sty m:val="p"/>
+          </m:rPr>
+          <w:rPr>
+            <w:rFonts w:ascii="Cambria Math" w:hAnsi="Cambria Math"/>
+          </w:rPr>
+          <m:t>atan2</m:t>
+        </m:r>
+        <m:d>
+          <m:dPr>
+            <m:ctrlPr>
+              <w:rPr>
+                <w:rFonts w:ascii="Cambria Math" w:hAnsi="Cambria Math"/>
+              </w:rPr>
+            </m:ctrlPr>
+          </m:dPr>
+          <m:e>
+            <m:sSub>
+              <m:sSubPr>
+                <m:ctrlPr>
+                  <w:rPr>
+                    <w:rFonts w:ascii="Cambria Math" w:hAnsi="Cambria Math"/>
+                  </w:rPr>
+                </m:ctrlPr>
+              </m:sSubPr>
+              <m:e>
+                <m:r>
+                  <w:rPr>
+                    <w:rFonts w:ascii="Cambria Math" w:hAnsi="Cambria Math"/>
+                  </w:rPr>
+                  <m:t>g</m:t>
+                </m:r>
+              </m:e>
+              <m:sub>
+                <m:r>
+                  <w:rPr>
+                    <w:rFonts w:ascii="Cambria Math" w:hAnsi="Cambria Math"/>
+                  </w:rPr>
+                  <m:t>est</m:t>
+                </m:r>
+                <m:r>
+                  <w:rPr>
+                    <w:rFonts w:ascii="Cambria Math" w:hAnsi="Cambria Math"/>
+                  </w:rPr>
+                  <m:t>,</m:t>
+                </m:r>
+                <m:r>
+                  <w:rPr>
+                    <w:rFonts w:ascii="Cambria Math" w:hAnsi="Cambria Math"/>
+                  </w:rPr>
+                  <m:t>y</m:t>
+                </m:r>
+              </m:sub>
+            </m:sSub>
+            <m:r>
+              <w:rPr>
+                <w:rFonts w:ascii="Cambria Math" w:hAnsi="Cambria Math"/>
+              </w:rPr>
+              <m:t xml:space="preserve">, </m:t>
+            </m:r>
+            <m:rad>
+              <m:radPr>
+                <m:degHide m:val="1"/>
+                <m:ctrlPr>
+                  <w:rPr>
+                    <w:rFonts w:ascii="Cambria Math" w:hAnsi="Cambria Math"/>
+                  </w:rPr>
+                </m:ctrlPr>
+              </m:radPr>
+              <m:deg/>
+              <m:e>
+                <m:sSubSup>
+                  <m:sSubSupPr>
+                    <m:ctrlPr>
+                      <w:rPr>
+                        <w:rFonts w:ascii="Cambria Math" w:hAnsi="Cambria Math"/>
+                      </w:rPr>
+                    </m:ctrlPr>
+                  </m:sSubSupPr>
+                  <m:e>
+                    <m:r>
+                      <w:rPr>
+                        <w:rFonts w:ascii="Cambria Math" w:hAnsi="Cambria Math"/>
+                      </w:rPr>
+                      <m:t>g</m:t>
+                    </m:r>
+                  </m:e>
+                  <m:sub>
+                    <m:r>
+                      <w:rPr>
+                        <w:rFonts w:ascii="Cambria Math" w:hAnsi="Cambria Math"/>
+                      </w:rPr>
+                      <m:t>est</m:t>
+                    </m:r>
+                    <m:r>
+                      <w:rPr>
+                        <w:rFonts w:ascii="Cambria Math" w:hAnsi="Cambria Math"/>
+                      </w:rPr>
+                      <m:t>,</m:t>
+                    </m:r>
+                    <m:r>
+                      <w:rPr>
+                        <w:rFonts w:ascii="Cambria Math" w:hAnsi="Cambria Math"/>
+                      </w:rPr>
+                      <m:t>x</m:t>
+                    </m:r>
+                  </m:sub>
+                  <m:sup>
+                    <m:r>
+                      <w:rPr>
+                        <w:rFonts w:ascii="Cambria Math" w:hAnsi="Cambria Math"/>
+                      </w:rPr>
+                      <m:t>2</m:t>
+                    </m:r>
+                  </m:sup>
+                </m:sSubSup>
+                <m:r>
+                  <w:rPr>
+                    <w:rFonts w:ascii="Cambria Math" w:hAnsi="Cambria Math"/>
+                  </w:rPr>
+                  <m:t>+</m:t>
+                </m:r>
+                <m:sSubSup>
+                  <m:sSubSupPr>
+                    <m:ctrlPr>
+                      <w:rPr>
+                        <w:rFonts w:ascii="Cambria Math" w:hAnsi="Cambria Math"/>
+                      </w:rPr>
+                    </m:ctrlPr>
+                  </m:sSubSupPr>
+                  <m:e>
+                    <m:r>
+                      <w:rPr>
+                        <w:rFonts w:ascii="Cambria Math" w:hAnsi="Cambria Math"/>
+                      </w:rPr>
+                      <m:t>g</m:t>
+                    </m:r>
+                  </m:e>
+                  <m:sub>
+                    <m:r>
+                      <w:rPr>
+                        <w:rFonts w:ascii="Cambria Math" w:hAnsi="Cambria Math"/>
+                      </w:rPr>
+                      <m:t>est</m:t>
+                    </m:r>
+                    <m:r>
+                      <w:rPr>
+                        <w:rFonts w:ascii="Cambria Math" w:hAnsi="Cambria Math"/>
+                      </w:rPr>
+                      <m:t>,</m:t>
+                    </m:r>
+                    <m:r>
+                      <w:rPr>
+                        <w:rFonts w:ascii="Cambria Math" w:hAnsi="Cambria Math"/>
+                      </w:rPr>
+                      <m:t>z</m:t>
+                    </m:r>
+                  </m:sub>
+                  <m:sup>
+                    <m:r>
+                      <w:rPr>
+                        <w:rFonts w:ascii="Cambria Math" w:hAnsi="Cambria Math"/>
+                      </w:rPr>
+                      <m:t>2</m:t>
+                    </m:r>
+                  </m:sup>
+                </m:sSubSup>
+              </m:e>
+            </m:rad>
+          </m:e>
+        </m:d>
+      </m:oMath>
+    </w:p>
+    <w:p>
+      <w:r>
+        <w:t>Both angles are given in degrees, and a flat hand reads 0° and 0°. Because they come from the slow gravity estimate, they settle about half a second after the hand stops. They cannot show the hand turning flat on the bed, like a compass needle, because gravity does not change in that turn.</w:t>
+      </w:r>
+    </w:p>
+    <w:p>
+      <w:pPr>
+        <w:pStyle w:val="Heading2"/>
+      </w:pPr>
+      <w:bookmarkStart w:id="31" w:name="sec_worked_example"/>
+      <w:r>
+        <w:t>Worked example</w:t>
+      </w:r>
+      <w:bookmarkEnd w:id="31"/>
+    </w:p>
+    <w:p>
+      <w:r>
+        <w:t>In simulation a finger twitch lasts about a quarter of a second. Its smoothed values peak at 0.045 g and 6.9 °/s, both above their thresholds but under 4 times them. Movement is confirmed 120 ms after the twitch begins, and it is labelled short and small. The buzzer gives slow beeps, and the alert stays on for 3 seconds after the twitch ends.</w:t>
       </w:r>
     </w:p>
     <w:p>
       <w:pPr>
         <w:pStyle w:val="Heading1"/>
       </w:pPr>
-      <w:bookmarkStart w:id="29" w:name="sec_detection_settings"/>
+      <w:bookmarkStart w:id="32" w:name="sec_detection_settings"/>
       <w:r>
         <w:t>Detection settings</w:t>
       </w:r>
-      <w:bookmarkEnd w:id="29"/>
+      <w:bookmarkEnd w:id="32"/>
     </w:p>
     <w:p>
       <w:r>
@@ -6389,12 +7373,11 @@
       <w:pPr>
         <w:pStyle w:val="Heading2"/>
       </w:pPr>
-      <w:bookmarkStart w:id="30" w:name="sec_the_trade_off"/>
-      <w:r>
-        <w:lastRenderedPageBreak/>
+      <w:bookmarkStart w:id="33" w:name="sec_the_trade_off"/>
+      <w:r>
         <w:t>The trade-off</w:t>
       </w:r>
-      <w:bookmarkEnd w:id="30"/>
+      <w:bookmarkEnd w:id="33"/>
     </w:p>
     <w:p>
       <w:r>
@@ -6405,11 +7388,68 @@
       <w:pPr>
         <w:pStyle w:val="Heading2"/>
       </w:pPr>
-      <w:bookmarkStart w:id="31" w:name="sec_tuning_on_a_real_glove"/>
+      <w:bookmarkStart w:id="34" w:name="sec_saved_settings"/>
+      <w:r>
+        <w:lastRenderedPageBreak/>
+        <w:t>Saved settings</w:t>
+      </w:r>
+      <w:bookmarkEnd w:id="34"/>
+    </w:p>
+    <w:p>
+      <w:r>
+        <w:t>A changed setting is saved in the Arduino's permanent memory (EEPROM) 2 seconds after the last change, and loaded at the next power-up. Waiting for the changes to stop avoids wearing the memory out while a slider is being dragged.</w:t>
+      </w:r>
+    </w:p>
+    <w:p>
+      <w:r>
+        <w:t xml:space="preserve">The starting values are the </w:t>
+      </w:r>
+      <w:r>
+        <w:rPr>
+          <w:rFonts w:ascii="Consolas" w:eastAsia="Consolas" w:hAnsi="Consolas" w:cs="Consolas"/>
+          <w:noProof/>
+          <w:sz w:val="20"/>
+          <w:shd w:val="clear" w:color="auto" w:fill="F1F3F5"/>
+        </w:rPr>
+        <w:t>DEFAULT_</w:t>
+      </w:r>
+      <w:r>
+        <w:t xml:space="preserve"> constants at the top of the sketch, such as </w:t>
+      </w:r>
+      <w:r>
+        <w:rPr>
+          <w:rFonts w:ascii="Consolas" w:eastAsia="Consolas" w:hAnsi="Consolas" w:cs="Consolas"/>
+          <w:noProof/>
+          <w:sz w:val="20"/>
+          <w:shd w:val="clear" w:color="auto" w:fill="F1F3F5"/>
+        </w:rPr>
+        <w:t>DEFAULT_ACCEL_THRESHOLD_G</w:t>
+      </w:r>
+      <w:r>
+        <w:t xml:space="preserve">. Saved settings are used instead of them. If a </w:t>
+      </w:r>
+      <w:r>
+        <w:rPr>
+          <w:rFonts w:ascii="Consolas" w:eastAsia="Consolas" w:hAnsi="Consolas" w:cs="Consolas"/>
+          <w:noProof/>
+          <w:sz w:val="20"/>
+          <w:shd w:val="clear" w:color="auto" w:fill="F1F3F5"/>
+        </w:rPr>
+        <w:t>DEFAULT_</w:t>
+      </w:r>
+      <w:r>
+        <w:t xml:space="preserve"> value is edited and the sketch uploaded again, the saved settings are discarded, so the new defaults take effect. Saved values outside the allowed ranges are discarded too.</w:t>
+      </w:r>
+    </w:p>
+    <w:p>
+      <w:pPr>
+        <w:pStyle w:val="Heading2"/>
+      </w:pPr>
+      <w:bookmarkStart w:id="35" w:name="sec_tuning_on_a_real_glove"/>
       <w:r>
         <w:t>Tuning on a real glove</w:t>
       </w:r>
-      <w:bookmarkEnd w:id="31"/>
+      <w:bookmarkEnd w:id="35"/>
     </w:p>
     <w:p>
       <w:pPr>
@@ -6479,18 +7519,18 @@
         </w:numPr>
       </w:pPr>
       <w:r>
-        <w:t>Copy the four lines the page shows into the sketch and upload it again.</w:t>
+        <w:t>Nothing more is needed, because the glove saves the settings itself. To make them the starting values of a new glove, copy the four lines the page shows into the sketch.</w:t>
       </w:r>
     </w:p>
     <w:p>
       <w:pPr>
         <w:pStyle w:val="Heading1"/>
       </w:pPr>
-      <w:bookmarkStart w:id="32" w:name="sec_serial_protocol"/>
+      <w:bookmarkStart w:id="36" w:name="sec_serial_protocol"/>
       <w:r>
         <w:t>Serial protocol</w:t>
       </w:r>
-      <w:bookmarkEnd w:id="32"/>
+      <w:bookmarkEnd w:id="36"/>
     </w:p>
     <w:p>
       <w:r>
@@ -6501,18 +7541,18 @@
       <w:pPr>
         <w:pStyle w:val="Heading2"/>
       </w:pPr>
-      <w:bookmarkStart w:id="33" w:name="sec_output_line"/>
+      <w:bookmarkStart w:id="37" w:name="sec_output_line"/>
       <w:r>
         <w:t>Output line</w:t>
       </w:r>
-      <w:bookmarkEnd w:id="33"/>
+      <w:bookmarkEnd w:id="37"/>
     </w:p>
     <w:p>
       <w:pPr>
         <w:pStyle w:val="CodeBlock"/>
       </w:pPr>
       <w:r>
-        <w:t>ax:0.012,ay:-0.004,az:1.002,gx:0.10,gy:-0.20,gz:0.00,am:0.004,gm:0.21,st:0</w:t>
+        <w:t>ax:0.012,ay:-0.004,az:1.002,gx:0.10,gy:-0.20,gz:0.00,am:0.004,gm:0.21,roll:0.7,pitch:-0.2,st:0,ty:0,lv:0</w:t>
       </w:r>
     </w:p>
     <w:tbl>
@@ -6537,9 +7577,9 @@
         <w:tblLook w:val="04A0" w:firstRow="1" w:lastRow="0" w:firstColumn="1" w:lastColumn="0" w:noHBand="0" w:noVBand="1"/>
       </w:tblPr>
       <w:tblGrid>
-        <w:gridCol w:w="1246"/>
-        <w:gridCol w:w="7504"/>
-        <w:gridCol w:w="888"/>
+        <w:gridCol w:w="1257"/>
+        <w:gridCol w:w="7429"/>
+        <w:gridCol w:w="952"/>
       </w:tblGrid>
       <w:tr>
         <w:trPr>
@@ -6549,7 +7589,7 @@
         </w:trPr>
         <w:tc>
           <w:tcPr>
-            <w:tcW w:w="1246" w:type="dxa"/>
+            <w:tcW w:w="1257" w:type="dxa"/>
             <w:tcBorders>
               <w:bottom w:val="single" w:sz="6" w:space="0" w:color="9AA3AE"/>
             </w:tcBorders>
@@ -6573,7 +7613,7 @@
         </w:tc>
         <w:tc>
           <w:tcPr>
-            <w:tcW w:w="7504" w:type="dxa"/>
+            <w:tcW w:w="7429" w:type="dxa"/>
             <w:tcBorders>
               <w:bottom w:val="single" w:sz="6" w:space="0" w:color="9AA3AE"/>
             </w:tcBorders>
@@ -6597,7 +7637,7 @@
         </w:tc>
         <w:tc>
           <w:tcPr>
-            <w:tcW w:w="888" w:type="dxa"/>
+            <w:tcW w:w="952" w:type="dxa"/>
             <w:tcBorders>
               <w:bottom w:val="single" w:sz="6" w:space="0" w:color="9AA3AE"/>
             </w:tcBorders>
@@ -6627,7 +7667,7 @@
         </w:trPr>
         <w:tc>
           <w:tcPr>
-            <w:tcW w:w="1246" w:type="dxa"/>
+            <w:tcW w:w="1257" w:type="dxa"/>
           </w:tcPr>
           <w:p>
             <w:pPr>
@@ -6677,7 +7717,7 @@
         </w:tc>
         <w:tc>
           <w:tcPr>
-            <w:tcW w:w="7504" w:type="dxa"/>
+            <w:tcW w:w="7429" w:type="dxa"/>
           </w:tcPr>
           <w:p>
             <w:pPr>
@@ -6694,7 +7734,7 @@
         </w:tc>
         <w:tc>
           <w:tcPr>
-            <w:tcW w:w="888" w:type="dxa"/>
+            <w:tcW w:w="952" w:type="dxa"/>
           </w:tcPr>
           <w:p>
             <w:pPr>
@@ -6717,7 +7757,7 @@
         </w:trPr>
         <w:tc>
           <w:tcPr>
-            <w:tcW w:w="1246" w:type="dxa"/>
+            <w:tcW w:w="1257" w:type="dxa"/>
           </w:tcPr>
           <w:p>
             <w:pPr>
@@ -6767,7 +7807,7 @@
         </w:tc>
         <w:tc>
           <w:tcPr>
-            <w:tcW w:w="7504" w:type="dxa"/>
+            <w:tcW w:w="7429" w:type="dxa"/>
           </w:tcPr>
           <w:p>
             <w:pPr>
@@ -6784,7 +7824,7 @@
         </w:tc>
         <w:tc>
           <w:tcPr>
-            <w:tcW w:w="888" w:type="dxa"/>
+            <w:tcW w:w="952" w:type="dxa"/>
           </w:tcPr>
           <w:p>
             <w:pPr>
@@ -6807,7 +7847,7 @@
         </w:trPr>
         <w:tc>
           <w:tcPr>
-            <w:tcW w:w="1246" w:type="dxa"/>
+            <w:tcW w:w="1257" w:type="dxa"/>
           </w:tcPr>
           <w:p>
             <w:pPr>
@@ -6827,7 +7867,7 @@
         </w:tc>
         <w:tc>
           <w:tcPr>
-            <w:tcW w:w="7504" w:type="dxa"/>
+            <w:tcW w:w="7429" w:type="dxa"/>
           </w:tcPr>
           <w:p>
             <w:pPr>
@@ -6844,7 +7884,7 @@
         </w:tc>
         <w:tc>
           <w:tcPr>
-            <w:tcW w:w="888" w:type="dxa"/>
+            <w:tcW w:w="952" w:type="dxa"/>
           </w:tcPr>
           <w:p>
             <w:pPr>
@@ -6867,7 +7907,7 @@
         </w:trPr>
         <w:tc>
           <w:tcPr>
-            <w:tcW w:w="1246" w:type="dxa"/>
+            <w:tcW w:w="1257" w:type="dxa"/>
           </w:tcPr>
           <w:p>
             <w:pPr>
@@ -6887,7 +7927,7 @@
         </w:tc>
         <w:tc>
           <w:tcPr>
-            <w:tcW w:w="7504" w:type="dxa"/>
+            <w:tcW w:w="7429" w:type="dxa"/>
           </w:tcPr>
           <w:p>
             <w:pPr>
@@ -6904,7 +7944,7 @@
         </w:tc>
         <w:tc>
           <w:tcPr>
-            <w:tcW w:w="888" w:type="dxa"/>
+            <w:tcW w:w="952" w:type="dxa"/>
           </w:tcPr>
           <w:p>
             <w:pPr>
@@ -6927,10 +7967,11 @@
         </w:trPr>
         <w:tc>
           <w:tcPr>
-            <w:tcW w:w="1246" w:type="dxa"/>
-          </w:tcPr>
-          <w:p>
-            <w:pPr>
+            <w:tcW w:w="1257" w:type="dxa"/>
+          </w:tcPr>
+          <w:p>
+            <w:pPr>
+              <w:keepNext/>
               <w:spacing w:after="0" w:line="240" w:lineRule="auto"/>
             </w:pPr>
             <w:r>
@@ -6940,16 +7981,92 @@
                 <w:sz w:val="17"/>
                 <w:shd w:val="clear" w:color="auto" w:fill="F1F3F5"/>
               </w:rPr>
+              <w:t>roll</w:t>
+            </w:r>
+            <w:r>
+              <w:rPr>
+                <w:sz w:val="19"/>
+              </w:rPr>
+              <w:t xml:space="preserve"> </w:t>
+            </w:r>
+            <w:r>
+              <w:rPr>
+                <w:rFonts w:ascii="Consolas" w:eastAsia="Consolas" w:hAnsi="Consolas" w:cs="Consolas"/>
+                <w:noProof/>
+                <w:sz w:val="17"/>
+                <w:shd w:val="clear" w:color="auto" w:fill="F1F3F5"/>
+              </w:rPr>
+              <w:t>pitch</w:t>
+            </w:r>
+          </w:p>
+        </w:tc>
+        <w:tc>
+          <w:tcPr>
+            <w:tcW w:w="7429" w:type="dxa"/>
+          </w:tcPr>
+          <w:p>
+            <w:pPr>
+              <w:keepNext/>
+              <w:spacing w:after="0" w:line="240" w:lineRule="auto"/>
+            </w:pPr>
+            <w:r>
+              <w:rPr>
+                <w:sz w:val="19"/>
+              </w:rPr>
+              <w:t>Tilt of the hand</w:t>
+            </w:r>
+          </w:p>
+        </w:tc>
+        <w:tc>
+          <w:tcPr>
+            <w:tcW w:w="952" w:type="dxa"/>
+          </w:tcPr>
+          <w:p>
+            <w:pPr>
+              <w:keepNext/>
+              <w:spacing w:after="0" w:line="240" w:lineRule="auto"/>
+            </w:pPr>
+            <w:r>
+              <w:rPr>
+                <w:sz w:val="19"/>
+              </w:rPr>
+              <w:t>degrees</w:t>
+            </w:r>
+          </w:p>
+        </w:tc>
+      </w:tr>
+      <w:tr>
+        <w:trPr>
+          <w:cantSplit/>
+          <w:jc w:val="center"/>
+        </w:trPr>
+        <w:tc>
+          <w:tcPr>
+            <w:tcW w:w="1257" w:type="dxa"/>
+          </w:tcPr>
+          <w:p>
+            <w:pPr>
+              <w:keepNext/>
+              <w:spacing w:after="0" w:line="240" w:lineRule="auto"/>
+            </w:pPr>
+            <w:r>
+              <w:rPr>
+                <w:rFonts w:ascii="Consolas" w:eastAsia="Consolas" w:hAnsi="Consolas" w:cs="Consolas"/>
+                <w:noProof/>
+                <w:sz w:val="17"/>
+                <w:shd w:val="clear" w:color="auto" w:fill="F1F3F5"/>
+              </w:rPr>
               <w:t>st</w:t>
             </w:r>
           </w:p>
         </w:tc>
         <w:tc>
           <w:tcPr>
-            <w:tcW w:w="7504" w:type="dxa"/>
-          </w:tcPr>
-          <w:p>
-            <w:pPr>
+            <w:tcW w:w="7429" w:type="dxa"/>
+          </w:tcPr>
+          <w:p>
+            <w:pPr>
+              <w:keepNext/>
               <w:spacing w:after="0" w:line="240" w:lineRule="auto"/>
             </w:pPr>
             <w:r>
@@ -6962,7 +8079,125 @@
         </w:tc>
         <w:tc>
           <w:tcPr>
-            <w:tcW w:w="888" w:type="dxa"/>
+            <w:tcW w:w="952" w:type="dxa"/>
+          </w:tcPr>
+          <w:p>
+            <w:pPr>
+              <w:keepNext/>
+              <w:spacing w:after="0" w:line="240" w:lineRule="auto"/>
+            </w:pPr>
+            <w:r>
+              <w:rPr>
+                <w:sz w:val="19"/>
+              </w:rPr>
+              <w:t>none</w:t>
+            </w:r>
+          </w:p>
+        </w:tc>
+      </w:tr>
+      <w:tr>
+        <w:trPr>
+          <w:cantSplit/>
+          <w:jc w:val="center"/>
+        </w:trPr>
+        <w:tc>
+          <w:tcPr>
+            <w:tcW w:w="1257" w:type="dxa"/>
+          </w:tcPr>
+          <w:p>
+            <w:pPr>
+              <w:keepNext/>
+              <w:spacing w:after="0" w:line="240" w:lineRule="auto"/>
+            </w:pPr>
+            <w:r>
+              <w:rPr>
+                <w:rFonts w:ascii="Consolas" w:eastAsia="Consolas" w:hAnsi="Consolas" w:cs="Consolas"/>
+                <w:noProof/>
+                <w:sz w:val="17"/>
+                <w:shd w:val="clear" w:color="auto" w:fill="F1F3F5"/>
+              </w:rPr>
+              <w:t>ty</w:t>
+            </w:r>
+          </w:p>
+        </w:tc>
+        <w:tc>
+          <w:tcPr>
+            <w:tcW w:w="7429" w:type="dxa"/>
+          </w:tcPr>
+          <w:p>
+            <w:pPr>
+              <w:keepNext/>
+              <w:spacing w:after="0" w:line="240" w:lineRule="auto"/>
+            </w:pPr>
+            <w:r>
+              <w:rPr>
+                <w:sz w:val="19"/>
+              </w:rPr>
+              <w:t>Movement type during an alert: 1 short, 2 long, 3 shaking. 0 when there is no alert</w:t>
+            </w:r>
+          </w:p>
+        </w:tc>
+        <w:tc>
+          <w:tcPr>
+            <w:tcW w:w="952" w:type="dxa"/>
+          </w:tcPr>
+          <w:p>
+            <w:pPr>
+              <w:keepNext/>
+              <w:spacing w:after="0" w:line="240" w:lineRule="auto"/>
+            </w:pPr>
+            <w:r>
+              <w:rPr>
+                <w:sz w:val="19"/>
+              </w:rPr>
+              <w:t>none</w:t>
+            </w:r>
+          </w:p>
+        </w:tc>
+      </w:tr>
+      <w:tr>
+        <w:trPr>
+          <w:cantSplit/>
+          <w:jc w:val="center"/>
+        </w:trPr>
+        <w:tc>
+          <w:tcPr>
+            <w:tcW w:w="1257" w:type="dxa"/>
+          </w:tcPr>
+          <w:p>
+            <w:pPr>
+              <w:spacing w:after="0" w:line="240" w:lineRule="auto"/>
+            </w:pPr>
+            <w:r>
+              <w:rPr>
+                <w:rFonts w:ascii="Consolas" w:eastAsia="Consolas" w:hAnsi="Consolas" w:cs="Consolas"/>
+                <w:noProof/>
+                <w:sz w:val="17"/>
+                <w:shd w:val="clear" w:color="auto" w:fill="F1F3F5"/>
+              </w:rPr>
+              <w:t>lv</w:t>
+            </w:r>
+          </w:p>
+        </w:tc>
+        <w:tc>
+          <w:tcPr>
+            <w:tcW w:w="7429" w:type="dxa"/>
+          </w:tcPr>
+          <w:p>
+            <w:pPr>
+              <w:spacing w:after="0" w:line="240" w:lineRule="auto"/>
+            </w:pPr>
+            <w:r>
+              <w:rPr>
+                <w:sz w:val="19"/>
+              </w:rPr>
+              <w:t>Movement strength during an alert: 1 small, 2 big. 0 when there is no alert</w:t>
+            </w:r>
+          </w:p>
+        </w:tc>
+        <w:tc>
+          <w:tcPr>
+            <w:tcW w:w="952" w:type="dxa"/>
           </w:tcPr>
           <w:p>
             <w:pPr>
@@ -6983,7 +8218,7 @@
         <w:spacing w:before="160"/>
       </w:pPr>
       <w:r>
-        <w:t xml:space="preserve">The axis fields come from the IMU sensor on the hand. When a second IMU sensor is fitted, </w:t>
+        <w:t xml:space="preserve">The axis and tilt fields come from the IMU sensor on the hand. When a second IMU sensor is fitted, </w:t>
       </w:r>
       <w:r>
         <w:rPr>
@@ -7045,21 +8280,35 @@
           <w:sz w:val="20"/>
           <w:shd w:val="clear" w:color="auto" w:fill="F1F3F5"/>
         </w:rPr>
-        <w:t># movement event 3</w:t>
-      </w:r>
-      <w:r>
-        <w:t>. One line takes about 7 ms to send, which fits inside the 20 ms between readings.</w:t>
+        <w:t># settings saved</w:t>
+      </w:r>
+      <w:r>
+        <w:t>. One line takes about 9 ms to send, which fits inside the 20 ms between readings.</w:t>
+      </w:r>
+    </w:p>
+    <w:p>
+      <w:r>
+        <w:t>When an alert ends, one message sums it up. Capturing these lines on a computer gives a log of every movement:</w:t>
+      </w:r>
+    </w:p>
+    <w:p>
+      <w:pPr>
+        <w:pStyle w:val="CodeBlock"/>
+      </w:pPr>
+      <w:r>
+        <w:lastRenderedPageBreak/>
+        <w:t># event 3 ended: long movement, big, lasted 1.9 s, peaks 0.306 g and 80.1 deg/s</w:t>
       </w:r>
     </w:p>
     <w:p>
       <w:pPr>
         <w:pStyle w:val="Heading2"/>
       </w:pPr>
-      <w:bookmarkStart w:id="34" w:name="sec_commands"/>
+      <w:bookmarkStart w:id="38" w:name="sec_commands"/>
       <w:r>
         <w:t>Commands</w:t>
       </w:r>
-      <w:bookmarkEnd w:id="34"/>
+      <w:bookmarkEnd w:id="38"/>
     </w:p>
     <w:p>
       <w:r>
@@ -7118,7 +8367,6 @@
                 <w:color w:val="1B2A41"/>
                 <w:sz w:val="19"/>
               </w:rPr>
-              <w:lastRenderedPageBreak/>
               <w:t>Command</w:t>
             </w:r>
           </w:p>
@@ -7246,7 +8494,6 @@
           </w:tcPr>
           <w:p>
             <w:pPr>
-              <w:keepNext/>
               <w:spacing w:after="0" w:line="240" w:lineRule="auto"/>
             </w:pPr>
             <w:r>
@@ -7266,7 +8513,6 @@
           </w:tcPr>
           <w:p>
             <w:pPr>
-              <w:keepNext/>
               <w:spacing w:after="0" w:line="240" w:lineRule="auto"/>
             </w:pPr>
             <w:r>
@@ -7286,7 +8532,6 @@
           </w:tcPr>
           <w:p>
             <w:pPr>
-              <w:keepNext/>
               <w:spacing w:after="0" w:line="240" w:lineRule="auto"/>
             </w:pPr>
             <w:r>
@@ -7309,7 +8554,6 @@
           </w:tcPr>
           <w:p>
             <w:pPr>
-              <w:keepNext/>
               <w:spacing w:after="0" w:line="240" w:lineRule="auto"/>
             </w:pPr>
             <w:r>
@@ -7329,7 +8573,6 @@
           </w:tcPr>
           <w:p>
             <w:pPr>
-              <w:keepNext/>
               <w:spacing w:after="0" w:line="240" w:lineRule="auto"/>
             </w:pPr>
             <w:r>
@@ -7349,7 +8592,6 @@
           </w:tcPr>
           <w:p>
             <w:pPr>
-              <w:keepNext/>
               <w:spacing w:after="0" w:line="240" w:lineRule="auto"/>
             </w:pPr>
             <w:r>
@@ -7372,7 +8614,6 @@
           </w:tcPr>
           <w:p>
             <w:pPr>
-              <w:keepNext/>
               <w:spacing w:after="0" w:line="240" w:lineRule="auto"/>
             </w:pPr>
             <w:r>
@@ -7392,7 +8633,6 @@
           </w:tcPr>
           <w:p>
             <w:pPr>
-              <w:keepNext/>
               <w:spacing w:after="0" w:line="240" w:lineRule="auto"/>
             </w:pPr>
             <w:r>
@@ -7412,7 +8652,6 @@
           </w:tcPr>
           <w:p>
             <w:pPr>
-              <w:keepNext/>
               <w:spacing w:after="0" w:line="240" w:lineRule="auto"/>
             </w:pPr>
             <w:r>
@@ -7435,7 +8674,6 @@
           </w:tcPr>
           <w:p>
             <w:pPr>
-              <w:keepNext/>
               <w:spacing w:after="0" w:line="240" w:lineRule="auto"/>
             </w:pPr>
             <w:r>
@@ -7455,7 +8693,6 @@
           </w:tcPr>
           <w:p>
             <w:pPr>
-              <w:keepNext/>
               <w:spacing w:after="0" w:line="240" w:lineRule="auto"/>
             </w:pPr>
             <w:r>
@@ -7475,7 +8712,6 @@
           </w:tcPr>
           <w:p>
             <w:pPr>
-              <w:keepNext/>
               <w:spacing w:after="0" w:line="240" w:lineRule="auto"/>
             </w:pPr>
             <w:r>
@@ -7498,7 +8734,6 @@
           </w:tcPr>
           <w:p>
             <w:pPr>
-              <w:keepNext/>
               <w:spacing w:after="0" w:line="240" w:lineRule="auto"/>
             </w:pPr>
             <w:r>
@@ -7518,7 +8753,6 @@
           </w:tcPr>
           <w:p>
             <w:pPr>
-              <w:keepNext/>
               <w:spacing w:after="0" w:line="240" w:lineRule="auto"/>
             </w:pPr>
             <w:r>
@@ -7538,7 +8772,6 @@
           </w:tcPr>
           <w:p>
             <w:pPr>
-              <w:keepNext/>
               <w:spacing w:after="0" w:line="240" w:lineRule="auto"/>
             </w:pPr>
             <w:r>
@@ -7561,7 +8794,6 @@
           </w:tcPr>
           <w:p>
             <w:pPr>
-              <w:keepNext/>
               <w:spacing w:after="0" w:line="240" w:lineRule="auto"/>
             </w:pPr>
             <w:r>
@@ -7581,7 +8813,6 @@
           </w:tcPr>
           <w:p>
             <w:pPr>
-              <w:keepNext/>
               <w:spacing w:after="0" w:line="240" w:lineRule="auto"/>
             </w:pPr>
             <w:r>
@@ -7601,7 +8832,6 @@
           </w:tcPr>
           <w:p>
             <w:pPr>
-              <w:keepNext/>
               <w:spacing w:after="0" w:line="240" w:lineRule="auto"/>
             </w:pPr>
             <w:r>
@@ -7633,6 +8863,129 @@
                 <w:sz w:val="17"/>
                 <w:shd w:val="clear" w:color="auto" w:fill="F1F3F5"/>
               </w:rPr>
+              <w:t>S</w:t>
+            </w:r>
+          </w:p>
+        </w:tc>
+        <w:tc>
+          <w:tcPr>
+            <w:tcW w:w="1350" w:type="dxa"/>
+          </w:tcPr>
+          <w:p>
+            <w:pPr>
+              <w:spacing w:after="0" w:line="240" w:lineRule="auto"/>
+            </w:pPr>
+            <w:r>
+              <w:rPr>
+                <w:rFonts w:ascii="Consolas" w:eastAsia="Consolas" w:hAnsi="Consolas" w:cs="Consolas"/>
+                <w:noProof/>
+                <w:sz w:val="17"/>
+                <w:shd w:val="clear" w:color="auto" w:fill="F1F3F5"/>
+              </w:rPr>
+              <w:t>S</w:t>
+            </w:r>
+          </w:p>
+        </w:tc>
+        <w:tc>
+          <w:tcPr>
+            <w:tcW w:w="6733" w:type="dxa"/>
+          </w:tcPr>
+          <w:p>
+            <w:pPr>
+              <w:spacing w:after="0" w:line="240" w:lineRule="auto"/>
+            </w:pPr>
+            <w:r>
+              <w:rPr>
+                <w:sz w:val="19"/>
+              </w:rPr>
+              <w:t>Save the settings now, without waiting 2 seconds</w:t>
+            </w:r>
+          </w:p>
+        </w:tc>
+      </w:tr>
+      <w:tr>
+        <w:trPr>
+          <w:cantSplit/>
+          <w:jc w:val="center"/>
+        </w:trPr>
+        <w:tc>
+          <w:tcPr>
+            <w:tcW w:w="1555" w:type="dxa"/>
+          </w:tcPr>
+          <w:p>
+            <w:pPr>
+              <w:keepNext/>
+              <w:spacing w:after="0" w:line="240" w:lineRule="auto"/>
+            </w:pPr>
+            <w:r>
+              <w:rPr>
+                <w:rFonts w:ascii="Consolas" w:eastAsia="Consolas" w:hAnsi="Consolas" w:cs="Consolas"/>
+                <w:noProof/>
+                <w:sz w:val="17"/>
+                <w:shd w:val="clear" w:color="auto" w:fill="F1F3F5"/>
+              </w:rPr>
+              <w:t>D</w:t>
+            </w:r>
+          </w:p>
+        </w:tc>
+        <w:tc>
+          <w:tcPr>
+            <w:tcW w:w="1350" w:type="dxa"/>
+          </w:tcPr>
+          <w:p>
+            <w:pPr>
+              <w:keepNext/>
+              <w:spacing w:after="0" w:line="240" w:lineRule="auto"/>
+            </w:pPr>
+            <w:r>
+              <w:rPr>
+                <w:rFonts w:ascii="Consolas" w:eastAsia="Consolas" w:hAnsi="Consolas" w:cs="Consolas"/>
+                <w:noProof/>
+                <w:sz w:val="17"/>
+                <w:shd w:val="clear" w:color="auto" w:fill="F1F3F5"/>
+              </w:rPr>
+              <w:t>D</w:t>
+            </w:r>
+          </w:p>
+        </w:tc>
+        <w:tc>
+          <w:tcPr>
+            <w:tcW w:w="6733" w:type="dxa"/>
+          </w:tcPr>
+          <w:p>
+            <w:pPr>
+              <w:keepNext/>
+              <w:spacing w:after="0" w:line="240" w:lineRule="auto"/>
+            </w:pPr>
+            <w:r>
+              <w:rPr>
+                <w:sz w:val="19"/>
+              </w:rPr>
+              <w:t>Go back to the default settings in the sketch</w:t>
+            </w:r>
+          </w:p>
+        </w:tc>
+      </w:tr>
+      <w:tr>
+        <w:trPr>
+          <w:cantSplit/>
+          <w:jc w:val="center"/>
+        </w:trPr>
+        <w:tc>
+          <w:tcPr>
+            <w:tcW w:w="1555" w:type="dxa"/>
+          </w:tcPr>
+          <w:p>
+            <w:pPr>
+              <w:spacing w:after="0" w:line="240" w:lineRule="auto"/>
+            </w:pPr>
+            <w:r>
+              <w:rPr>
+                <w:rFonts w:ascii="Consolas" w:eastAsia="Consolas" w:hAnsi="Consolas" w:cs="Consolas"/>
+                <w:noProof/>
+                <w:sz w:val="17"/>
+                <w:shd w:val="clear" w:color="auto" w:fill="F1F3F5"/>
+              </w:rPr>
               <w:t>?</w:t>
             </w:r>
           </w:p>
@@ -7679,22 +9032,7 @@
         <w:spacing w:before="160"/>
       </w:pPr>
       <w:r>
-        <w:t>Settings changed by command last until the Arduino is reset. To keep them, change the values in the sketch and upload it again.</w:t>
-      </w:r>
-    </w:p>
-    <w:p>
-      <w:pPr>
-        <w:pStyle w:val="Heading1"/>
-      </w:pPr>
-      <w:bookmarkStart w:id="35" w:name="sec_live_demo_page"/>
-      <w:r>
-        <w:t>Live demo page</w:t>
-      </w:r>
-      <w:bookmarkEnd w:id="35"/>
-    </w:p>
-    <w:p>
-      <w:r>
-        <w:t xml:space="preserve">The demo page is a single HTML file that simulates the glove in a browser and can also show a real glove over USB. It needs no installation: open </w:t>
+        <w:t xml:space="preserve">After every change the Arduino answers with its settings, for example </w:t>
       </w:r>
       <w:r>
         <w:rPr>
@@ -7703,8 +9041,47 @@
           <w:sz w:val="20"/>
           <w:shd w:val="clear" w:color="auto" w:fill="F1F3F5"/>
         </w:rPr>
-        <w:t>demo/index.html</w:t>
-      </w:r>
+        <w:t># settings A=0.030 G=3.0 C=3 H=3000 P=30000</w:t>
+      </w:r>
+      <w:r>
+        <w:t>. The demo page reads this line to set its sliders.</w:t>
+      </w:r>
+    </w:p>
+    <w:p>
+      <w:pPr>
+        <w:pStyle w:val="Heading1"/>
+      </w:pPr>
+      <w:bookmarkStart w:id="39" w:name="sec_live_demo_page"/>
+      <w:r>
+        <w:t>Live demo page</w:t>
+      </w:r>
+      <w:bookmarkEnd w:id="39"/>
+    </w:p>
+    <w:p>
+      <w:r>
+        <w:t xml:space="preserve">The demo page is a single HTML file that simulates the glove in a browser and can also show a real glove over USB. It needs no installation: open </w:t>
+      </w:r>
+      <w:r>
+        <w:rPr>
+          <w:rFonts w:ascii="Consolas" w:eastAsia="Consolas" w:hAnsi="Consolas" w:cs="Consolas"/>
+          <w:noProof/>
+          <w:sz w:val="20"/>
+          <w:shd w:val="clear" w:color="auto" w:fill="F1F3F5"/>
+        </w:rPr>
+        <w:t>index.html</w:t>
+      </w:r>
+      <w:r>
+        <w:t xml:space="preserve">, or the copy published at </w:t>
+      </w:r>
+      <w:hyperlink r:id="rId14">
+        <w:r>
+          <w:rPr>
+            <w:color w:val="2A78D6"/>
+            <w:u w:val="single"/>
+          </w:rPr>
+          <w:t>https://saravanakumart362-create.github.io/Hand-Movement-Detection/</w:t>
+        </w:r>
+      </w:hyperlink>
       <w:r>
         <w:t>.</w:t>
       </w:r>
@@ -7731,8 +9108,8 @@
         <w:tblLook w:val="04A0" w:firstRow="1" w:lastRow="0" w:firstColumn="1" w:lastColumn="0" w:noHBand="0" w:noVBand="1"/>
       </w:tblPr>
       <w:tblGrid>
-        <w:gridCol w:w="1621"/>
-        <w:gridCol w:w="8017"/>
+        <w:gridCol w:w="1441"/>
+        <w:gridCol w:w="8197"/>
       </w:tblGrid>
       <w:tr>
         <w:trPr>
@@ -7742,7 +9119,7 @@
         </w:trPr>
         <w:tc>
           <w:tcPr>
-            <w:tcW w:w="1621" w:type="dxa"/>
+            <w:tcW w:w="1441" w:type="dxa"/>
             <w:tcBorders>
               <w:bottom w:val="single" w:sz="6" w:space="0" w:color="9AA3AE"/>
             </w:tcBorders>
@@ -7766,7 +9143,7 @@
         </w:tc>
         <w:tc>
           <w:tcPr>
-            <w:tcW w:w="8017" w:type="dxa"/>
+            <w:tcW w:w="8197" w:type="dxa"/>
             <w:tcBorders>
               <w:bottom w:val="single" w:sz="6" w:space="0" w:color="9AA3AE"/>
             </w:tcBorders>
@@ -7796,7 +9173,7 @@
         </w:trPr>
         <w:tc>
           <w:tcPr>
-            <w:tcW w:w="1621" w:type="dxa"/>
+            <w:tcW w:w="1441" w:type="dxa"/>
           </w:tcPr>
           <w:p>
             <w:pPr>
@@ -7813,18 +9190,18 @@
         </w:tc>
         <w:tc>
           <w:tcPr>
-            <w:tcW w:w="8017" w:type="dxa"/>
-          </w:tcPr>
-          <w:p>
-            <w:pPr>
-              <w:keepNext/>
-              <w:spacing w:after="0" w:line="240" w:lineRule="auto"/>
-            </w:pPr>
-            <w:r>
-              <w:rPr>
-                <w:sz w:val="19"/>
-              </w:rPr>
-              <w:t>A hand that can be dragged to tilt it, and six movements to play</w:t>
+            <w:tcW w:w="8197" w:type="dxa"/>
+          </w:tcPr>
+          <w:p>
+            <w:pPr>
+              <w:keepNext/>
+              <w:spacing w:after="0" w:line="240" w:lineRule="auto"/>
+            </w:pPr>
+            <w:r>
+              <w:rPr>
+                <w:sz w:val="19"/>
+              </w:rPr>
+              <w:t>A hand that can be dragged to tilt it, six movements to play, and the tilt as roll and pitch angles</w:t>
             </w:r>
           </w:p>
         </w:tc>
@@ -7836,7 +9213,7 @@
         </w:trPr>
         <w:tc>
           <w:tcPr>
-            <w:tcW w:w="1621" w:type="dxa"/>
+            <w:tcW w:w="1441" w:type="dxa"/>
           </w:tcPr>
           <w:p>
             <w:pPr>
@@ -7853,18 +9230,18 @@
         </w:tc>
         <w:tc>
           <w:tcPr>
-            <w:tcW w:w="8017" w:type="dxa"/>
-          </w:tcPr>
-          <w:p>
-            <w:pPr>
-              <w:keepNext/>
-              <w:spacing w:after="0" w:line="240" w:lineRule="auto"/>
-            </w:pPr>
-            <w:r>
-              <w:rPr>
-                <w:sz w:val="19"/>
-              </w:rPr>
-              <w:t>The current state, LED, buzzer, event count and the caregiver button</w:t>
+            <w:tcW w:w="8197" w:type="dxa"/>
+          </w:tcPr>
+          <w:p>
+            <w:pPr>
+              <w:keepNext/>
+              <w:spacing w:after="0" w:line="240" w:lineRule="auto"/>
+            </w:pPr>
+            <w:r>
+              <w:rPr>
+                <w:sz w:val="19"/>
+              </w:rPr>
+              <w:t>The current state, the movement's type and strength, LED, buzzer, event count and the caregiver button</w:t>
             </w:r>
           </w:p>
         </w:tc>
@@ -7876,7 +9253,7 @@
         </w:trPr>
         <w:tc>
           <w:tcPr>
-            <w:tcW w:w="1621" w:type="dxa"/>
+            <w:tcW w:w="1441" w:type="dxa"/>
           </w:tcPr>
           <w:p>
             <w:pPr>
@@ -7893,7 +9270,7 @@
         </w:tc>
         <w:tc>
           <w:tcPr>
-            <w:tcW w:w="8017" w:type="dxa"/>
+            <w:tcW w:w="8197" w:type="dxa"/>
           </w:tcPr>
           <w:p>
             <w:pPr>
@@ -7916,7 +9293,7 @@
         </w:trPr>
         <w:tc>
           <w:tcPr>
-            <w:tcW w:w="1621" w:type="dxa"/>
+            <w:tcW w:w="1441" w:type="dxa"/>
           </w:tcPr>
           <w:p>
             <w:pPr>
@@ -7933,7 +9310,7 @@
         </w:tc>
         <w:tc>
           <w:tcPr>
-            <w:tcW w:w="8017" w:type="dxa"/>
+            <w:tcW w:w="8197" w:type="dxa"/>
           </w:tcPr>
           <w:p>
             <w:pPr>
@@ -7956,7 +9333,7 @@
         </w:trPr>
         <w:tc>
           <w:tcPr>
-            <w:tcW w:w="1621" w:type="dxa"/>
+            <w:tcW w:w="1441" w:type="dxa"/>
           </w:tcPr>
           <w:p>
             <w:pPr>
@@ -7973,18 +9350,18 @@
         </w:tc>
         <w:tc>
           <w:tcPr>
-            <w:tcW w:w="8017" w:type="dxa"/>
-          </w:tcPr>
-          <w:p>
-            <w:pPr>
-              <w:keepNext/>
-              <w:spacing w:after="0" w:line="240" w:lineRule="auto"/>
-            </w:pPr>
-            <w:r>
-              <w:rPr>
-                <w:sz w:val="19"/>
-              </w:rPr>
-              <w:t>Sliders for the thresholds and timing, with the matching lines for the sketch</w:t>
+            <w:tcW w:w="8197" w:type="dxa"/>
+          </w:tcPr>
+          <w:p>
+            <w:pPr>
+              <w:keepNext/>
+              <w:spacing w:after="0" w:line="240" w:lineRule="auto"/>
+            </w:pPr>
+            <w:r>
+              <w:rPr>
+                <w:sz w:val="19"/>
+              </w:rPr>
+              <w:t>Sliders for the thresholds and timing, saved automatically, with the matching lines for the sketch</w:t>
             </w:r>
           </w:p>
         </w:tc>
@@ -7996,7 +9373,7 @@
         </w:trPr>
         <w:tc>
           <w:tcPr>
-            <w:tcW w:w="1621" w:type="dxa"/>
+            <w:tcW w:w="1441" w:type="dxa"/>
           </w:tcPr>
           <w:p>
             <w:pPr>
@@ -8012,17 +9389,30 @@
         </w:tc>
         <w:tc>
           <w:tcPr>
-            <w:tcW w:w="8017" w:type="dxa"/>
-          </w:tcPr>
-          <w:p>
-            <w:pPr>
-              <w:spacing w:after="0" w:line="240" w:lineRule="auto"/>
-            </w:pPr>
-            <w:r>
-              <w:rPr>
-                <w:sz w:val="19"/>
-              </w:rPr>
-              <w:t>Each detected event: time, duration, peak values and which sensor tripped it</w:t>
+            <w:tcW w:w="8197" w:type="dxa"/>
+          </w:tcPr>
+          <w:p>
+            <w:pPr>
+              <w:spacing w:after="0" w:line="240" w:lineRule="auto"/>
+            </w:pPr>
+            <w:r>
+              <w:rPr>
+                <w:sz w:val="19"/>
+              </w:rPr>
+              <w:t xml:space="preserve">Each detected event: time, type, strength, duration, peak values and which sensor tripped it. </w:t>
+            </w:r>
+            <w:r>
+              <w:rPr>
+                <w:b/>
+                <w:sz w:val="19"/>
+              </w:rPr>
+              <w:t>Download as a file</w:t>
+            </w:r>
+            <w:r>
+              <w:rPr>
+                <w:sz w:val="19"/>
+              </w:rPr>
+              <w:t xml:space="preserve"> saves the log as a CSV spreadsheet file</w:t>
             </w:r>
           </w:p>
         </w:tc>
@@ -8032,11 +9422,11 @@
       <w:pPr>
         <w:pStyle w:val="Heading2"/>
       </w:pPr>
-      <w:bookmarkStart w:id="36" w:name="sec_how_the_simulation_works"/>
+      <w:bookmarkStart w:id="40" w:name="sec_how_the_simulation_works"/>
       <w:r>
         <w:t>How the simulation works</w:t>
       </w:r>
-      <w:bookmarkEnd w:id="36"/>
+      <w:bookmarkEnd w:id="40"/>
     </w:p>
     <w:p>
       <w:r>
@@ -8088,6 +9478,7 @@
         <w:spacing w:after="40"/>
       </w:pPr>
       <w:r>
+        <w:lastRenderedPageBreak/>
         <w:t>Random noise is added: 0.003 g on each accelerometer axis and 0.06 °/s on each gyroscope axis. The gyroscope also gets a fixed offset, which calibration removes.</w:t>
       </w:r>
     </w:p>
@@ -8123,12 +9514,11 @@
       <w:pPr>
         <w:pStyle w:val="Heading2"/>
       </w:pPr>
-      <w:bookmarkStart w:id="37" w:name="sec_the_six_movements"/>
-      <w:r>
-        <w:lastRenderedPageBreak/>
+      <w:bookmarkStart w:id="41" w:name="sec_the_six_movements"/>
+      <w:r>
         <w:t>The six movements</w:t>
       </w:r>
-      <w:bookmarkEnd w:id="37"/>
+      <w:bookmarkEnd w:id="41"/>
     </w:p>
     <w:tbl>
       <w:tblPr>
@@ -8453,11 +9843,11 @@
       <w:pPr>
         <w:pStyle w:val="Heading2"/>
       </w:pPr>
-      <w:bookmarkStart w:id="38" w:name="sec_showing_a_real_glove"/>
+      <w:bookmarkStart w:id="42" w:name="sec_showing_a_real_glove"/>
       <w:r>
         <w:t>Showing a real glove</w:t>
       </w:r>
-      <w:bookmarkEnd w:id="38"/>
+      <w:bookmarkEnd w:id="42"/>
     </w:p>
     <w:p>
       <w:pPr>
@@ -8477,7 +9867,7 @@
           <w:sz w:val="20"/>
           <w:shd w:val="clear" w:color="auto" w:fill="F1F3F5"/>
         </w:rPr>
-        <w:t>demo/index.html</w:t>
+        <w:t>index.html</w:t>
       </w:r>
       <w:r>
         <w:t xml:space="preserve"> in Chrome or Edge on a computer.</w:t>
@@ -8517,18 +9907,23 @@
     </w:p>
     <w:p>
       <w:r>
-        <w:t>The page then plots the real readings, tilts the drawn hand to match the glove, and sends slider changes to the Arduino as commands. This link has not yet been tested with a real board.</w:t>
+        <w:t>The page then plots the real readings and tilts the drawn hand to the roll and pitch the glove reports. Its sliders move to the settings the glove is using, and a slider change is sent to the glove as a command. This link has not yet been tested with a real board.</w:t>
+      </w:r>
+    </w:p>
+    <w:p>
+      <w:r>
+        <w:t>In the simulation the settings are kept in the browser, so they are still there after the page is reloaded. This stands in for the real glove's permanent memory.</w:t>
       </w:r>
     </w:p>
     <w:p>
       <w:pPr>
         <w:pStyle w:val="Heading1"/>
       </w:pPr>
-      <w:bookmarkStart w:id="39" w:name="sec_testing_and_results"/>
+      <w:bookmarkStart w:id="43" w:name="sec_testing_and_results"/>
       <w:r>
         <w:t>Testing and results</w:t>
       </w:r>
-      <w:bookmarkEnd w:id="39"/>
+      <w:bookmarkEnd w:id="43"/>
     </w:p>
     <w:p>
       <w:r>
@@ -8539,11 +9934,11 @@
       <w:pPr>
         <w:pStyle w:val="Heading2"/>
       </w:pPr>
-      <w:bookmarkStart w:id="40" w:name="sec_build"/>
+      <w:bookmarkStart w:id="44" w:name="sec_build"/>
       <w:r>
         <w:t>Build</w:t>
       </w:r>
-      <w:bookmarkEnd w:id="40"/>
+      <w:bookmarkEnd w:id="44"/>
     </w:p>
     <w:p>
       <w:r>
@@ -8690,7 +10085,7 @@
               <w:rPr>
                 <w:sz w:val="19"/>
               </w:rPr>
-              <w:t>12,018 of 32,256 bytes (37%)</w:t>
+              <w:t>15,008 of 32,256 bytes (46%)</w:t>
             </w:r>
           </w:p>
         </w:tc>
@@ -8707,7 +10102,7 @@
               <w:rPr>
                 <w:sz w:val="19"/>
               </w:rPr>
-              <w:t>728 of 2,048 bytes (35%)</w:t>
+              <w:t>775 of 2,048 bytes (37%)</w:t>
             </w:r>
           </w:p>
         </w:tc>
@@ -8745,7 +10140,7 @@
               <w:rPr>
                 <w:sz w:val="19"/>
               </w:rPr>
-              <w:t>12,018 of 30,720 bytes (39%)</w:t>
+              <w:t>15,008 of 30,720 bytes (48%)</w:t>
             </w:r>
           </w:p>
         </w:tc>
@@ -8761,7 +10156,7 @@
               <w:rPr>
                 <w:sz w:val="19"/>
               </w:rPr>
-              <w:t>728 of 2,048 bytes (35%)</w:t>
+              <w:t>775 of 2,048 bytes (37%)</w:t>
             </w:r>
           </w:p>
         </w:tc>
@@ -8771,15 +10166,15 @@
       <w:pPr>
         <w:pStyle w:val="Heading2"/>
       </w:pPr>
-      <w:bookmarkStart w:id="41" w:name="sec_simulated_movements"/>
+      <w:bookmarkStart w:id="45" w:name="sec_simulated_movements"/>
       <w:r>
         <w:t>Simulated movements</w:t>
       </w:r>
-      <w:bookmarkEnd w:id="41"/>
+      <w:bookmarkEnd w:id="45"/>
     </w:p>
     <w:p>
       <w:r>
-        <w:t>Each movement was played 40 times at the default settings, each time with different random sensor noise. Peaks are the highest seen across the 40 runs. Delay is the average time from the start of the movement to the alert.</w:t>
+        <w:t>Each movement was played 40 times at the default settings, each time with different random sensor noise. Peaks are the highest seen across the 40 runs. Delay is the average time from the start of the movement to the alert. The label is the type and strength the glove gave the movement, which was the same in all 40 runs.</w:t>
       </w:r>
     </w:p>
     <w:tbl>
@@ -8804,12 +10199,13 @@
         <w:tblLook w:val="04A0" w:firstRow="1" w:lastRow="0" w:firstColumn="1" w:lastColumn="0" w:noHBand="0" w:noVBand="1"/>
       </w:tblPr>
       <w:tblGrid>
+        <w:gridCol w:w="1286"/>
+        <w:gridCol w:w="1170"/>
+        <w:gridCol w:w="1911"/>
+        <w:gridCol w:w="1527"/>
+        <w:gridCol w:w="1239"/>
         <w:gridCol w:w="1374"/>
-        <w:gridCol w:w="1285"/>
-        <w:gridCol w:w="2254"/>
-        <w:gridCol w:w="1841"/>
-        <w:gridCol w:w="1511"/>
-        <w:gridCol w:w="1373"/>
+        <w:gridCol w:w="1131"/>
       </w:tblGrid>
       <w:tr>
         <w:trPr>
@@ -8819,6 +10215,127 @@
         </w:trPr>
         <w:tc>
           <w:tcPr>
+            <w:tcW w:w="1286" w:type="dxa"/>
+            <w:tcBorders>
+              <w:bottom w:val="single" w:sz="6" w:space="0" w:color="9AA3AE"/>
+            </w:tcBorders>
+            <w:shd w:val="clear" w:color="auto" w:fill="E4EDF8"/>
+            <w:vAlign w:val="bottom"/>
+          </w:tcPr>
+          <w:p>
+            <w:pPr>
+              <w:keepNext/>
+              <w:spacing w:after="0" w:line="240" w:lineRule="auto"/>
+            </w:pPr>
+            <w:r>
+              <w:rPr>
+                <w:b/>
+                <w:color w:val="1B2A41"/>
+                <w:sz w:val="19"/>
+              </w:rPr>
+              <w:lastRenderedPageBreak/>
+              <w:t>Movement</w:t>
+            </w:r>
+          </w:p>
+        </w:tc>
+        <w:tc>
+          <w:tcPr>
+            <w:tcW w:w="1170" w:type="dxa"/>
+            <w:tcBorders>
+              <w:bottom w:val="single" w:sz="6" w:space="0" w:color="9AA3AE"/>
+            </w:tcBorders>
+            <w:shd w:val="clear" w:color="auto" w:fill="E4EDF8"/>
+            <w:vAlign w:val="bottom"/>
+          </w:tcPr>
+          <w:p>
+            <w:pPr>
+              <w:keepNext/>
+              <w:spacing w:after="0" w:line="240" w:lineRule="auto"/>
+            </w:pPr>
+            <w:r>
+              <w:rPr>
+                <w:b/>
+                <w:color w:val="1B2A41"/>
+                <w:sz w:val="19"/>
+              </w:rPr>
+              <w:t>Runs detected</w:t>
+            </w:r>
+          </w:p>
+        </w:tc>
+        <w:tc>
+          <w:tcPr>
+            <w:tcW w:w="1911" w:type="dxa"/>
+            <w:tcBorders>
+              <w:bottom w:val="single" w:sz="6" w:space="0" w:color="9AA3AE"/>
+            </w:tcBorders>
+            <w:shd w:val="clear" w:color="auto" w:fill="E4EDF8"/>
+            <w:vAlign w:val="bottom"/>
+          </w:tcPr>
+          <w:p>
+            <w:pPr>
+              <w:keepNext/>
+              <w:spacing w:after="0" w:line="240" w:lineRule="auto"/>
+            </w:pPr>
+            <w:r>
+              <w:rPr>
+                <w:b/>
+                <w:color w:val="1B2A41"/>
+                <w:sz w:val="19"/>
+              </w:rPr>
+              <w:t>Peak acceleration change (g)</w:t>
+            </w:r>
+          </w:p>
+        </w:tc>
+        <w:tc>
+          <w:tcPr>
+            <w:tcW w:w="1527" w:type="dxa"/>
+            <w:tcBorders>
+              <w:bottom w:val="single" w:sz="6" w:space="0" w:color="9AA3AE"/>
+            </w:tcBorders>
+            <w:shd w:val="clear" w:color="auto" w:fill="E4EDF8"/>
+            <w:vAlign w:val="bottom"/>
+          </w:tcPr>
+          <w:p>
+            <w:pPr>
+              <w:keepNext/>
+              <w:spacing w:after="0" w:line="240" w:lineRule="auto"/>
+            </w:pPr>
+            <w:r>
+              <w:rPr>
+                <w:b/>
+                <w:color w:val="1B2A41"/>
+                <w:sz w:val="19"/>
+              </w:rPr>
+              <w:t>Peak rotation rate (°/s)</w:t>
+            </w:r>
+          </w:p>
+        </w:tc>
+        <w:tc>
+          <w:tcPr>
+            <w:tcW w:w="1239" w:type="dxa"/>
+            <w:tcBorders>
+              <w:bottom w:val="single" w:sz="6" w:space="0" w:color="9AA3AE"/>
+            </w:tcBorders>
+            <w:shd w:val="clear" w:color="auto" w:fill="E4EDF8"/>
+            <w:vAlign w:val="bottom"/>
+          </w:tcPr>
+          <w:p>
+            <w:pPr>
+              <w:keepNext/>
+              <w:spacing w:after="0" w:line="240" w:lineRule="auto"/>
+            </w:pPr>
+            <w:r>
+              <w:rPr>
+                <w:b/>
+                <w:color w:val="1B2A41"/>
+                <w:sz w:val="19"/>
+              </w:rPr>
+              <w:t>Delay to alert (ms)</w:t>
+            </w:r>
+          </w:p>
+        </w:tc>
+        <w:tc>
+          <w:tcPr>
             <w:tcW w:w="1374" w:type="dxa"/>
             <w:tcBorders>
               <w:bottom w:val="single" w:sz="6" w:space="0" w:color="9AA3AE"/>
@@ -8837,13 +10354,13 @@
                 <w:color w:val="1B2A41"/>
                 <w:sz w:val="19"/>
               </w:rPr>
-              <w:t>Movement</w:t>
-            </w:r>
-          </w:p>
-        </w:tc>
-        <w:tc>
-          <w:tcPr>
-            <w:tcW w:w="1285" w:type="dxa"/>
+              <w:t>Tripped by</w:t>
+            </w:r>
+          </w:p>
+        </w:tc>
+        <w:tc>
+          <w:tcPr>
+            <w:tcW w:w="1131" w:type="dxa"/>
             <w:tcBorders>
               <w:bottom w:val="single" w:sz="6" w:space="0" w:color="9AA3AE"/>
             </w:tcBorders>
@@ -8861,103 +10378,7 @@
                 <w:color w:val="1B2A41"/>
                 <w:sz w:val="19"/>
               </w:rPr>
-              <w:t>Runs detected</w:t>
-            </w:r>
-          </w:p>
-        </w:tc>
-        <w:tc>
-          <w:tcPr>
-            <w:tcW w:w="2254" w:type="dxa"/>
-            <w:tcBorders>
-              <w:bottom w:val="single" w:sz="6" w:space="0" w:color="9AA3AE"/>
-            </w:tcBorders>
-            <w:shd w:val="clear" w:color="auto" w:fill="E4EDF8"/>
-            <w:vAlign w:val="bottom"/>
-          </w:tcPr>
-          <w:p>
-            <w:pPr>
-              <w:keepNext/>
-              <w:spacing w:after="0" w:line="240" w:lineRule="auto"/>
-            </w:pPr>
-            <w:r>
-              <w:rPr>
-                <w:b/>
-                <w:color w:val="1B2A41"/>
-                <w:sz w:val="19"/>
-              </w:rPr>
-              <w:t>Peak acceleration change (g)</w:t>
-            </w:r>
-          </w:p>
-        </w:tc>
-        <w:tc>
-          <w:tcPr>
-            <w:tcW w:w="1841" w:type="dxa"/>
-            <w:tcBorders>
-              <w:bottom w:val="single" w:sz="6" w:space="0" w:color="9AA3AE"/>
-            </w:tcBorders>
-            <w:shd w:val="clear" w:color="auto" w:fill="E4EDF8"/>
-            <w:vAlign w:val="bottom"/>
-          </w:tcPr>
-          <w:p>
-            <w:pPr>
-              <w:keepNext/>
-              <w:spacing w:after="0" w:line="240" w:lineRule="auto"/>
-            </w:pPr>
-            <w:r>
-              <w:rPr>
-                <w:b/>
-                <w:color w:val="1B2A41"/>
-                <w:sz w:val="19"/>
-              </w:rPr>
-              <w:t>Peak rotation rate (°/s)</w:t>
-            </w:r>
-          </w:p>
-        </w:tc>
-        <w:tc>
-          <w:tcPr>
-            <w:tcW w:w="1511" w:type="dxa"/>
-            <w:tcBorders>
-              <w:bottom w:val="single" w:sz="6" w:space="0" w:color="9AA3AE"/>
-            </w:tcBorders>
-            <w:shd w:val="clear" w:color="auto" w:fill="E4EDF8"/>
-            <w:vAlign w:val="bottom"/>
-          </w:tcPr>
-          <w:p>
-            <w:pPr>
-              <w:keepNext/>
-              <w:spacing w:after="0" w:line="240" w:lineRule="auto"/>
-            </w:pPr>
-            <w:r>
-              <w:rPr>
-                <w:b/>
-                <w:color w:val="1B2A41"/>
-                <w:sz w:val="19"/>
-              </w:rPr>
-              <w:t>Delay to alert (ms)</w:t>
-            </w:r>
-          </w:p>
-        </w:tc>
-        <w:tc>
-          <w:tcPr>
-            <w:tcW w:w="1373" w:type="dxa"/>
-            <w:tcBorders>
-              <w:bottom w:val="single" w:sz="6" w:space="0" w:color="9AA3AE"/>
-            </w:tcBorders>
-            <w:shd w:val="clear" w:color="auto" w:fill="E4EDF8"/>
-            <w:vAlign w:val="bottom"/>
-          </w:tcPr>
-          <w:p>
-            <w:pPr>
-              <w:keepNext/>
-              <w:spacing w:after="0" w:line="240" w:lineRule="auto"/>
-            </w:pPr>
-            <w:r>
-              <w:rPr>
-                <w:b/>
-                <w:color w:val="1B2A41"/>
-                <w:sz w:val="19"/>
-              </w:rPr>
-              <w:t>Tripped by</w:t>
+              <w:t>Labelled</w:t>
             </w:r>
           </w:p>
         </w:tc>
@@ -8969,6 +10390,91 @@
         </w:trPr>
         <w:tc>
           <w:tcPr>
+            <w:tcW w:w="1286" w:type="dxa"/>
+          </w:tcPr>
+          <w:p>
+            <w:pPr>
+              <w:keepNext/>
+              <w:spacing w:after="0" w:line="240" w:lineRule="auto"/>
+            </w:pPr>
+            <w:r>
+              <w:rPr>
+                <w:sz w:val="19"/>
+              </w:rPr>
+              <w:t>Finger twitch</w:t>
+            </w:r>
+          </w:p>
+        </w:tc>
+        <w:tc>
+          <w:tcPr>
+            <w:tcW w:w="1170" w:type="dxa"/>
+          </w:tcPr>
+          <w:p>
+            <w:pPr>
+              <w:keepNext/>
+              <w:spacing w:after="0" w:line="240" w:lineRule="auto"/>
+            </w:pPr>
+            <w:r>
+              <w:rPr>
+                <w:sz w:val="19"/>
+              </w:rPr>
+              <w:t>40 of 40</w:t>
+            </w:r>
+          </w:p>
+        </w:tc>
+        <w:tc>
+          <w:tcPr>
+            <w:tcW w:w="1911" w:type="dxa"/>
+          </w:tcPr>
+          <w:p>
+            <w:pPr>
+              <w:keepNext/>
+              <w:spacing w:after="0" w:line="240" w:lineRule="auto"/>
+            </w:pPr>
+            <w:r>
+              <w:rPr>
+                <w:sz w:val="19"/>
+              </w:rPr>
+              <w:t>0.045</w:t>
+            </w:r>
+          </w:p>
+        </w:tc>
+        <w:tc>
+          <w:tcPr>
+            <w:tcW w:w="1527" w:type="dxa"/>
+          </w:tcPr>
+          <w:p>
+            <w:pPr>
+              <w:keepNext/>
+              <w:spacing w:after="0" w:line="240" w:lineRule="auto"/>
+            </w:pPr>
+            <w:r>
+              <w:rPr>
+                <w:sz w:val="19"/>
+              </w:rPr>
+              <w:t>6.9</w:t>
+            </w:r>
+          </w:p>
+        </w:tc>
+        <w:tc>
+          <w:tcPr>
+            <w:tcW w:w="1239" w:type="dxa"/>
+          </w:tcPr>
+          <w:p>
+            <w:pPr>
+              <w:keepNext/>
+              <w:spacing w:after="0" w:line="240" w:lineRule="auto"/>
+            </w:pPr>
+            <w:r>
+              <w:rPr>
+                <w:sz w:val="19"/>
+              </w:rPr>
+              <w:t>120</w:t>
+            </w:r>
+          </w:p>
+        </w:tc>
+        <w:tc>
+          <w:tcPr>
             <w:tcW w:w="1374" w:type="dxa"/>
           </w:tcPr>
           <w:p>
@@ -8980,92 +10486,24 @@
               <w:rPr>
                 <w:sz w:val="19"/>
               </w:rPr>
-              <w:t>Finger twitch</w:t>
-            </w:r>
-          </w:p>
-        </w:tc>
-        <w:tc>
-          <w:tcPr>
-            <w:tcW w:w="1285" w:type="dxa"/>
-          </w:tcPr>
-          <w:p>
-            <w:pPr>
-              <w:keepNext/>
-              <w:spacing w:after="0" w:line="240" w:lineRule="auto"/>
-            </w:pPr>
-            <w:r>
-              <w:rPr>
-                <w:sz w:val="19"/>
-              </w:rPr>
-              <w:t>40 of 40</w:t>
-            </w:r>
-          </w:p>
-        </w:tc>
-        <w:tc>
-          <w:tcPr>
-            <w:tcW w:w="2254" w:type="dxa"/>
-          </w:tcPr>
-          <w:p>
-            <w:pPr>
-              <w:keepNext/>
-              <w:spacing w:after="0" w:line="240" w:lineRule="auto"/>
-            </w:pPr>
-            <w:r>
-              <w:rPr>
-                <w:sz w:val="19"/>
-              </w:rPr>
-              <w:t>0.045</w:t>
-            </w:r>
-          </w:p>
-        </w:tc>
-        <w:tc>
-          <w:tcPr>
-            <w:tcW w:w="1841" w:type="dxa"/>
-          </w:tcPr>
-          <w:p>
-            <w:pPr>
-              <w:keepNext/>
-              <w:spacing w:after="0" w:line="240" w:lineRule="auto"/>
-            </w:pPr>
-            <w:r>
-              <w:rPr>
-                <w:sz w:val="19"/>
-              </w:rPr>
-              <w:t>6.9</w:t>
-            </w:r>
-          </w:p>
-        </w:tc>
-        <w:tc>
-          <w:tcPr>
-            <w:tcW w:w="1511" w:type="dxa"/>
-          </w:tcPr>
-          <w:p>
-            <w:pPr>
-              <w:keepNext/>
-              <w:spacing w:after="0" w:line="240" w:lineRule="auto"/>
-            </w:pPr>
-            <w:r>
-              <w:rPr>
-                <w:sz w:val="19"/>
-              </w:rPr>
-              <w:t>120</w:t>
-            </w:r>
-          </w:p>
-        </w:tc>
-        <w:tc>
-          <w:tcPr>
-            <w:tcW w:w="1373" w:type="dxa"/>
-          </w:tcPr>
-          <w:p>
-            <w:pPr>
-              <w:keepNext/>
-              <w:spacing w:after="0" w:line="240" w:lineRule="auto"/>
-            </w:pPr>
-            <w:r>
-              <w:rPr>
-                <w:sz w:val="19"/>
-              </w:rPr>
               <w:t>Both sensors</w:t>
+            </w:r>
+          </w:p>
+        </w:tc>
+        <w:tc>
+          <w:tcPr>
+            <w:tcW w:w="1131" w:type="dxa"/>
+          </w:tcPr>
+          <w:p>
+            <w:pPr>
+              <w:keepNext/>
+              <w:spacing w:after="0" w:line="240" w:lineRule="auto"/>
+            </w:pPr>
+            <w:r>
+              <w:rPr>
+                <w:sz w:val="19"/>
+              </w:rPr>
+              <w:t>Short, small</w:t>
             </w:r>
           </w:p>
         </w:tc>
@@ -9077,6 +10515,91 @@
         </w:trPr>
         <w:tc>
           <w:tcPr>
+            <w:tcW w:w="1286" w:type="dxa"/>
+          </w:tcPr>
+          <w:p>
+            <w:pPr>
+              <w:keepNext/>
+              <w:spacing w:after="0" w:line="240" w:lineRule="auto"/>
+            </w:pPr>
+            <w:r>
+              <w:rPr>
+                <w:sz w:val="19"/>
+              </w:rPr>
+              <w:t>Faint finger flex</w:t>
+            </w:r>
+          </w:p>
+        </w:tc>
+        <w:tc>
+          <w:tcPr>
+            <w:tcW w:w="1170" w:type="dxa"/>
+          </w:tcPr>
+          <w:p>
+            <w:pPr>
+              <w:keepNext/>
+              <w:spacing w:after="0" w:line="240" w:lineRule="auto"/>
+            </w:pPr>
+            <w:r>
+              <w:rPr>
+                <w:sz w:val="19"/>
+              </w:rPr>
+              <w:t>0 of 40</w:t>
+            </w:r>
+          </w:p>
+        </w:tc>
+        <w:tc>
+          <w:tcPr>
+            <w:tcW w:w="1911" w:type="dxa"/>
+          </w:tcPr>
+          <w:p>
+            <w:pPr>
+              <w:keepNext/>
+              <w:spacing w:after="0" w:line="240" w:lineRule="auto"/>
+            </w:pPr>
+            <w:r>
+              <w:rPr>
+                <w:sz w:val="19"/>
+              </w:rPr>
+              <w:t>0.011</w:t>
+            </w:r>
+          </w:p>
+        </w:tc>
+        <w:tc>
+          <w:tcPr>
+            <w:tcW w:w="1527" w:type="dxa"/>
+          </w:tcPr>
+          <w:p>
+            <w:pPr>
+              <w:keepNext/>
+              <w:spacing w:after="0" w:line="240" w:lineRule="auto"/>
+            </w:pPr>
+            <w:r>
+              <w:rPr>
+                <w:sz w:val="19"/>
+              </w:rPr>
+              <w:t>1.3</w:t>
+            </w:r>
+          </w:p>
+        </w:tc>
+        <w:tc>
+          <w:tcPr>
+            <w:tcW w:w="1239" w:type="dxa"/>
+          </w:tcPr>
+          <w:p>
+            <w:pPr>
+              <w:keepNext/>
+              <w:spacing w:after="0" w:line="240" w:lineRule="auto"/>
+            </w:pPr>
+            <w:r>
+              <w:rPr>
+                <w:sz w:val="19"/>
+              </w:rPr>
+              <w:t>none</w:t>
+            </w:r>
+          </w:p>
+        </w:tc>
+        <w:tc>
+          <w:tcPr>
             <w:tcW w:w="1374" w:type="dxa"/>
           </w:tcPr>
           <w:p>
@@ -9088,64 +10611,13 @@
               <w:rPr>
                 <w:sz w:val="19"/>
               </w:rPr>
-              <w:t>Faint finger flex</w:t>
-            </w:r>
-          </w:p>
-        </w:tc>
-        <w:tc>
-          <w:tcPr>
-            <w:tcW w:w="1285" w:type="dxa"/>
-          </w:tcPr>
-          <w:p>
-            <w:pPr>
-              <w:keepNext/>
-              <w:spacing w:after="0" w:line="240" w:lineRule="auto"/>
-            </w:pPr>
-            <w:r>
-              <w:rPr>
-                <w:sz w:val="19"/>
-              </w:rPr>
-              <w:t>0 of 40</w:t>
-            </w:r>
-          </w:p>
-        </w:tc>
-        <w:tc>
-          <w:tcPr>
-            <w:tcW w:w="2254" w:type="dxa"/>
-          </w:tcPr>
-          <w:p>
-            <w:pPr>
-              <w:keepNext/>
-              <w:spacing w:after="0" w:line="240" w:lineRule="auto"/>
-            </w:pPr>
-            <w:r>
-              <w:rPr>
-                <w:sz w:val="19"/>
-              </w:rPr>
-              <w:t>0.011</w:t>
-            </w:r>
-          </w:p>
-        </w:tc>
-        <w:tc>
-          <w:tcPr>
-            <w:tcW w:w="1841" w:type="dxa"/>
-          </w:tcPr>
-          <w:p>
-            <w:pPr>
-              <w:keepNext/>
-              <w:spacing w:after="0" w:line="240" w:lineRule="auto"/>
-            </w:pPr>
-            <w:r>
-              <w:rPr>
-                <w:sz w:val="19"/>
-              </w:rPr>
-              <w:t>1.3</w:t>
-            </w:r>
-          </w:p>
-        </w:tc>
-        <w:tc>
-          <w:tcPr>
-            <w:tcW w:w="1511" w:type="dxa"/>
+              <w:t>Neither</w:t>
+            </w:r>
+          </w:p>
+        </w:tc>
+        <w:tc>
+          <w:tcPr>
+            <w:tcW w:w="1131" w:type="dxa"/>
           </w:tcPr>
           <w:p>
             <w:pPr>
@@ -9157,23 +10629,6 @@
                 <w:sz w:val="19"/>
               </w:rPr>
               <w:t>none</w:t>
-            </w:r>
-          </w:p>
-        </w:tc>
-        <w:tc>
-          <w:tcPr>
-            <w:tcW w:w="1373" w:type="dxa"/>
-          </w:tcPr>
-          <w:p>
-            <w:pPr>
-              <w:keepNext/>
-              <w:spacing w:after="0" w:line="240" w:lineRule="auto"/>
-            </w:pPr>
-            <w:r>
-              <w:rPr>
-                <w:sz w:val="19"/>
-              </w:rPr>
-              <w:t>Neither</w:t>
             </w:r>
           </w:p>
         </w:tc>
@@ -9185,6 +10640,91 @@
         </w:trPr>
         <w:tc>
           <w:tcPr>
+            <w:tcW w:w="1286" w:type="dxa"/>
+          </w:tcPr>
+          <w:p>
+            <w:pPr>
+              <w:keepNext/>
+              <w:spacing w:after="0" w:line="240" w:lineRule="auto"/>
+            </w:pPr>
+            <w:r>
+              <w:rPr>
+                <w:sz w:val="19"/>
+              </w:rPr>
+              <w:t>Tremor</w:t>
+            </w:r>
+          </w:p>
+        </w:tc>
+        <w:tc>
+          <w:tcPr>
+            <w:tcW w:w="1170" w:type="dxa"/>
+          </w:tcPr>
+          <w:p>
+            <w:pPr>
+              <w:keepNext/>
+              <w:spacing w:after="0" w:line="240" w:lineRule="auto"/>
+            </w:pPr>
+            <w:r>
+              <w:rPr>
+                <w:sz w:val="19"/>
+              </w:rPr>
+              <w:t>40 of 40</w:t>
+            </w:r>
+          </w:p>
+        </w:tc>
+        <w:tc>
+          <w:tcPr>
+            <w:tcW w:w="1911" w:type="dxa"/>
+          </w:tcPr>
+          <w:p>
+            <w:pPr>
+              <w:keepNext/>
+              <w:spacing w:after="0" w:line="240" w:lineRule="auto"/>
+            </w:pPr>
+            <w:r>
+              <w:rPr>
+                <w:sz w:val="19"/>
+              </w:rPr>
+              <w:t>0.045</w:t>
+            </w:r>
+          </w:p>
+        </w:tc>
+        <w:tc>
+          <w:tcPr>
+            <w:tcW w:w="1527" w:type="dxa"/>
+          </w:tcPr>
+          <w:p>
+            <w:pPr>
+              <w:keepNext/>
+              <w:spacing w:after="0" w:line="240" w:lineRule="auto"/>
+            </w:pPr>
+            <w:r>
+              <w:rPr>
+                <w:sz w:val="19"/>
+              </w:rPr>
+              <w:t>8.9</w:t>
+            </w:r>
+          </w:p>
+        </w:tc>
+        <w:tc>
+          <w:tcPr>
+            <w:tcW w:w="1239" w:type="dxa"/>
+          </w:tcPr>
+          <w:p>
+            <w:pPr>
+              <w:keepNext/>
+              <w:spacing w:after="0" w:line="240" w:lineRule="auto"/>
+            </w:pPr>
+            <w:r>
+              <w:rPr>
+                <w:sz w:val="19"/>
+              </w:rPr>
+              <w:t>280</w:t>
+            </w:r>
+          </w:p>
+        </w:tc>
+        <w:tc>
+          <w:tcPr>
             <w:tcW w:w="1374" w:type="dxa"/>
           </w:tcPr>
           <w:p>
@@ -9196,92 +10736,24 @@
               <w:rPr>
                 <w:sz w:val="19"/>
               </w:rPr>
-              <w:t>Tremor</w:t>
-            </w:r>
-          </w:p>
-        </w:tc>
-        <w:tc>
-          <w:tcPr>
-            <w:tcW w:w="1285" w:type="dxa"/>
-          </w:tcPr>
-          <w:p>
-            <w:pPr>
-              <w:keepNext/>
-              <w:spacing w:after="0" w:line="240" w:lineRule="auto"/>
-            </w:pPr>
-            <w:r>
-              <w:rPr>
-                <w:sz w:val="19"/>
-              </w:rPr>
-              <w:t>40 of 40</w:t>
-            </w:r>
-          </w:p>
-        </w:tc>
-        <w:tc>
-          <w:tcPr>
-            <w:tcW w:w="2254" w:type="dxa"/>
-          </w:tcPr>
-          <w:p>
-            <w:pPr>
-              <w:keepNext/>
-              <w:spacing w:after="0" w:line="240" w:lineRule="auto"/>
-            </w:pPr>
-            <w:r>
-              <w:rPr>
-                <w:sz w:val="19"/>
-              </w:rPr>
-              <w:t>0.045</w:t>
-            </w:r>
-          </w:p>
-        </w:tc>
-        <w:tc>
-          <w:tcPr>
-            <w:tcW w:w="1841" w:type="dxa"/>
-          </w:tcPr>
-          <w:p>
-            <w:pPr>
-              <w:keepNext/>
-              <w:spacing w:after="0" w:line="240" w:lineRule="auto"/>
-            </w:pPr>
-            <w:r>
-              <w:rPr>
-                <w:sz w:val="19"/>
-              </w:rPr>
-              <w:t>8.9</w:t>
-            </w:r>
-          </w:p>
-        </w:tc>
-        <w:tc>
-          <w:tcPr>
-            <w:tcW w:w="1511" w:type="dxa"/>
-          </w:tcPr>
-          <w:p>
-            <w:pPr>
-              <w:keepNext/>
-              <w:spacing w:after="0" w:line="240" w:lineRule="auto"/>
-            </w:pPr>
-            <w:r>
-              <w:rPr>
-                <w:sz w:val="19"/>
-              </w:rPr>
-              <w:t>280</w:t>
-            </w:r>
-          </w:p>
-        </w:tc>
-        <w:tc>
-          <w:tcPr>
-            <w:tcW w:w="1373" w:type="dxa"/>
-          </w:tcPr>
-          <w:p>
-            <w:pPr>
-              <w:keepNext/>
-              <w:spacing w:after="0" w:line="240" w:lineRule="auto"/>
-            </w:pPr>
-            <w:r>
-              <w:rPr>
-                <w:sz w:val="19"/>
-              </w:rPr>
               <w:t>Both sensors</w:t>
+            </w:r>
+          </w:p>
+        </w:tc>
+        <w:tc>
+          <w:tcPr>
+            <w:tcW w:w="1131" w:type="dxa"/>
+          </w:tcPr>
+          <w:p>
+            <w:pPr>
+              <w:keepNext/>
+              <w:spacing w:after="0" w:line="240" w:lineRule="auto"/>
+            </w:pPr>
+            <w:r>
+              <w:rPr>
+                <w:sz w:val="19"/>
+              </w:rPr>
+              <w:t>Shaking, small</w:t>
             </w:r>
           </w:p>
         </w:tc>
@@ -9293,6 +10765,91 @@
         </w:trPr>
         <w:tc>
           <w:tcPr>
+            <w:tcW w:w="1286" w:type="dxa"/>
+          </w:tcPr>
+          <w:p>
+            <w:pPr>
+              <w:keepNext/>
+              <w:spacing w:after="0" w:line="240" w:lineRule="auto"/>
+            </w:pPr>
+            <w:r>
+              <w:rPr>
+                <w:sz w:val="19"/>
+              </w:rPr>
+              <w:t>Wrist turn</w:t>
+            </w:r>
+          </w:p>
+        </w:tc>
+        <w:tc>
+          <w:tcPr>
+            <w:tcW w:w="1170" w:type="dxa"/>
+          </w:tcPr>
+          <w:p>
+            <w:pPr>
+              <w:keepNext/>
+              <w:spacing w:after="0" w:line="240" w:lineRule="auto"/>
+            </w:pPr>
+            <w:r>
+              <w:rPr>
+                <w:sz w:val="19"/>
+              </w:rPr>
+              <w:t>40 of 40</w:t>
+            </w:r>
+          </w:p>
+        </w:tc>
+        <w:tc>
+          <w:tcPr>
+            <w:tcW w:w="1911" w:type="dxa"/>
+          </w:tcPr>
+          <w:p>
+            <w:pPr>
+              <w:keepNext/>
+              <w:spacing w:after="0" w:line="240" w:lineRule="auto"/>
+            </w:pPr>
+            <w:r>
+              <w:rPr>
+                <w:sz w:val="19"/>
+              </w:rPr>
+              <w:t>0.307</w:t>
+            </w:r>
+          </w:p>
+        </w:tc>
+        <w:tc>
+          <w:tcPr>
+            <w:tcW w:w="1527" w:type="dxa"/>
+          </w:tcPr>
+          <w:p>
+            <w:pPr>
+              <w:keepNext/>
+              <w:spacing w:after="0" w:line="240" w:lineRule="auto"/>
+            </w:pPr>
+            <w:r>
+              <w:rPr>
+                <w:sz w:val="19"/>
+              </w:rPr>
+              <w:t>80.2</w:t>
+            </w:r>
+          </w:p>
+        </w:tc>
+        <w:tc>
+          <w:tcPr>
+            <w:tcW w:w="1239" w:type="dxa"/>
+          </w:tcPr>
+          <w:p>
+            <w:pPr>
+              <w:keepNext/>
+              <w:spacing w:after="0" w:line="240" w:lineRule="auto"/>
+            </w:pPr>
+            <w:r>
+              <w:rPr>
+                <w:sz w:val="19"/>
+              </w:rPr>
+              <w:t>140</w:t>
+            </w:r>
+          </w:p>
+        </w:tc>
+        <w:tc>
+          <w:tcPr>
             <w:tcW w:w="1374" w:type="dxa"/>
           </w:tcPr>
           <w:p>
@@ -9304,92 +10861,24 @@
               <w:rPr>
                 <w:sz w:val="19"/>
               </w:rPr>
-              <w:t>Wrist turn</w:t>
-            </w:r>
-          </w:p>
-        </w:tc>
-        <w:tc>
-          <w:tcPr>
-            <w:tcW w:w="1285" w:type="dxa"/>
-          </w:tcPr>
-          <w:p>
-            <w:pPr>
-              <w:keepNext/>
-              <w:spacing w:after="0" w:line="240" w:lineRule="auto"/>
-            </w:pPr>
-            <w:r>
-              <w:rPr>
-                <w:sz w:val="19"/>
-              </w:rPr>
-              <w:t>40 of 40</w:t>
-            </w:r>
-          </w:p>
-        </w:tc>
-        <w:tc>
-          <w:tcPr>
-            <w:tcW w:w="2254" w:type="dxa"/>
-          </w:tcPr>
-          <w:p>
-            <w:pPr>
-              <w:keepNext/>
-              <w:spacing w:after="0" w:line="240" w:lineRule="auto"/>
-            </w:pPr>
-            <w:r>
-              <w:rPr>
-                <w:sz w:val="19"/>
-              </w:rPr>
-              <w:t>0.307</w:t>
-            </w:r>
-          </w:p>
-        </w:tc>
-        <w:tc>
-          <w:tcPr>
-            <w:tcW w:w="1841" w:type="dxa"/>
-          </w:tcPr>
-          <w:p>
-            <w:pPr>
-              <w:keepNext/>
-              <w:spacing w:after="0" w:line="240" w:lineRule="auto"/>
-            </w:pPr>
-            <w:r>
-              <w:rPr>
-                <w:sz w:val="19"/>
-              </w:rPr>
-              <w:t>80.2</w:t>
-            </w:r>
-          </w:p>
-        </w:tc>
-        <w:tc>
-          <w:tcPr>
-            <w:tcW w:w="1511" w:type="dxa"/>
-          </w:tcPr>
-          <w:p>
-            <w:pPr>
-              <w:keepNext/>
-              <w:spacing w:after="0" w:line="240" w:lineRule="auto"/>
-            </w:pPr>
-            <w:r>
-              <w:rPr>
-                <w:sz w:val="19"/>
-              </w:rPr>
-              <w:t>140</w:t>
-            </w:r>
-          </w:p>
-        </w:tc>
-        <w:tc>
-          <w:tcPr>
-            <w:tcW w:w="1373" w:type="dxa"/>
-          </w:tcPr>
-          <w:p>
-            <w:pPr>
-              <w:keepNext/>
-              <w:spacing w:after="0" w:line="240" w:lineRule="auto"/>
-            </w:pPr>
-            <w:r>
-              <w:rPr>
-                <w:sz w:val="19"/>
-              </w:rPr>
               <w:t>Both sensors</w:t>
+            </w:r>
+          </w:p>
+        </w:tc>
+        <w:tc>
+          <w:tcPr>
+            <w:tcW w:w="1131" w:type="dxa"/>
+          </w:tcPr>
+          <w:p>
+            <w:pPr>
+              <w:keepNext/>
+              <w:spacing w:after="0" w:line="240" w:lineRule="auto"/>
+            </w:pPr>
+            <w:r>
+              <w:rPr>
+                <w:sz w:val="19"/>
+              </w:rPr>
+              <w:t>Long, big</w:t>
             </w:r>
           </w:p>
         </w:tc>
@@ -9401,6 +10890,91 @@
         </w:trPr>
         <w:tc>
           <w:tcPr>
+            <w:tcW w:w="1286" w:type="dxa"/>
+          </w:tcPr>
+          <w:p>
+            <w:pPr>
+              <w:keepNext/>
+              <w:spacing w:after="0" w:line="240" w:lineRule="auto"/>
+            </w:pPr>
+            <w:r>
+              <w:rPr>
+                <w:sz w:val="19"/>
+              </w:rPr>
+              <w:t>Hand lift</w:t>
+            </w:r>
+          </w:p>
+        </w:tc>
+        <w:tc>
+          <w:tcPr>
+            <w:tcW w:w="1170" w:type="dxa"/>
+          </w:tcPr>
+          <w:p>
+            <w:pPr>
+              <w:keepNext/>
+              <w:spacing w:after="0" w:line="240" w:lineRule="auto"/>
+            </w:pPr>
+            <w:r>
+              <w:rPr>
+                <w:sz w:val="19"/>
+              </w:rPr>
+              <w:t>40 of 40</w:t>
+            </w:r>
+          </w:p>
+        </w:tc>
+        <w:tc>
+          <w:tcPr>
+            <w:tcW w:w="1911" w:type="dxa"/>
+          </w:tcPr>
+          <w:p>
+            <w:pPr>
+              <w:keepNext/>
+              <w:spacing w:after="0" w:line="240" w:lineRule="auto"/>
+            </w:pPr>
+            <w:r>
+              <w:rPr>
+                <w:sz w:val="19"/>
+              </w:rPr>
+              <w:t>0.168</w:t>
+            </w:r>
+          </w:p>
+        </w:tc>
+        <w:tc>
+          <w:tcPr>
+            <w:tcW w:w="1527" w:type="dxa"/>
+          </w:tcPr>
+          <w:p>
+            <w:pPr>
+              <w:keepNext/>
+              <w:spacing w:after="0" w:line="240" w:lineRule="auto"/>
+            </w:pPr>
+            <w:r>
+              <w:rPr>
+                <w:sz w:val="19"/>
+              </w:rPr>
+              <w:t>40.1</w:t>
+            </w:r>
+          </w:p>
+        </w:tc>
+        <w:tc>
+          <w:tcPr>
+            <w:tcW w:w="1239" w:type="dxa"/>
+          </w:tcPr>
+          <w:p>
+            <w:pPr>
+              <w:keepNext/>
+              <w:spacing w:after="0" w:line="240" w:lineRule="auto"/>
+            </w:pPr>
+            <w:r>
+              <w:rPr>
+                <w:sz w:val="19"/>
+              </w:rPr>
+              <w:t>160</w:t>
+            </w:r>
+          </w:p>
+        </w:tc>
+        <w:tc>
+          <w:tcPr>
             <w:tcW w:w="1374" w:type="dxa"/>
           </w:tcPr>
           <w:p>
@@ -9412,92 +10986,24 @@
               <w:rPr>
                 <w:sz w:val="19"/>
               </w:rPr>
-              <w:t>Hand lift</w:t>
-            </w:r>
-          </w:p>
-        </w:tc>
-        <w:tc>
-          <w:tcPr>
-            <w:tcW w:w="1285" w:type="dxa"/>
-          </w:tcPr>
-          <w:p>
-            <w:pPr>
-              <w:keepNext/>
-              <w:spacing w:after="0" w:line="240" w:lineRule="auto"/>
-            </w:pPr>
-            <w:r>
-              <w:rPr>
-                <w:sz w:val="19"/>
-              </w:rPr>
-              <w:t>40 of 40</w:t>
-            </w:r>
-          </w:p>
-        </w:tc>
-        <w:tc>
-          <w:tcPr>
-            <w:tcW w:w="2254" w:type="dxa"/>
-          </w:tcPr>
-          <w:p>
-            <w:pPr>
-              <w:keepNext/>
-              <w:spacing w:after="0" w:line="240" w:lineRule="auto"/>
-            </w:pPr>
-            <w:r>
-              <w:rPr>
-                <w:sz w:val="19"/>
-              </w:rPr>
-              <w:t>0.168</w:t>
-            </w:r>
-          </w:p>
-        </w:tc>
-        <w:tc>
-          <w:tcPr>
-            <w:tcW w:w="1841" w:type="dxa"/>
-          </w:tcPr>
-          <w:p>
-            <w:pPr>
-              <w:keepNext/>
-              <w:spacing w:after="0" w:line="240" w:lineRule="auto"/>
-            </w:pPr>
-            <w:r>
-              <w:rPr>
-                <w:sz w:val="19"/>
-              </w:rPr>
-              <w:t>40.1</w:t>
-            </w:r>
-          </w:p>
-        </w:tc>
-        <w:tc>
-          <w:tcPr>
-            <w:tcW w:w="1511" w:type="dxa"/>
-          </w:tcPr>
-          <w:p>
-            <w:pPr>
-              <w:keepNext/>
-              <w:spacing w:after="0" w:line="240" w:lineRule="auto"/>
-            </w:pPr>
-            <w:r>
-              <w:rPr>
-                <w:sz w:val="19"/>
-              </w:rPr>
-              <w:t>160</w:t>
-            </w:r>
-          </w:p>
-        </w:tc>
-        <w:tc>
-          <w:tcPr>
-            <w:tcW w:w="1373" w:type="dxa"/>
-          </w:tcPr>
-          <w:p>
-            <w:pPr>
-              <w:keepNext/>
-              <w:spacing w:after="0" w:line="240" w:lineRule="auto"/>
-            </w:pPr>
-            <w:r>
-              <w:rPr>
-                <w:sz w:val="19"/>
-              </w:rPr>
               <w:t>Both sensors</w:t>
+            </w:r>
+          </w:p>
+        </w:tc>
+        <w:tc>
+          <w:tcPr>
+            <w:tcW w:w="1131" w:type="dxa"/>
+          </w:tcPr>
+          <w:p>
+            <w:pPr>
+              <w:keepNext/>
+              <w:spacing w:after="0" w:line="240" w:lineRule="auto"/>
+            </w:pPr>
+            <w:r>
+              <w:rPr>
+                <w:sz w:val="19"/>
+              </w:rPr>
+              <w:t>Long, big</w:t>
             </w:r>
           </w:p>
         </w:tc>
@@ -9509,6 +11015,86 @@
         </w:trPr>
         <w:tc>
           <w:tcPr>
+            <w:tcW w:w="1286" w:type="dxa"/>
+          </w:tcPr>
+          <w:p>
+            <w:pPr>
+              <w:spacing w:after="0" w:line="240" w:lineRule="auto"/>
+            </w:pPr>
+            <w:r>
+              <w:rPr>
+                <w:sz w:val="19"/>
+              </w:rPr>
+              <w:t>Bed bump</w:t>
+            </w:r>
+          </w:p>
+        </w:tc>
+        <w:tc>
+          <w:tcPr>
+            <w:tcW w:w="1170" w:type="dxa"/>
+          </w:tcPr>
+          <w:p>
+            <w:pPr>
+              <w:spacing w:after="0" w:line="240" w:lineRule="auto"/>
+            </w:pPr>
+            <w:r>
+              <w:rPr>
+                <w:sz w:val="19"/>
+              </w:rPr>
+              <w:t>40 of 40</w:t>
+            </w:r>
+          </w:p>
+        </w:tc>
+        <w:tc>
+          <w:tcPr>
+            <w:tcW w:w="1911" w:type="dxa"/>
+          </w:tcPr>
+          <w:p>
+            <w:pPr>
+              <w:spacing w:after="0" w:line="240" w:lineRule="auto"/>
+            </w:pPr>
+            <w:r>
+              <w:rPr>
+                <w:sz w:val="19"/>
+              </w:rPr>
+              <w:t>0.087</w:t>
+            </w:r>
+          </w:p>
+        </w:tc>
+        <w:tc>
+          <w:tcPr>
+            <w:tcW w:w="1527" w:type="dxa"/>
+          </w:tcPr>
+          <w:p>
+            <w:pPr>
+              <w:spacing w:after="0" w:line="240" w:lineRule="auto"/>
+            </w:pPr>
+            <w:r>
+              <w:rPr>
+                <w:sz w:val="19"/>
+              </w:rPr>
+              <w:t>0.5</w:t>
+            </w:r>
+          </w:p>
+        </w:tc>
+        <w:tc>
+          <w:tcPr>
+            <w:tcW w:w="1239" w:type="dxa"/>
+          </w:tcPr>
+          <w:p>
+            <w:pPr>
+              <w:spacing w:after="0" w:line="240" w:lineRule="auto"/>
+            </w:pPr>
+            <w:r>
+              <w:rPr>
+                <w:sz w:val="19"/>
+              </w:rPr>
+              <w:t>80</w:t>
+            </w:r>
+          </w:p>
+        </w:tc>
+        <w:tc>
+          <w:tcPr>
             <w:tcW w:w="1374" w:type="dxa"/>
           </w:tcPr>
           <w:p>
@@ -9519,87 +11105,23 @@
               <w:rPr>
                 <w:sz w:val="19"/>
               </w:rPr>
-              <w:t>Bed bump</w:t>
-            </w:r>
-          </w:p>
-        </w:tc>
-        <w:tc>
-          <w:tcPr>
-            <w:tcW w:w="1285" w:type="dxa"/>
-          </w:tcPr>
-          <w:p>
-            <w:pPr>
-              <w:spacing w:after="0" w:line="240" w:lineRule="auto"/>
-            </w:pPr>
-            <w:r>
-              <w:rPr>
-                <w:sz w:val="19"/>
-              </w:rPr>
-              <w:t>40 of 40</w:t>
-            </w:r>
-          </w:p>
-        </w:tc>
-        <w:tc>
-          <w:tcPr>
-            <w:tcW w:w="2254" w:type="dxa"/>
-          </w:tcPr>
-          <w:p>
-            <w:pPr>
-              <w:spacing w:after="0" w:line="240" w:lineRule="auto"/>
-            </w:pPr>
-            <w:r>
-              <w:rPr>
-                <w:sz w:val="19"/>
-              </w:rPr>
-              <w:t>0.087</w:t>
-            </w:r>
-          </w:p>
-        </w:tc>
-        <w:tc>
-          <w:tcPr>
-            <w:tcW w:w="1841" w:type="dxa"/>
-          </w:tcPr>
-          <w:p>
-            <w:pPr>
-              <w:spacing w:after="0" w:line="240" w:lineRule="auto"/>
-            </w:pPr>
-            <w:r>
-              <w:rPr>
-                <w:sz w:val="19"/>
-              </w:rPr>
-              <w:t>0.5</w:t>
-            </w:r>
-          </w:p>
-        </w:tc>
-        <w:tc>
-          <w:tcPr>
-            <w:tcW w:w="1511" w:type="dxa"/>
-          </w:tcPr>
-          <w:p>
-            <w:pPr>
-              <w:spacing w:after="0" w:line="240" w:lineRule="auto"/>
-            </w:pPr>
-            <w:r>
-              <w:rPr>
-                <w:sz w:val="19"/>
-              </w:rPr>
-              <w:t>80</w:t>
-            </w:r>
-          </w:p>
-        </w:tc>
-        <w:tc>
-          <w:tcPr>
-            <w:tcW w:w="1373" w:type="dxa"/>
-          </w:tcPr>
-          <w:p>
-            <w:pPr>
-              <w:spacing w:after="0" w:line="240" w:lineRule="auto"/>
-            </w:pPr>
-            <w:r>
-              <w:rPr>
-                <w:sz w:val="19"/>
-              </w:rPr>
               <w:t>Accelerometer</w:t>
+            </w:r>
+          </w:p>
+        </w:tc>
+        <w:tc>
+          <w:tcPr>
+            <w:tcW w:w="1131" w:type="dxa"/>
+          </w:tcPr>
+          <w:p>
+            <w:pPr>
+              <w:spacing w:after="0" w:line="240" w:lineRule="auto"/>
+            </w:pPr>
+            <w:r>
+              <w:rPr>
+                <w:sz w:val="19"/>
+              </w:rPr>
+              <w:t>Short, small</w:t>
             </w:r>
           </w:p>
         </w:tc>
@@ -9610,19 +11132,18 @@
         <w:spacing w:before="160"/>
       </w:pPr>
       <w:r>
-        <w:t>The default thresholds are 0.030 g and 3.0 °/s. The bed bump shows why both sensors are used: it barely rotates the hand, so only the accelerometer catches it.</w:t>
+        <w:t>The default thresholds are 0.030 g and 3.0 °/s, so a movement counts as big from 0.120 g or 12 °/s. The bed bump shows why both sensors are used: it barely rotates the hand, so only the accelerometer catches it.</w:t>
       </w:r>
     </w:p>
     <w:p>
       <w:pPr>
         <w:pStyle w:val="Heading2"/>
       </w:pPr>
-      <w:bookmarkStart w:id="42" w:name="sec_other_simulated_checks"/>
-      <w:r>
-        <w:lastRenderedPageBreak/>
+      <w:bookmarkStart w:id="46" w:name="sec_other_simulated_checks"/>
+      <w:r>
         <w:t>Other simulated checks</w:t>
       </w:r>
-      <w:bookmarkEnd w:id="42"/>
+      <w:bookmarkEnd w:id="46"/>
     </w:p>
     <w:tbl>
       <w:tblPr>
@@ -9646,8 +11167,8 @@
         <w:tblLook w:val="04A0" w:firstRow="1" w:lastRow="0" w:firstColumn="1" w:lastColumn="0" w:noHBand="0" w:noVBand="1"/>
       </w:tblPr>
       <w:tblGrid>
-        <w:gridCol w:w="4639"/>
-        <w:gridCol w:w="4999"/>
+        <w:gridCol w:w="4649"/>
+        <w:gridCol w:w="4989"/>
       </w:tblGrid>
       <w:tr>
         <w:trPr>
@@ -9657,7 +11178,7 @@
         </w:trPr>
         <w:tc>
           <w:tcPr>
-            <w:tcW w:w="4639" w:type="dxa"/>
+            <w:tcW w:w="4649" w:type="dxa"/>
             <w:tcBorders>
               <w:bottom w:val="single" w:sz="6" w:space="0" w:color="9AA3AE"/>
             </w:tcBorders>
@@ -9681,7 +11202,7 @@
         </w:tc>
         <w:tc>
           <w:tcPr>
-            <w:tcW w:w="4999" w:type="dxa"/>
+            <w:tcW w:w="4989" w:type="dxa"/>
             <w:tcBorders>
               <w:bottom w:val="single" w:sz="6" w:space="0" w:color="9AA3AE"/>
             </w:tcBorders>
@@ -9711,7 +11232,7 @@
         </w:trPr>
         <w:tc>
           <w:tcPr>
-            <w:tcW w:w="4639" w:type="dxa"/>
+            <w:tcW w:w="4649" w:type="dxa"/>
           </w:tcPr>
           <w:p>
             <w:pPr>
@@ -9728,7 +11249,7 @@
         </w:tc>
         <w:tc>
           <w:tcPr>
-            <w:tcW w:w="4999" w:type="dxa"/>
+            <w:tcW w:w="4989" w:type="dxa"/>
           </w:tcPr>
           <w:p>
             <w:pPr>
@@ -9751,7 +11272,7 @@
         </w:trPr>
         <w:tc>
           <w:tcPr>
-            <w:tcW w:w="4639" w:type="dxa"/>
+            <w:tcW w:w="4649" w:type="dxa"/>
           </w:tcPr>
           <w:p>
             <w:pPr>
@@ -9767,7 +11288,7 @@
         </w:tc>
         <w:tc>
           <w:tcPr>
-            <w:tcW w:w="4999" w:type="dxa"/>
+            <w:tcW w:w="4989" w:type="dxa"/>
           </w:tcPr>
           <w:p>
             <w:pPr>
@@ -9789,7 +11310,7 @@
         </w:trPr>
         <w:tc>
           <w:tcPr>
-            <w:tcW w:w="4639" w:type="dxa"/>
+            <w:tcW w:w="4649" w:type="dxa"/>
           </w:tcPr>
           <w:p>
             <w:pPr>
@@ -9805,7 +11326,7 @@
         </w:tc>
         <w:tc>
           <w:tcPr>
-            <w:tcW w:w="4999" w:type="dxa"/>
+            <w:tcW w:w="4989" w:type="dxa"/>
           </w:tcPr>
           <w:p>
             <w:pPr>
@@ -9827,7 +11348,7 @@
         </w:trPr>
         <w:tc>
           <w:tcPr>
-            <w:tcW w:w="4639" w:type="dxa"/>
+            <w:tcW w:w="4649" w:type="dxa"/>
           </w:tcPr>
           <w:p>
             <w:pPr>
@@ -9843,7 +11364,7 @@
         </w:tc>
         <w:tc>
           <w:tcPr>
-            <w:tcW w:w="4999" w:type="dxa"/>
+            <w:tcW w:w="4989" w:type="dxa"/>
           </w:tcPr>
           <w:p>
             <w:pPr>
@@ -9865,7 +11386,7 @@
         </w:trPr>
         <w:tc>
           <w:tcPr>
-            <w:tcW w:w="4639" w:type="dxa"/>
+            <w:tcW w:w="4649" w:type="dxa"/>
           </w:tcPr>
           <w:p>
             <w:pPr>
@@ -9881,7 +11402,7 @@
         </w:tc>
         <w:tc>
           <w:tcPr>
-            <w:tcW w:w="4999" w:type="dxa"/>
+            <w:tcW w:w="4989" w:type="dxa"/>
           </w:tcPr>
           <w:p>
             <w:pPr>
@@ -9903,7 +11424,7 @@
         </w:trPr>
         <w:tc>
           <w:tcPr>
-            <w:tcW w:w="4639" w:type="dxa"/>
+            <w:tcW w:w="4649" w:type="dxa"/>
           </w:tcPr>
           <w:p>
             <w:pPr>
@@ -9919,7 +11440,7 @@
         </w:tc>
         <w:tc>
           <w:tcPr>
-            <w:tcW w:w="4999" w:type="dxa"/>
+            <w:tcW w:w="4989" w:type="dxa"/>
           </w:tcPr>
           <w:p>
             <w:pPr>
@@ -9941,7 +11462,7 @@
         </w:trPr>
         <w:tc>
           <w:tcPr>
-            <w:tcW w:w="4639" w:type="dxa"/>
+            <w:tcW w:w="4649" w:type="dxa"/>
           </w:tcPr>
           <w:p>
             <w:pPr>
@@ -9957,7 +11478,7 @@
         </w:tc>
         <w:tc>
           <w:tcPr>
-            <w:tcW w:w="4999" w:type="dxa"/>
+            <w:tcW w:w="4989" w:type="dxa"/>
           </w:tcPr>
           <w:p>
             <w:pPr>
@@ -9979,7 +11500,7 @@
         </w:trPr>
         <w:tc>
           <w:tcPr>
-            <w:tcW w:w="4639" w:type="dxa"/>
+            <w:tcW w:w="4649" w:type="dxa"/>
           </w:tcPr>
           <w:p>
             <w:pPr>
@@ -9995,7 +11516,7 @@
         </w:tc>
         <w:tc>
           <w:tcPr>
-            <w:tcW w:w="4999" w:type="dxa"/>
+            <w:tcW w:w="4989" w:type="dxa"/>
           </w:tcPr>
           <w:p>
             <w:pPr>
@@ -10017,11 +11538,10 @@
         </w:trPr>
         <w:tc>
           <w:tcPr>
-            <w:tcW w:w="4639" w:type="dxa"/>
-          </w:tcPr>
-          <w:p>
-            <w:pPr>
-              <w:keepNext/>
+            <w:tcW w:w="4649" w:type="dxa"/>
+          </w:tcPr>
+          <w:p>
+            <w:pPr>
               <w:spacing w:after="0" w:line="240" w:lineRule="auto"/>
             </w:pPr>
             <w:r>
@@ -10034,11 +11554,10 @@
         </w:tc>
         <w:tc>
           <w:tcPr>
-            <w:tcW w:w="4999" w:type="dxa"/>
-          </w:tcPr>
-          <w:p>
-            <w:pPr>
-              <w:keepNext/>
+            <w:tcW w:w="4989" w:type="dxa"/>
+          </w:tcPr>
+          <w:p>
+            <w:pPr>
               <w:spacing w:after="0" w:line="240" w:lineRule="auto"/>
             </w:pPr>
             <w:r>
@@ -10057,7 +11576,7 @@
         </w:trPr>
         <w:tc>
           <w:tcPr>
-            <w:tcW w:w="4639" w:type="dxa"/>
+            <w:tcW w:w="4649" w:type="dxa"/>
           </w:tcPr>
           <w:p>
             <w:pPr>
@@ -10073,7 +11592,7 @@
         </w:tc>
         <w:tc>
           <w:tcPr>
-            <w:tcW w:w="4999" w:type="dxa"/>
+            <w:tcW w:w="4989" w:type="dxa"/>
           </w:tcPr>
           <w:p>
             <w:pPr>
@@ -10084,6 +11603,160 @@
                 <w:sz w:val="19"/>
               </w:rPr>
               <w:t>Calibration restarted and finished at 4.0 s</w:t>
+            </w:r>
+          </w:p>
+        </w:tc>
+      </w:tr>
+      <w:tr>
+        <w:trPr>
+          <w:cantSplit/>
+          <w:jc w:val="center"/>
+        </w:trPr>
+        <w:tc>
+          <w:tcPr>
+            <w:tcW w:w="4649" w:type="dxa"/>
+          </w:tcPr>
+          <w:p>
+            <w:pPr>
+              <w:spacing w:after="0" w:line="240" w:lineRule="auto"/>
+            </w:pPr>
+            <w:r>
+              <w:rPr>
+                <w:sz w:val="19"/>
+              </w:rPr>
+              <w:t>Flat hand, 20 runs</w:t>
+            </w:r>
+          </w:p>
+        </w:tc>
+        <w:tc>
+          <w:tcPr>
+            <w:tcW w:w="4989" w:type="dxa"/>
+          </w:tcPr>
+          <w:p>
+            <w:pPr>
+              <w:spacing w:after="0" w:line="240" w:lineRule="auto"/>
+            </w:pPr>
+            <w:r>
+              <w:rPr>
+                <w:sz w:val="19"/>
+              </w:rPr>
+              <w:t>Roll and pitch stayed within 0.1° of zero</w:t>
+            </w:r>
+          </w:p>
+        </w:tc>
+      </w:tr>
+      <w:tr>
+        <w:trPr>
+          <w:cantSplit/>
+          <w:jc w:val="center"/>
+        </w:trPr>
+        <w:tc>
+          <w:tcPr>
+            <w:tcW w:w="4649" w:type="dxa"/>
+          </w:tcPr>
+          <w:p>
+            <w:pPr>
+              <w:spacing w:after="0" w:line="240" w:lineRule="auto"/>
+            </w:pPr>
+            <w:r>
+              <w:rPr>
+                <w:sz w:val="19"/>
+              </w:rPr>
+              <w:t>Hand held at 5 different tilts</w:t>
+            </w:r>
+          </w:p>
+        </w:tc>
+        <w:tc>
+          <w:tcPr>
+            <w:tcW w:w="4989" w:type="dxa"/>
+          </w:tcPr>
+          <w:p>
+            <w:pPr>
+              <w:spacing w:after="0" w:line="240" w:lineRule="auto"/>
+            </w:pPr>
+            <w:r>
+              <w:rPr>
+                <w:sz w:val="19"/>
+              </w:rPr>
+              <w:t>Reported roll and pitch were within 0.1° of the true angles</w:t>
+            </w:r>
+          </w:p>
+        </w:tc>
+      </w:tr>
+      <w:tr>
+        <w:trPr>
+          <w:cantSplit/>
+          <w:jc w:val="center"/>
+        </w:trPr>
+        <w:tc>
+          <w:tcPr>
+            <w:tcW w:w="4649" w:type="dxa"/>
+          </w:tcPr>
+          <w:p>
+            <w:pPr>
+              <w:keepNext/>
+              <w:spacing w:after="0" w:line="240" w:lineRule="auto"/>
+            </w:pPr>
+            <w:r>
+              <w:rPr>
+                <w:sz w:val="19"/>
+              </w:rPr>
+              <w:t>Tremor, watched through one alert</w:t>
+            </w:r>
+          </w:p>
+        </w:tc>
+        <w:tc>
+          <w:tcPr>
+            <w:tcW w:w="4989" w:type="dxa"/>
+          </w:tcPr>
+          <w:p>
+            <w:pPr>
+              <w:keepNext/>
+              <w:spacing w:after="0" w:line="240" w:lineRule="auto"/>
+            </w:pPr>
+            <w:r>
+              <w:rPr>
+                <w:sz w:val="19"/>
+              </w:rPr>
+              <w:t>The label moved from short to long to shaking, and never back</w:t>
+            </w:r>
+          </w:p>
+        </w:tc>
+      </w:tr>
+      <w:tr>
+        <w:trPr>
+          <w:cantSplit/>
+          <w:jc w:val="center"/>
+        </w:trPr>
+        <w:tc>
+          <w:tcPr>
+            <w:tcW w:w="4649" w:type="dxa"/>
+          </w:tcPr>
+          <w:p>
+            <w:pPr>
+              <w:spacing w:after="0" w:line="240" w:lineRule="auto"/>
+            </w:pPr>
+            <w:r>
+              <w:rPr>
+                <w:sz w:val="19"/>
+              </w:rPr>
+              <w:t>Alert acknowledged, then a new movement</w:t>
+            </w:r>
+          </w:p>
+        </w:tc>
+        <w:tc>
+          <w:tcPr>
+            <w:tcW w:w="4989" w:type="dxa"/>
+          </w:tcPr>
+          <w:p>
+            <w:pPr>
+              <w:spacing w:after="0" w:line="240" w:lineRule="auto"/>
+            </w:pPr>
+            <w:r>
+              <w:rPr>
+                <w:sz w:val="19"/>
+              </w:rPr>
+              <w:t>The new alert started again at short and small</w:t>
             </w:r>
           </w:p>
         </w:tc>
@@ -10093,11 +11766,11 @@
       <w:pPr>
         <w:pStyle w:val="Heading2"/>
       </w:pPr>
-      <w:bookmarkStart w:id="43" w:name="sec_demo_page"/>
+      <w:bookmarkStart w:id="47" w:name="sec_demo_page"/>
       <w:r>
         <w:t>Demo page</w:t>
       </w:r>
-      <w:bookmarkEnd w:id="43"/>
+      <w:bookmarkEnd w:id="47"/>
     </w:p>
     <w:p>
       <w:r>
@@ -10105,14 +11778,9 @@
       </w:r>
     </w:p>
     <w:p>
-      <w:pPr>
-        <w:pStyle w:val="Heading2"/>
-      </w:pPr>
-      <w:bookmarkStart w:id="44" w:name="sec_not_yet_tested"/>
-      <w:r>
-        <w:t>Not yet tested</w:t>
-      </w:r>
-      <w:bookmarkEnd w:id="44"/>
+      <w:r>
+        <w:t>Three further checks were made in the browser:</w:t>
+      </w:r>
     </w:p>
     <w:p>
       <w:pPr>
@@ -10123,7 +11791,7 @@
         <w:spacing w:after="40"/>
       </w:pPr>
       <w:r>
-        <w:t>The program running on a real Arduino with a real IMU sensor.</w:t>
+        <w:t>Each movement showed the expected label and beep pattern: slow beeps for the tremor and bed bump, fast beeps for the wrist turn.</w:t>
       </w:r>
     </w:p>
     <w:p>
@@ -10135,31 +11803,13 @@
         <w:spacing w:after="40"/>
       </w:pPr>
       <w:r>
-        <w:t>The thresholds against real sensor noise and real hand movements.</w:t>
-      </w:r>
-    </w:p>
-    <w:p>
-      <w:pPr>
-        <w:numPr>
-          <w:ilvl w:val="0"/>
-          <w:numId w:val="20"/>
-        </w:numPr>
-        <w:spacing w:after="40"/>
-      </w:pPr>
-      <w:r>
-        <w:t>The USB link between the demo page and a real board.</w:t>
-      </w:r>
-    </w:p>
-    <w:p>
-      <w:pPr>
-        <w:numPr>
-          <w:ilvl w:val="0"/>
-          <w:numId w:val="20"/>
-        </w:numPr>
-        <w:spacing w:after="40"/>
-      </w:pPr>
-      <w:r>
-        <w:t>A second IMU sensor on a finger.</w:t>
+        <w:rPr>
+          <w:b/>
+        </w:rPr>
+        <w:t>Download as a file</w:t>
+      </w:r>
+      <w:r>
+        <w:t xml:space="preserve"> produced a CSV file with one row for each logged movement.</w:t>
       </w:r>
     </w:p>
     <w:p>
@@ -10170,6 +11820,97 @@
         </w:numPr>
       </w:pPr>
       <w:r>
+        <w:t xml:space="preserve">Changed settings were still in place after the page was reloaded, and </w:t>
+      </w:r>
+      <w:r>
+        <w:rPr>
+          <w:b/>
+        </w:rPr>
+        <w:t>Reset to defaults</w:t>
+      </w:r>
+      <w:r>
+        <w:t xml:space="preserve"> restored them.</w:t>
+      </w:r>
+    </w:p>
+    <w:p>
+      <w:pPr>
+        <w:pStyle w:val="Heading2"/>
+      </w:pPr>
+      <w:bookmarkStart w:id="48" w:name="sec_not_yet_tested"/>
+      <w:r>
+        <w:t>Not yet tested</w:t>
+      </w:r>
+      <w:bookmarkEnd w:id="48"/>
+    </w:p>
+    <w:p>
+      <w:pPr>
+        <w:numPr>
+          <w:ilvl w:val="0"/>
+          <w:numId w:val="21"/>
+        </w:numPr>
+        <w:spacing w:after="40"/>
+      </w:pPr>
+      <w:r>
+        <w:t>The program running on a real Arduino with a real IMU sensor.</w:t>
+      </w:r>
+    </w:p>
+    <w:p>
+      <w:pPr>
+        <w:numPr>
+          <w:ilvl w:val="0"/>
+          <w:numId w:val="21"/>
+        </w:numPr>
+        <w:spacing w:after="40"/>
+      </w:pPr>
+      <w:r>
+        <w:lastRenderedPageBreak/>
+        <w:t>Saving and loading settings in a real Arduino's memory.</w:t>
+      </w:r>
+    </w:p>
+    <w:p>
+      <w:pPr>
+        <w:numPr>
+          <w:ilvl w:val="0"/>
+          <w:numId w:val="21"/>
+        </w:numPr>
+        <w:spacing w:after="40"/>
+      </w:pPr>
+      <w:r>
+        <w:t>The thresholds against real sensor noise and real hand movements.</w:t>
+      </w:r>
+    </w:p>
+    <w:p>
+      <w:pPr>
+        <w:numPr>
+          <w:ilvl w:val="0"/>
+          <w:numId w:val="21"/>
+        </w:numPr>
+        <w:spacing w:after="40"/>
+      </w:pPr>
+      <w:r>
+        <w:t>The USB link between the demo page and a real board.</w:t>
+      </w:r>
+    </w:p>
+    <w:p>
+      <w:pPr>
+        <w:numPr>
+          <w:ilvl w:val="0"/>
+          <w:numId w:val="21"/>
+        </w:numPr>
+        <w:spacing w:after="40"/>
+      </w:pPr>
+      <w:r>
+        <w:t>A second IMU sensor on a finger.</w:t>
+      </w:r>
+    </w:p>
+    <w:p>
+      <w:pPr>
+        <w:numPr>
+          <w:ilvl w:val="0"/>
+          <w:numId w:val="21"/>
+        </w:numPr>
+      </w:pPr>
+      <w:r>
         <w:t>Long continuous running, battery power, and use on a person.</w:t>
       </w:r>
     </w:p>
@@ -10177,11 +11918,11 @@
       <w:pPr>
         <w:pStyle w:val="Heading1"/>
       </w:pPr>
-      <w:bookmarkStart w:id="45" w:name="sec_limitations_and_safety"/>
+      <w:bookmarkStart w:id="49" w:name="sec_limitations_and_safety"/>
       <w:r>
         <w:t>Limitations and safety</w:t>
       </w:r>
-      <w:bookmarkEnd w:id="45"/>
+      <w:bookmarkEnd w:id="49"/>
     </w:p>
     <w:p>
       <w:r>
@@ -10210,9 +11951,9 @@
         <w:tblLook w:val="04A0" w:firstRow="1" w:lastRow="0" w:firstColumn="1" w:lastColumn="0" w:noHBand="0" w:noVBand="1"/>
       </w:tblPr>
       <w:tblGrid>
-        <w:gridCol w:w="2335"/>
-        <w:gridCol w:w="4372"/>
-        <w:gridCol w:w="2931"/>
+        <w:gridCol w:w="2102"/>
+        <w:gridCol w:w="3746"/>
+        <w:gridCol w:w="3790"/>
       </w:tblGrid>
       <w:tr>
         <w:trPr>
@@ -10222,7 +11963,7 @@
         </w:trPr>
         <w:tc>
           <w:tcPr>
-            <w:tcW w:w="2335" w:type="dxa"/>
+            <w:tcW w:w="2102" w:type="dxa"/>
             <w:tcBorders>
               <w:bottom w:val="single" w:sz="6" w:space="0" w:color="9AA3AE"/>
             </w:tcBorders>
@@ -10246,7 +11987,7 @@
         </w:tc>
         <w:tc>
           <w:tcPr>
-            <w:tcW w:w="4372" w:type="dxa"/>
+            <w:tcW w:w="3746" w:type="dxa"/>
             <w:tcBorders>
               <w:bottom w:val="single" w:sz="6" w:space="0" w:color="9AA3AE"/>
             </w:tcBorders>
@@ -10270,7 +12011,7 @@
         </w:tc>
         <w:tc>
           <w:tcPr>
-            <w:tcW w:w="2931" w:type="dxa"/>
+            <w:tcW w:w="3790" w:type="dxa"/>
             <w:tcBorders>
               <w:bottom w:val="single" w:sz="6" w:space="0" w:color="9AA3AE"/>
             </w:tcBorders>
@@ -10300,7 +12041,7 @@
         </w:trPr>
         <w:tc>
           <w:tcPr>
-            <w:tcW w:w="2335" w:type="dxa"/>
+            <w:tcW w:w="2102" w:type="dxa"/>
           </w:tcPr>
           <w:p>
             <w:pPr>
@@ -10317,7 +12058,7 @@
         </w:tc>
         <w:tc>
           <w:tcPr>
-            <w:tcW w:w="4372" w:type="dxa"/>
+            <w:tcW w:w="3746" w:type="dxa"/>
           </w:tcPr>
           <w:p>
             <w:pPr>
@@ -10334,7 +12075,7 @@
         </w:tc>
         <w:tc>
           <w:tcPr>
-            <w:tcW w:w="2931" w:type="dxa"/>
+            <w:tcW w:w="3790" w:type="dxa"/>
           </w:tcPr>
           <w:p>
             <w:pPr>
@@ -10357,7 +12098,7 @@
         </w:trPr>
         <w:tc>
           <w:tcPr>
-            <w:tcW w:w="2335" w:type="dxa"/>
+            <w:tcW w:w="2102" w:type="dxa"/>
           </w:tcPr>
           <w:p>
             <w:pPr>
@@ -10374,7 +12115,7 @@
         </w:tc>
         <w:tc>
           <w:tcPr>
-            <w:tcW w:w="4372" w:type="dxa"/>
+            <w:tcW w:w="3746" w:type="dxa"/>
           </w:tcPr>
           <w:p>
             <w:pPr>
@@ -10391,7 +12132,7 @@
         </w:tc>
         <w:tc>
           <w:tcPr>
-            <w:tcW w:w="2931" w:type="dxa"/>
+            <w:tcW w:w="3790" w:type="dxa"/>
           </w:tcPr>
           <w:p>
             <w:pPr>
@@ -10414,7 +12155,7 @@
         </w:trPr>
         <w:tc>
           <w:tcPr>
-            <w:tcW w:w="2335" w:type="dxa"/>
+            <w:tcW w:w="2102" w:type="dxa"/>
           </w:tcPr>
           <w:p>
             <w:pPr>
@@ -10431,7 +12172,7 @@
         </w:tc>
         <w:tc>
           <w:tcPr>
-            <w:tcW w:w="4372" w:type="dxa"/>
+            <w:tcW w:w="3746" w:type="dxa"/>
           </w:tcPr>
           <w:p>
             <w:pPr>
@@ -10448,7 +12189,7 @@
         </w:tc>
         <w:tc>
           <w:tcPr>
-            <w:tcW w:w="2931" w:type="dxa"/>
+            <w:tcW w:w="3790" w:type="dxa"/>
           </w:tcPr>
           <w:p>
             <w:pPr>
@@ -10471,7 +12212,7 @@
         </w:trPr>
         <w:tc>
           <w:tcPr>
-            <w:tcW w:w="2335" w:type="dxa"/>
+            <w:tcW w:w="2102" w:type="dxa"/>
           </w:tcPr>
           <w:p>
             <w:pPr>
@@ -10488,7 +12229,7 @@
         </w:tc>
         <w:tc>
           <w:tcPr>
-            <w:tcW w:w="4372" w:type="dxa"/>
+            <w:tcW w:w="3746" w:type="dxa"/>
           </w:tcPr>
           <w:p>
             <w:pPr>
@@ -10505,7 +12246,7 @@
         </w:tc>
         <w:tc>
           <w:tcPr>
-            <w:tcW w:w="2931" w:type="dxa"/>
+            <w:tcW w:w="3790" w:type="dxa"/>
           </w:tcPr>
           <w:p>
             <w:pPr>
@@ -10528,7 +12269,7 @@
         </w:trPr>
         <w:tc>
           <w:tcPr>
-            <w:tcW w:w="2335" w:type="dxa"/>
+            <w:tcW w:w="2102" w:type="dxa"/>
           </w:tcPr>
           <w:p>
             <w:pPr>
@@ -10545,7 +12286,7 @@
         </w:tc>
         <w:tc>
           <w:tcPr>
-            <w:tcW w:w="4372" w:type="dxa"/>
+            <w:tcW w:w="3746" w:type="dxa"/>
           </w:tcPr>
           <w:p>
             <w:pPr>
@@ -10562,7 +12303,7 @@
         </w:tc>
         <w:tc>
           <w:tcPr>
-            <w:tcW w:w="2931" w:type="dxa"/>
+            <w:tcW w:w="3790" w:type="dxa"/>
           </w:tcPr>
           <w:p>
             <w:pPr>
@@ -10585,26 +12326,28 @@
         </w:trPr>
         <w:tc>
           <w:tcPr>
-            <w:tcW w:w="2335" w:type="dxa"/>
-          </w:tcPr>
-          <w:p>
-            <w:pPr>
-              <w:spacing w:after="0" w:line="240" w:lineRule="auto"/>
-            </w:pPr>
-            <w:r>
-              <w:rPr>
-                <w:sz w:val="19"/>
-              </w:rPr>
-              <w:t>Events are not stored</w:t>
-            </w:r>
-          </w:p>
-        </w:tc>
-        <w:tc>
-          <w:tcPr>
-            <w:tcW w:w="4372" w:type="dxa"/>
-          </w:tcPr>
-          <w:p>
-            <w:pPr>
+            <w:tcW w:w="2102" w:type="dxa"/>
+          </w:tcPr>
+          <w:p>
+            <w:pPr>
+              <w:keepNext/>
+              <w:spacing w:after="0" w:line="240" w:lineRule="auto"/>
+            </w:pPr>
+            <w:r>
+              <w:rPr>
+                <w:sz w:val="19"/>
+              </w:rPr>
+              <w:t>Events are not stored on the glove</w:t>
+            </w:r>
+          </w:p>
+        </w:tc>
+        <w:tc>
+          <w:tcPr>
+            <w:tcW w:w="3746" w:type="dxa"/>
+          </w:tcPr>
+          <w:p>
+            <w:pPr>
+              <w:keepNext/>
               <w:spacing w:after="0" w:line="240" w:lineRule="auto"/>
             </w:pPr>
             <w:r>
@@ -10617,17 +12360,129 @@
         </w:tc>
         <w:tc>
           <w:tcPr>
-            <w:tcW w:w="2931" w:type="dxa"/>
-          </w:tcPr>
-          <w:p>
-            <w:pPr>
-              <w:spacing w:after="0" w:line="240" w:lineRule="auto"/>
-            </w:pPr>
-            <w:r>
-              <w:rPr>
-                <w:sz w:val="19"/>
-              </w:rPr>
-              <w:t>Logging the serial output on a computer</w:t>
+            <w:tcW w:w="3790" w:type="dxa"/>
+          </w:tcPr>
+          <w:p>
+            <w:pPr>
+              <w:keepNext/>
+              <w:spacing w:after="0" w:line="240" w:lineRule="auto"/>
+            </w:pPr>
+            <w:r>
+              <w:rPr>
+                <w:sz w:val="19"/>
+              </w:rPr>
+              <w:t>The demo page's downloadable log, or capturing the serial messages on a computer</w:t>
+            </w:r>
+          </w:p>
+        </w:tc>
+      </w:tr>
+      <w:tr>
+        <w:trPr>
+          <w:cantSplit/>
+          <w:jc w:val="center"/>
+        </w:trPr>
+        <w:tc>
+          <w:tcPr>
+            <w:tcW w:w="2102" w:type="dxa"/>
+          </w:tcPr>
+          <w:p>
+            <w:pPr>
+              <w:keepNext/>
+              <w:spacing w:after="0" w:line="240" w:lineRule="auto"/>
+            </w:pPr>
+            <w:r>
+              <w:rPr>
+                <w:sz w:val="19"/>
+              </w:rPr>
+              <w:t>The labels are simple rules</w:t>
+            </w:r>
+          </w:p>
+        </w:tc>
+        <w:tc>
+          <w:tcPr>
+            <w:tcW w:w="3746" w:type="dxa"/>
+          </w:tcPr>
+          <w:p>
+            <w:pPr>
+              <w:keepNext/>
+              <w:spacing w:after="0" w:line="240" w:lineRule="auto"/>
+            </w:pPr>
+            <w:r>
+              <w:rPr>
+                <w:sz w:val="19"/>
+              </w:rPr>
+              <w:t>"Shaking" means the direction changed many times. It is not a medical finding</w:t>
+            </w:r>
+          </w:p>
+        </w:tc>
+        <w:tc>
+          <w:tcPr>
+            <w:tcW w:w="3790" w:type="dxa"/>
+          </w:tcPr>
+          <w:p>
+            <w:pPr>
+              <w:keepNext/>
+              <w:spacing w:after="0" w:line="240" w:lineRule="auto"/>
+            </w:pPr>
+            <w:r>
+              <w:rPr>
+                <w:sz w:val="19"/>
+              </w:rPr>
+              <w:t>A caregiver assesses the patient after every alert</w:t>
+            </w:r>
+          </w:p>
+        </w:tc>
+      </w:tr>
+      <w:tr>
+        <w:trPr>
+          <w:cantSplit/>
+          <w:jc w:val="center"/>
+        </w:trPr>
+        <w:tc>
+          <w:tcPr>
+            <w:tcW w:w="2102" w:type="dxa"/>
+          </w:tcPr>
+          <w:p>
+            <w:pPr>
+              <w:spacing w:after="0" w:line="240" w:lineRule="auto"/>
+            </w:pPr>
+            <w:r>
+              <w:rPr>
+                <w:sz w:val="19"/>
+              </w:rPr>
+              <w:t>Tilt shows two angles only</w:t>
+            </w:r>
+          </w:p>
+        </w:tc>
+        <w:tc>
+          <w:tcPr>
+            <w:tcW w:w="3746" w:type="dxa"/>
+          </w:tcPr>
+          <w:p>
+            <w:pPr>
+              <w:spacing w:after="0" w:line="240" w:lineRule="auto"/>
+            </w:pPr>
+            <w:r>
+              <w:rPr>
+                <w:sz w:val="19"/>
+              </w:rPr>
+              <w:t>Gravity does not change when the hand turns flat on the bed</w:t>
+            </w:r>
+          </w:p>
+        </w:tc>
+        <w:tc>
+          <w:tcPr>
+            <w:tcW w:w="3790" w:type="dxa"/>
+          </w:tcPr>
+          <w:p>
+            <w:pPr>
+              <w:spacing w:after="0" w:line="240" w:lineRule="auto"/>
+            </w:pPr>
+            <w:r>
+              <w:rPr>
+                <w:sz w:val="19"/>
+              </w:rPr>
+              <w:t>A sensor with a compass would give the third angle</w:t>
             </w:r>
           </w:p>
         </w:tc>
@@ -10637,79 +12492,11 @@
       <w:pPr>
         <w:pStyle w:val="Heading2"/>
       </w:pPr>
-      <w:bookmarkStart w:id="46" w:name="sec_hardware_cautions"/>
-      <w:r>
-        <w:lastRenderedPageBreak/>
+      <w:bookmarkStart w:id="50" w:name="sec_hardware_cautions"/>
+      <w:r>
         <w:t>Hardware cautions</w:t>
       </w:r>
-      <w:bookmarkEnd w:id="46"/>
-    </w:p>
-    <w:p>
-      <w:pPr>
-        <w:numPr>
-          <w:ilvl w:val="0"/>
-          <w:numId w:val="21"/>
-        </w:numPr>
-        <w:spacing w:after="40"/>
-      </w:pPr>
-      <w:r>
-        <w:t>A loose glove lets the sensor shift, which reads as movement. Fix the sensor firmly.</w:t>
-      </w:r>
-    </w:p>
-    <w:p>
-      <w:pPr>
-        <w:numPr>
-          <w:ilvl w:val="0"/>
-          <w:numId w:val="21"/>
-        </w:numPr>
-        <w:spacing w:after="40"/>
-      </w:pPr>
-      <w:r>
-        <w:t>If the IMU sensor stops answering, the glove cannot detect anything. The sensor fault state shows this with a fast-blinking LED and a chirp.</w:t>
-      </w:r>
-    </w:p>
-    <w:p>
-      <w:pPr>
-        <w:numPr>
-          <w:ilvl w:val="0"/>
-          <w:numId w:val="21"/>
-        </w:numPr>
-        <w:spacing w:after="40"/>
-      </w:pPr>
-      <w:r>
-        <w:t>An Arduino output pin supplies only a small current. Check the buzzer's rated current before wiring it straight to pin D8. A larger buzzer needs a transistor.</w:t>
-      </w:r>
-    </w:p>
-    <w:p>
-      <w:pPr>
-        <w:numPr>
-          <w:ilvl w:val="0"/>
-          <w:numId w:val="21"/>
-        </w:numPr>
-      </w:pPr>
-      <w:r>
-        <w:t>Wires worn by a patient must be insulated, secured and kept clear of other medical equipment.</w:t>
-      </w:r>
-    </w:p>
-    <w:p>
-      <w:r>
-        <w:t>Real clinical use would need controlled testing, validated detection accuracy, proper alarm handling and a medical safety evaluation.</w:t>
-      </w:r>
-    </w:p>
-    <w:p>
-      <w:pPr>
-        <w:pStyle w:val="Heading1"/>
-      </w:pPr>
-      <w:bookmarkStart w:id="47" w:name="sec_future_improvements"/>
-      <w:r>
-        <w:t>Future improvements</w:t>
-      </w:r>
-      <w:bookmarkEnd w:id="47"/>
-    </w:p>
-    <w:p>
-      <w:r>
-        <w:t>The first step is to build the glove and tune the thresholds on real hardware. The rest extend what it can do.</w:t>
-      </w:r>
+      <w:bookmarkEnd w:id="50"/>
     </w:p>
     <w:p>
       <w:pPr>
@@ -10720,7 +12507,7 @@
         <w:spacing w:after="40"/>
       </w:pPr>
       <w:r>
-        <w:t>Build and test on real hardware, and replace the simulated results with measured ones.</w:t>
+        <w:t>A loose glove lets the sensor shift, which reads as movement. Fix the sensor firmly.</w:t>
       </w:r>
     </w:p>
     <w:p>
@@ -10732,7 +12519,7 @@
         <w:spacing w:after="40"/>
       </w:pPr>
       <w:r>
-        <w:t>Add IMU sensors on the fingers to catch small finger movements.</w:t>
+        <w:t>If the IMU sensor stops answering, the glove cannot detect anything. The sensor fault state shows this with a fast-blinking LED and a chirp.</w:t>
       </w:r>
     </w:p>
     <w:p>
@@ -10744,55 +12531,7 @@
         <w:spacing w:after="40"/>
       </w:pPr>
       <w:r>
-        <w:t>Report the hand's orientation, as roll and pitch angles, from the Arduino as well as movement.</w:t>
-      </w:r>
-    </w:p>
-    <w:p>
-      <w:pPr>
-        <w:numPr>
-          <w:ilvl w:val="0"/>
-          <w:numId w:val="22"/>
-        </w:numPr>
-        <w:spacing w:after="40"/>
-      </w:pPr>
-      <w:r>
-        <w:t>Send alerts wirelessly to a nurse station or a phone.</w:t>
-      </w:r>
-    </w:p>
-    <w:p>
-      <w:pPr>
-        <w:numPr>
-          <w:ilvl w:val="0"/>
-          <w:numId w:val="22"/>
-        </w:numPr>
-        <w:spacing w:after="40"/>
-      </w:pPr>
-      <w:r>
-        <w:t>Log every event with its time to a memory card.</w:t>
-      </w:r>
-    </w:p>
-    <w:p>
-      <w:pPr>
-        <w:numPr>
-          <w:ilvl w:val="0"/>
-          <w:numId w:val="22"/>
-        </w:numPr>
-        <w:spacing w:after="40"/>
-      </w:pPr>
-      <w:r>
-        <w:t>Run from a battery, with a low-battery warning.</w:t>
-      </w:r>
-    </w:p>
-    <w:p>
-      <w:pPr>
-        <w:numPr>
-          <w:ilvl w:val="0"/>
-          <w:numId w:val="22"/>
-        </w:numPr>
-        <w:spacing w:after="40"/>
-      </w:pPr>
-      <w:r>
-        <w:t>Add a reference sensor on the bed frame to tell a bumped bed from a moving hand.</w:t>
+        <w:t>An Arduino output pin supplies only a small current. Check the buzzer's rated current before wiring it straight to pin D8. A larger buzzer needs a transistor.</w:t>
       </w:r>
     </w:p>
     <w:p>
@@ -10803,28 +12542,132 @@
         </w:numPr>
       </w:pPr>
       <w:r>
-        <w:t>Save tuned settings in the Arduino's permanent memory so that they survive a reset.</w:t>
+        <w:t>Wires worn by a patient must be insulated, secured and kept clear of other medical equipment.</w:t>
+      </w:r>
+    </w:p>
+    <w:p>
+      <w:r>
+        <w:t>Real clinical use would need controlled testing, validated detection accuracy, proper alarm handling and a medical safety evaluation.</w:t>
       </w:r>
     </w:p>
     <w:p>
       <w:pPr>
         <w:pStyle w:val="Heading1"/>
       </w:pPr>
-      <w:bookmarkStart w:id="48" w:name="sec_appendix"/>
+      <w:bookmarkStart w:id="51" w:name="sec_future_improvements"/>
+      <w:r>
+        <w:t>Future improvements</w:t>
+      </w:r>
+      <w:bookmarkEnd w:id="51"/>
+    </w:p>
+    <w:p>
+      <w:r>
+        <w:t>The first step is to build the glove and tune the thresholds on real hardware. The rest extend what it can do.</w:t>
+      </w:r>
+    </w:p>
+    <w:p>
+      <w:pPr>
+        <w:numPr>
+          <w:ilvl w:val="0"/>
+          <w:numId w:val="23"/>
+        </w:numPr>
+        <w:spacing w:after="40"/>
+      </w:pPr>
+      <w:r>
+        <w:t>Build and test on real hardware, and replace the simulated results with measured ones.</w:t>
+      </w:r>
+    </w:p>
+    <w:p>
+      <w:pPr>
+        <w:numPr>
+          <w:ilvl w:val="0"/>
+          <w:numId w:val="23"/>
+        </w:numPr>
+        <w:spacing w:after="40"/>
+      </w:pPr>
+      <w:r>
+        <w:t>Add IMU sensors on the fingers to catch small finger movements.</w:t>
+      </w:r>
+    </w:p>
+    <w:p>
+      <w:pPr>
+        <w:numPr>
+          <w:ilvl w:val="0"/>
+          <w:numId w:val="23"/>
+        </w:numPr>
+        <w:spacing w:after="40"/>
+      </w:pPr>
+      <w:r>
+        <w:t>Send alerts wirelessly to a nurse station or a phone.</w:t>
+      </w:r>
+    </w:p>
+    <w:p>
+      <w:pPr>
+        <w:numPr>
+          <w:ilvl w:val="0"/>
+          <w:numId w:val="23"/>
+        </w:numPr>
+        <w:spacing w:after="40"/>
+      </w:pPr>
+      <w:r>
+        <w:t>Log every event with its time to a memory card.</w:t>
+      </w:r>
+    </w:p>
+    <w:p>
+      <w:pPr>
+        <w:numPr>
+          <w:ilvl w:val="0"/>
+          <w:numId w:val="23"/>
+        </w:numPr>
+        <w:spacing w:after="40"/>
+      </w:pPr>
+      <w:r>
+        <w:lastRenderedPageBreak/>
+        <w:t>Run from a battery, with a low-battery warning.</w:t>
+      </w:r>
+    </w:p>
+    <w:p>
+      <w:pPr>
+        <w:numPr>
+          <w:ilvl w:val="0"/>
+          <w:numId w:val="23"/>
+        </w:numPr>
+        <w:spacing w:after="40"/>
+      </w:pPr>
+      <w:r>
+        <w:t>Add a reference sensor on the bed frame to tell a bumped bed from a moving hand.</w:t>
+      </w:r>
+    </w:p>
+    <w:p>
+      <w:pPr>
+        <w:numPr>
+          <w:ilvl w:val="0"/>
+          <w:numId w:val="23"/>
+        </w:numPr>
+      </w:pPr>
+      <w:r>
+        <w:t>Add a compass sensor to report the third tilt angle.</w:t>
+      </w:r>
+    </w:p>
+    <w:p>
+      <w:pPr>
+        <w:pStyle w:val="Heading1"/>
+      </w:pPr>
+      <w:bookmarkStart w:id="52" w:name="sec_appendix"/>
       <w:r>
         <w:t>Appendix</w:t>
       </w:r>
-      <w:bookmarkEnd w:id="48"/>
+      <w:bookmarkEnd w:id="52"/>
     </w:p>
     <w:p>
       <w:pPr>
         <w:pStyle w:val="Heading2"/>
       </w:pPr>
-      <w:bookmarkStart w:id="49" w:name="sec_pin_connections"/>
+      <w:bookmarkStart w:id="53" w:name="sec_pin_connections"/>
       <w:r>
         <w:t>Pin connections</w:t>
       </w:r>
-      <w:bookmarkEnd w:id="49"/>
+      <w:bookmarkEnd w:id="53"/>
     </w:p>
     <w:tbl>
       <w:tblPr>
@@ -11590,12 +13433,11 @@
       <w:pPr>
         <w:pStyle w:val="Heading2"/>
       </w:pPr>
-      <w:bookmarkStart w:id="50" w:name="sec_constants_in_the_sketch"/>
-      <w:r>
-        <w:lastRenderedPageBreak/>
+      <w:bookmarkStart w:id="54" w:name="sec_constants_in_the_sketch"/>
+      <w:r>
         <w:t>Constants in the sketch</w:t>
       </w:r>
-      <w:bookmarkEnd w:id="50"/>
+      <w:bookmarkEnd w:id="54"/>
     </w:p>
     <w:tbl>
       <w:tblPr>
@@ -12067,7 +13909,7 @@
                 <w:sz w:val="17"/>
                 <w:shd w:val="clear" w:color="auto" w:fill="F1F3F5"/>
               </w:rPr>
-              <w:t>ACCEL_LSB_PER_G</w:t>
+              <w:t>LONG_MOVEMENT_MS</w:t>
             </w:r>
           </w:p>
         </w:tc>
@@ -12083,7 +13925,7 @@
               <w:rPr>
                 <w:sz w:val="19"/>
               </w:rPr>
-              <w:t>16,384</w:t>
+              <w:t>500</w:t>
             </w:r>
           </w:p>
         </w:tc>
@@ -12099,7 +13941,7 @@
               <w:rPr>
                 <w:sz w:val="19"/>
               </w:rPr>
-              <w:t>Accelerometer counts per g</w:t>
+              <w:t>Movement lasting this long is labelled long</w:t>
             </w:r>
           </w:p>
         </w:tc>
@@ -12124,7 +13966,7 @@
                 <w:sz w:val="17"/>
                 <w:shd w:val="clear" w:color="auto" w:fill="F1F3F5"/>
               </w:rPr>
-              <w:t>GYRO_LSB_PER_DPS</w:t>
+              <w:t>SHAKING_MIN_MS</w:t>
             </w:r>
           </w:p>
         </w:tc>
@@ -12140,7 +13982,7 @@
               <w:rPr>
                 <w:sz w:val="19"/>
               </w:rPr>
-              <w:t>131</w:t>
+              <w:t>1,000</w:t>
             </w:r>
           </w:p>
         </w:tc>
@@ -12156,7 +13998,7 @@
               <w:rPr>
                 <w:sz w:val="19"/>
               </w:rPr>
-              <w:t>Gyroscope counts per °/s</w:t>
+              <w:t>Shortest movement that can be labelled shaking</w:t>
             </w:r>
           </w:p>
         </w:tc>
@@ -12172,7 +14014,6 @@
           </w:tcPr>
           <w:p>
             <w:pPr>
-              <w:keepNext/>
               <w:spacing w:after="0" w:line="240" w:lineRule="auto"/>
             </w:pPr>
             <w:r>
@@ -12182,7 +14023,7 @@
                 <w:sz w:val="17"/>
                 <w:shd w:val="clear" w:color="auto" w:fill="F1F3F5"/>
               </w:rPr>
-              <w:t>BUZZER_IS_PASSIVE</w:t>
+              <w:t>SHAKING_REVERSALS</w:t>
             </w:r>
           </w:p>
         </w:tc>
@@ -12192,14 +14033,13 @@
           </w:tcPr>
           <w:p>
             <w:pPr>
-              <w:keepNext/>
-              <w:spacing w:after="0" w:line="240" w:lineRule="auto"/>
-            </w:pPr>
-            <w:r>
-              <w:rPr>
-                <w:sz w:val="19"/>
-              </w:rPr>
-              <w:t>0</w:t>
+              <w:spacing w:after="0" w:line="240" w:lineRule="auto"/>
+            </w:pPr>
+            <w:r>
+              <w:rPr>
+                <w:sz w:val="19"/>
+              </w:rPr>
+              <w:t>6</w:t>
             </w:r>
           </w:p>
         </w:tc>
@@ -12209,14 +14049,13 @@
           </w:tcPr>
           <w:p>
             <w:pPr>
-              <w:keepNext/>
-              <w:spacing w:after="0" w:line="240" w:lineRule="auto"/>
-            </w:pPr>
-            <w:r>
-              <w:rPr>
-                <w:sz w:val="19"/>
-              </w:rPr>
-              <w:t>Set to 1 for a passive piezo buzzer</w:t>
+              <w:spacing w:after="0" w:line="240" w:lineRule="auto"/>
+            </w:pPr>
+            <w:r>
+              <w:rPr>
+                <w:sz w:val="19"/>
+              </w:rPr>
+              <w:t>Changes of direction needed for the shaking label</w:t>
             </w:r>
           </w:p>
         </w:tc>
@@ -12241,6 +14080,294 @@
                 <w:sz w:val="17"/>
                 <w:shd w:val="clear" w:color="auto" w:fill="F1F3F5"/>
               </w:rPr>
+              <w:t>BIG_MOVEMENT_RATIO</w:t>
+            </w:r>
+          </w:p>
+        </w:tc>
+        <w:tc>
+          <w:tcPr>
+            <w:tcW w:w="802" w:type="dxa"/>
+          </w:tcPr>
+          <w:p>
+            <w:pPr>
+              <w:spacing w:after="0" w:line="240" w:lineRule="auto"/>
+            </w:pPr>
+            <w:r>
+              <w:rPr>
+                <w:sz w:val="19"/>
+              </w:rPr>
+              <w:t>4.0</w:t>
+            </w:r>
+          </w:p>
+        </w:tc>
+        <w:tc>
+          <w:tcPr>
+            <w:tcW w:w="6018" w:type="dxa"/>
+          </w:tcPr>
+          <w:p>
+            <w:pPr>
+              <w:spacing w:after="0" w:line="240" w:lineRule="auto"/>
+            </w:pPr>
+            <w:r>
+              <w:rPr>
+                <w:sz w:val="19"/>
+              </w:rPr>
+              <w:t>Times a threshold a value must reach to be labelled big</w:t>
+            </w:r>
+          </w:p>
+        </w:tc>
+      </w:tr>
+      <w:tr>
+        <w:trPr>
+          <w:cantSplit/>
+          <w:jc w:val="center"/>
+        </w:trPr>
+        <w:tc>
+          <w:tcPr>
+            <w:tcW w:w="2818" w:type="dxa"/>
+          </w:tcPr>
+          <w:p>
+            <w:pPr>
+              <w:spacing w:after="0" w:line="240" w:lineRule="auto"/>
+            </w:pPr>
+            <w:r>
+              <w:rPr>
+                <w:rFonts w:ascii="Consolas" w:eastAsia="Consolas" w:hAnsi="Consolas" w:cs="Consolas"/>
+                <w:noProof/>
+                <w:sz w:val="17"/>
+                <w:shd w:val="clear" w:color="auto" w:fill="F1F3F5"/>
+              </w:rPr>
+              <w:t>SETTINGS_SAVE_DELAY_MS</w:t>
+            </w:r>
+          </w:p>
+        </w:tc>
+        <w:tc>
+          <w:tcPr>
+            <w:tcW w:w="802" w:type="dxa"/>
+          </w:tcPr>
+          <w:p>
+            <w:pPr>
+              <w:spacing w:after="0" w:line="240" w:lineRule="auto"/>
+            </w:pPr>
+            <w:r>
+              <w:rPr>
+                <w:sz w:val="19"/>
+              </w:rPr>
+              <w:t>2,000</w:t>
+            </w:r>
+          </w:p>
+        </w:tc>
+        <w:tc>
+          <w:tcPr>
+            <w:tcW w:w="6018" w:type="dxa"/>
+          </w:tcPr>
+          <w:p>
+            <w:pPr>
+              <w:spacing w:after="0" w:line="240" w:lineRule="auto"/>
+            </w:pPr>
+            <w:r>
+              <w:rPr>
+                <w:sz w:val="19"/>
+              </w:rPr>
+              <w:t>Wait after the last settings change before saving</w:t>
+            </w:r>
+          </w:p>
+        </w:tc>
+      </w:tr>
+      <w:tr>
+        <w:trPr>
+          <w:cantSplit/>
+          <w:jc w:val="center"/>
+        </w:trPr>
+        <w:tc>
+          <w:tcPr>
+            <w:tcW w:w="2818" w:type="dxa"/>
+          </w:tcPr>
+          <w:p>
+            <w:pPr>
+              <w:spacing w:after="0" w:line="240" w:lineRule="auto"/>
+            </w:pPr>
+            <w:r>
+              <w:rPr>
+                <w:rFonts w:ascii="Consolas" w:eastAsia="Consolas" w:hAnsi="Consolas" w:cs="Consolas"/>
+                <w:noProof/>
+                <w:sz w:val="17"/>
+                <w:shd w:val="clear" w:color="auto" w:fill="F1F3F5"/>
+              </w:rPr>
+              <w:t>ACCEL_LSB_PER_G</w:t>
+            </w:r>
+          </w:p>
+        </w:tc>
+        <w:tc>
+          <w:tcPr>
+            <w:tcW w:w="802" w:type="dxa"/>
+          </w:tcPr>
+          <w:p>
+            <w:pPr>
+              <w:spacing w:after="0" w:line="240" w:lineRule="auto"/>
+            </w:pPr>
+            <w:r>
+              <w:rPr>
+                <w:sz w:val="19"/>
+              </w:rPr>
+              <w:t>16,384</w:t>
+            </w:r>
+          </w:p>
+        </w:tc>
+        <w:tc>
+          <w:tcPr>
+            <w:tcW w:w="6018" w:type="dxa"/>
+          </w:tcPr>
+          <w:p>
+            <w:pPr>
+              <w:spacing w:after="0" w:line="240" w:lineRule="auto"/>
+            </w:pPr>
+            <w:r>
+              <w:rPr>
+                <w:sz w:val="19"/>
+              </w:rPr>
+              <w:t>Accelerometer counts per g</w:t>
+            </w:r>
+          </w:p>
+        </w:tc>
+      </w:tr>
+      <w:tr>
+        <w:trPr>
+          <w:cantSplit/>
+          <w:jc w:val="center"/>
+        </w:trPr>
+        <w:tc>
+          <w:tcPr>
+            <w:tcW w:w="2818" w:type="dxa"/>
+          </w:tcPr>
+          <w:p>
+            <w:pPr>
+              <w:spacing w:after="0" w:line="240" w:lineRule="auto"/>
+            </w:pPr>
+            <w:r>
+              <w:rPr>
+                <w:rFonts w:ascii="Consolas" w:eastAsia="Consolas" w:hAnsi="Consolas" w:cs="Consolas"/>
+                <w:noProof/>
+                <w:sz w:val="17"/>
+                <w:shd w:val="clear" w:color="auto" w:fill="F1F3F5"/>
+              </w:rPr>
+              <w:t>GYRO_LSB_PER_DPS</w:t>
+            </w:r>
+          </w:p>
+        </w:tc>
+        <w:tc>
+          <w:tcPr>
+            <w:tcW w:w="802" w:type="dxa"/>
+          </w:tcPr>
+          <w:p>
+            <w:pPr>
+              <w:spacing w:after="0" w:line="240" w:lineRule="auto"/>
+            </w:pPr>
+            <w:r>
+              <w:rPr>
+                <w:sz w:val="19"/>
+              </w:rPr>
+              <w:t>131</w:t>
+            </w:r>
+          </w:p>
+        </w:tc>
+        <w:tc>
+          <w:tcPr>
+            <w:tcW w:w="6018" w:type="dxa"/>
+          </w:tcPr>
+          <w:p>
+            <w:pPr>
+              <w:spacing w:after="0" w:line="240" w:lineRule="auto"/>
+            </w:pPr>
+            <w:r>
+              <w:rPr>
+                <w:sz w:val="19"/>
+              </w:rPr>
+              <w:t>Gyroscope counts per °/s</w:t>
+            </w:r>
+          </w:p>
+        </w:tc>
+      </w:tr>
+      <w:tr>
+        <w:trPr>
+          <w:cantSplit/>
+          <w:jc w:val="center"/>
+        </w:trPr>
+        <w:tc>
+          <w:tcPr>
+            <w:tcW w:w="2818" w:type="dxa"/>
+          </w:tcPr>
+          <w:p>
+            <w:pPr>
+              <w:keepNext/>
+              <w:spacing w:after="0" w:line="240" w:lineRule="auto"/>
+            </w:pPr>
+            <w:r>
+              <w:rPr>
+                <w:rFonts w:ascii="Consolas" w:eastAsia="Consolas" w:hAnsi="Consolas" w:cs="Consolas"/>
+                <w:noProof/>
+                <w:sz w:val="17"/>
+                <w:shd w:val="clear" w:color="auto" w:fill="F1F3F5"/>
+              </w:rPr>
+              <w:t>BUZZER_IS_PASSIVE</w:t>
+            </w:r>
+          </w:p>
+        </w:tc>
+        <w:tc>
+          <w:tcPr>
+            <w:tcW w:w="802" w:type="dxa"/>
+          </w:tcPr>
+          <w:p>
+            <w:pPr>
+              <w:keepNext/>
+              <w:spacing w:after="0" w:line="240" w:lineRule="auto"/>
+            </w:pPr>
+            <w:r>
+              <w:rPr>
+                <w:sz w:val="19"/>
+              </w:rPr>
+              <w:t>0</w:t>
+            </w:r>
+          </w:p>
+        </w:tc>
+        <w:tc>
+          <w:tcPr>
+            <w:tcW w:w="6018" w:type="dxa"/>
+          </w:tcPr>
+          <w:p>
+            <w:pPr>
+              <w:keepNext/>
+              <w:spacing w:after="0" w:line="240" w:lineRule="auto"/>
+            </w:pPr>
+            <w:r>
+              <w:rPr>
+                <w:sz w:val="19"/>
+              </w:rPr>
+              <w:t>Set to 1 for a passive piezo buzzer</w:t>
+            </w:r>
+          </w:p>
+        </w:tc>
+      </w:tr>
+      <w:tr>
+        <w:trPr>
+          <w:cantSplit/>
+          <w:jc w:val="center"/>
+        </w:trPr>
+        <w:tc>
+          <w:tcPr>
+            <w:tcW w:w="2818" w:type="dxa"/>
+          </w:tcPr>
+          <w:p>
+            <w:pPr>
+              <w:spacing w:after="0" w:line="240" w:lineRule="auto"/>
+            </w:pPr>
+            <w:r>
+              <w:rPr>
+                <w:rFonts w:ascii="Consolas" w:eastAsia="Consolas" w:hAnsi="Consolas" w:cs="Consolas"/>
+                <w:noProof/>
+                <w:sz w:val="17"/>
+                <w:shd w:val="clear" w:color="auto" w:fill="F1F3F5"/>
+              </w:rPr>
               <w:t>BUZZER_TONE_HZ</w:t>
             </w:r>
           </w:p>
@@ -12283,11 +14410,12 @@
       <w:pPr>
         <w:pStyle w:val="Heading2"/>
       </w:pPr>
-      <w:bookmarkStart w:id="51" w:name="sec_project_files"/>
-      <w:r>
+      <w:bookmarkStart w:id="55" w:name="sec_project_files"/>
+      <w:r>
+        <w:lastRenderedPageBreak/>
         <w:t>Project files</w:t>
       </w:r>
-      <w:bookmarkEnd w:id="51"/>
+      <w:bookmarkEnd w:id="55"/>
     </w:p>
     <w:tbl>
       <w:tblPr>
@@ -12312,8 +14440,8 @@
       </w:tblPr>
       <w:tblGrid>
         <w:gridCol w:w="4718"/>
-        <w:gridCol w:w="1606"/>
-        <w:gridCol w:w="3314"/>
+        <w:gridCol w:w="1486"/>
+        <w:gridCol w:w="3434"/>
       </w:tblGrid>
       <w:tr>
         <w:trPr>
@@ -12347,7 +14475,7 @@
         </w:tc>
         <w:tc>
           <w:tcPr>
-            <w:tcW w:w="1606" w:type="dxa"/>
+            <w:tcW w:w="1486" w:type="dxa"/>
             <w:tcBorders>
               <w:bottom w:val="single" w:sz="6" w:space="0" w:color="9AA3AE"/>
             </w:tcBorders>
@@ -12371,7 +14499,7 @@
         </w:tc>
         <w:tc>
           <w:tcPr>
-            <w:tcW w:w="3314" w:type="dxa"/>
+            <w:tcW w:w="3434" w:type="dxa"/>
             <w:tcBorders>
               <w:bottom w:val="single" w:sz="6" w:space="0" w:color="9AA3AE"/>
             </w:tcBorders>
@@ -12421,35 +14549,35 @@
         </w:tc>
         <w:tc>
           <w:tcPr>
-            <w:tcW w:w="1606" w:type="dxa"/>
-          </w:tcPr>
-          <w:p>
-            <w:pPr>
-              <w:keepNext/>
-              <w:spacing w:after="0" w:line="240" w:lineRule="auto"/>
-            </w:pPr>
-            <w:r>
-              <w:rPr>
-                <w:sz w:val="19"/>
-              </w:rPr>
-              <w:t>480 lines, 21 functions</w:t>
-            </w:r>
-          </w:p>
-        </w:tc>
-        <w:tc>
-          <w:tcPr>
-            <w:tcW w:w="3314" w:type="dxa"/>
-          </w:tcPr>
-          <w:p>
-            <w:pPr>
-              <w:keepNext/>
-              <w:spacing w:after="0" w:line="240" w:lineRule="auto"/>
-            </w:pPr>
-            <w:r>
-              <w:rPr>
-                <w:sz w:val="19"/>
-              </w:rPr>
-              <w:t>The Arduino program. Needs only the built-in Wire library</w:t>
+            <w:tcW w:w="1486" w:type="dxa"/>
+          </w:tcPr>
+          <w:p>
+            <w:pPr>
+              <w:keepNext/>
+              <w:spacing w:after="0" w:line="240" w:lineRule="auto"/>
+            </w:pPr>
+            <w:r>
+              <w:rPr>
+                <w:sz w:val="19"/>
+              </w:rPr>
+              <w:t>674 lines, 30 functions</w:t>
+            </w:r>
+          </w:p>
+        </w:tc>
+        <w:tc>
+          <w:tcPr>
+            <w:tcW w:w="3434" w:type="dxa"/>
+          </w:tcPr>
+          <w:p>
+            <w:pPr>
+              <w:keepNext/>
+              <w:spacing w:after="0" w:line="240" w:lineRule="auto"/>
+            </w:pPr>
+            <w:r>
+              <w:rPr>
+                <w:sz w:val="19"/>
+              </w:rPr>
+              <w:t>The Arduino program. Needs only the built-in Wire and EEPROM libraries</w:t>
             </w:r>
           </w:p>
         </w:tc>
@@ -12475,30 +14603,30 @@
                 <w:sz w:val="17"/>
                 <w:shd w:val="clear" w:color="auto" w:fill="F1F3F5"/>
               </w:rPr>
-              <w:t>demo/index.html</w:t>
-            </w:r>
-          </w:p>
-        </w:tc>
-        <w:tc>
-          <w:tcPr>
-            <w:tcW w:w="1606" w:type="dxa"/>
-          </w:tcPr>
-          <w:p>
-            <w:pPr>
-              <w:keepNext/>
-              <w:spacing w:after="0" w:line="240" w:lineRule="auto"/>
-            </w:pPr>
-            <w:r>
-              <w:rPr>
-                <w:sz w:val="19"/>
-              </w:rPr>
-              <w:t>1,421 lines</w:t>
-            </w:r>
-          </w:p>
-        </w:tc>
-        <w:tc>
-          <w:tcPr>
-            <w:tcW w:w="3314" w:type="dxa"/>
+              <w:t>index.html</w:t>
+            </w:r>
+          </w:p>
+        </w:tc>
+        <w:tc>
+          <w:tcPr>
+            <w:tcW w:w="1486" w:type="dxa"/>
+          </w:tcPr>
+          <w:p>
+            <w:pPr>
+              <w:keepNext/>
+              <w:spacing w:after="0" w:line="240" w:lineRule="auto"/>
+            </w:pPr>
+            <w:r>
+              <w:rPr>
+                <w:sz w:val="19"/>
+              </w:rPr>
+              <w:t>1,575 lines</w:t>
+            </w:r>
+          </w:p>
+        </w:tc>
+        <w:tc>
+          <w:tcPr>
+            <w:tcW w:w="3434" w:type="dxa"/>
           </w:tcPr>
           <w:p>
             <w:pPr>
@@ -12541,24 +14669,24 @@
         </w:tc>
         <w:tc>
           <w:tcPr>
-            <w:tcW w:w="1606" w:type="dxa"/>
-          </w:tcPr>
-          <w:p>
-            <w:pPr>
-              <w:keepNext/>
-              <w:spacing w:after="0" w:line="240" w:lineRule="auto"/>
-            </w:pPr>
-            <w:r>
-              <w:rPr>
-                <w:sz w:val="19"/>
-              </w:rPr>
-              <w:t>18 KB</w:t>
-            </w:r>
-          </w:p>
-        </w:tc>
-        <w:tc>
-          <w:tcPr>
-            <w:tcW w:w="3314" w:type="dxa"/>
+            <w:tcW w:w="1486" w:type="dxa"/>
+          </w:tcPr>
+          <w:p>
+            <w:pPr>
+              <w:keepNext/>
+              <w:spacing w:after="0" w:line="240" w:lineRule="auto"/>
+            </w:pPr>
+            <w:r>
+              <w:rPr>
+                <w:sz w:val="19"/>
+              </w:rPr>
+              <w:t>406 lines</w:t>
+            </w:r>
+          </w:p>
+        </w:tc>
+        <w:tc>
+          <w:tcPr>
+            <w:tcW w:w="3434" w:type="dxa"/>
           </w:tcPr>
           <w:p>
             <w:pPr>
@@ -12601,7 +14729,7 @@
         </w:tc>
         <w:tc>
           <w:tcPr>
-            <w:tcW w:w="1606" w:type="dxa"/>
+            <w:tcW w:w="1486" w:type="dxa"/>
           </w:tcPr>
           <w:p>
             <w:pPr>
@@ -12618,7 +14746,7 @@
         </w:tc>
         <w:tc>
           <w:tcPr>
-            <w:tcW w:w="3314" w:type="dxa"/>
+            <w:tcW w:w="3434" w:type="dxa"/>
           </w:tcPr>
           <w:p>
             <w:pPr>
@@ -12660,7 +14788,7 @@
         </w:tc>
         <w:tc>
           <w:tcPr>
-            <w:tcW w:w="1606" w:type="dxa"/>
+            <w:tcW w:w="1486" w:type="dxa"/>
           </w:tcPr>
           <w:p>
             <w:pPr>
@@ -12676,7 +14804,7 @@
         </w:tc>
         <w:tc>
           <w:tcPr>
-            <w:tcW w:w="3314" w:type="dxa"/>
+            <w:tcW w:w="3434" w:type="dxa"/>
           </w:tcPr>
           <w:p>
             <w:pPr>
@@ -12696,11 +14824,11 @@
       <w:pPr>
         <w:pStyle w:val="Heading2"/>
       </w:pPr>
-      <w:bookmarkStart w:id="52" w:name="sec_terms"/>
+      <w:bookmarkStart w:id="56" w:name="sec_terms"/>
       <w:r>
         <w:t>Terms</w:t>
       </w:r>
-      <w:bookmarkEnd w:id="52"/>
+      <w:bookmarkEnd w:id="56"/>
     </w:p>
     <w:tbl>
       <w:tblPr>
@@ -13107,7 +15235,7 @@
       </w:pPr>
     </w:p>
     <w:sectPr>
-      <w:footerReference w:type="default" r:id="rId14"/>
+      <w:footerReference w:type="default" r:id="rId15"/>
       <w:pgSz w:w="11906" w:h="16838"/>
       <w:pgMar w:top="1134" w:right="1134" w:bottom="1134" w:left="1134" w:header="567" w:footer="567" w:gutter="0"/>
       <w:cols w:space="720"/>
@@ -13449,10 +15577,10 @@
     </w:lvl>
   </w:abstractNum>
   <w:abstractNum w:abstractNumId="9" w15:restartNumberingAfterBreak="0">
-    <w:nsid w:val="56CE6D91"/>
+    <w:nsid w:val="05647A05"/>
     <w:multiLevelType w:val="hybridMultilevel"/>
-    <w:tmpl w:val="558A0AF4"/>
-    <w:lvl w:ilvl="0" w:tplc="90B040B8">
+    <w:tmpl w:val="D0609078"/>
+    <w:lvl w:ilvl="0" w:tplc="CA385A24">
       <w:start w:val="1"/>
       <w:numFmt w:val="bullet"/>
       <w:lvlText w:val="•"/>
@@ -13465,52 +15593,52 @@
         <w:color w:val="2A78D6"/>
       </w:rPr>
     </w:lvl>
-    <w:lvl w:ilvl="1" w:tplc="2A3C8806">
+    <w:lvl w:ilvl="1" w:tplc="AA6EB95A">
       <w:numFmt w:val="decimal"/>
       <w:lvlText w:val=""/>
       <w:lvlJc w:val="left"/>
     </w:lvl>
-    <w:lvl w:ilvl="2" w:tplc="ECEA8584">
+    <w:lvl w:ilvl="2" w:tplc="56F46564">
       <w:numFmt w:val="decimal"/>
       <w:lvlText w:val=""/>
       <w:lvlJc w:val="left"/>
     </w:lvl>
-    <w:lvl w:ilvl="3" w:tplc="8C58AF0C">
+    <w:lvl w:ilvl="3" w:tplc="11A2F960">
       <w:numFmt w:val="decimal"/>
       <w:lvlText w:val=""/>
       <w:lvlJc w:val="left"/>
     </w:lvl>
-    <w:lvl w:ilvl="4" w:tplc="CD50FE74">
+    <w:lvl w:ilvl="4" w:tplc="8DB256F0">
       <w:numFmt w:val="decimal"/>
       <w:lvlText w:val=""/>
       <w:lvlJc w:val="left"/>
     </w:lvl>
-    <w:lvl w:ilvl="5" w:tplc="476EB3C0">
+    <w:lvl w:ilvl="5" w:tplc="AB685C92">
       <w:numFmt w:val="decimal"/>
       <w:lvlText w:val=""/>
       <w:lvlJc w:val="left"/>
     </w:lvl>
-    <w:lvl w:ilvl="6" w:tplc="55DAFE02">
+    <w:lvl w:ilvl="6" w:tplc="A4A6F160">
       <w:numFmt w:val="decimal"/>
       <w:lvlText w:val=""/>
       <w:lvlJc w:val="left"/>
     </w:lvl>
-    <w:lvl w:ilvl="7" w:tplc="5C24685C">
+    <w:lvl w:ilvl="7" w:tplc="A0848A96">
       <w:numFmt w:val="decimal"/>
       <w:lvlText w:val=""/>
       <w:lvlJc w:val="left"/>
     </w:lvl>
-    <w:lvl w:ilvl="8" w:tplc="E8D02CB6">
+    <w:lvl w:ilvl="8" w:tplc="23F244A4">
       <w:numFmt w:val="decimal"/>
       <w:lvlText w:val=""/>
       <w:lvlJc w:val="left"/>
     </w:lvl>
   </w:abstractNum>
   <w:abstractNum w:abstractNumId="10" w15:restartNumberingAfterBreak="0">
-    <w:nsid w:val="74E262CB"/>
+    <w:nsid w:val="53855800"/>
     <w:multiLevelType w:val="hybridMultilevel"/>
-    <w:tmpl w:val="A194569A"/>
-    <w:lvl w:ilvl="0" w:tplc="A5A64680">
+    <w:tmpl w:val="94C01A02"/>
+    <w:lvl w:ilvl="0" w:tplc="3CCA81A4">
       <w:start w:val="1"/>
       <w:numFmt w:val="decimal"/>
       <w:lvlText w:val="%1."/>
@@ -13519,147 +15647,153 @@
         <w:ind w:left="567" w:hanging="397"/>
       </w:pPr>
     </w:lvl>
-    <w:lvl w:ilvl="1" w:tplc="2A9C1B82">
+    <w:lvl w:ilvl="1" w:tplc="CFDA579C">
       <w:numFmt w:val="decimal"/>
       <w:lvlText w:val=""/>
       <w:lvlJc w:val="left"/>
     </w:lvl>
-    <w:lvl w:ilvl="2" w:tplc="9560F84A">
+    <w:lvl w:ilvl="2" w:tplc="9000B1A2">
       <w:numFmt w:val="decimal"/>
       <w:lvlText w:val=""/>
       <w:lvlJc w:val="left"/>
     </w:lvl>
-    <w:lvl w:ilvl="3" w:tplc="E200A750">
+    <w:lvl w:ilvl="3" w:tplc="2C123D9C">
       <w:numFmt w:val="decimal"/>
       <w:lvlText w:val=""/>
       <w:lvlJc w:val="left"/>
     </w:lvl>
-    <w:lvl w:ilvl="4" w:tplc="3FEA5A52">
+    <w:lvl w:ilvl="4" w:tplc="E328F324">
       <w:numFmt w:val="decimal"/>
       <w:lvlText w:val=""/>
       <w:lvlJc w:val="left"/>
     </w:lvl>
-    <w:lvl w:ilvl="5" w:tplc="750232B2">
+    <w:lvl w:ilvl="5" w:tplc="4978F090">
       <w:numFmt w:val="decimal"/>
       <w:lvlText w:val=""/>
       <w:lvlJc w:val="left"/>
     </w:lvl>
-    <w:lvl w:ilvl="6" w:tplc="22765272">
+    <w:lvl w:ilvl="6" w:tplc="8E4216DA">
       <w:numFmt w:val="decimal"/>
       <w:lvlText w:val=""/>
       <w:lvlJc w:val="left"/>
     </w:lvl>
-    <w:lvl w:ilvl="7" w:tplc="4272847A">
+    <w:lvl w:ilvl="7" w:tplc="1450C02E">
       <w:numFmt w:val="decimal"/>
       <w:lvlText w:val=""/>
       <w:lvlJc w:val="left"/>
     </w:lvl>
-    <w:lvl w:ilvl="8" w:tplc="D21C2856">
+    <w:lvl w:ilvl="8" w:tplc="26D888F2">
       <w:numFmt w:val="decimal"/>
       <w:lvlText w:val=""/>
       <w:lvlJc w:val="left"/>
     </w:lvl>
   </w:abstractNum>
-  <w:num w:numId="1" w16cid:durableId="3944395">
+  <w:num w:numId="1" w16cid:durableId="506529175">
     <w:abstractNumId w:val="8"/>
   </w:num>
-  <w:num w:numId="2" w16cid:durableId="2102214730">
+  <w:num w:numId="2" w16cid:durableId="240985423">
     <w:abstractNumId w:val="6"/>
   </w:num>
-  <w:num w:numId="3" w16cid:durableId="1169639368">
+  <w:num w:numId="3" w16cid:durableId="256334339">
     <w:abstractNumId w:val="5"/>
   </w:num>
-  <w:num w:numId="4" w16cid:durableId="96366290">
+  <w:num w:numId="4" w16cid:durableId="2128772010">
     <w:abstractNumId w:val="4"/>
   </w:num>
-  <w:num w:numId="5" w16cid:durableId="797069785">
+  <w:num w:numId="5" w16cid:durableId="738408229">
     <w:abstractNumId w:val="7"/>
   </w:num>
-  <w:num w:numId="6" w16cid:durableId="1861773182">
+  <w:num w:numId="6" w16cid:durableId="1778678809">
     <w:abstractNumId w:val="3"/>
   </w:num>
-  <w:num w:numId="7" w16cid:durableId="46224928">
+  <w:num w:numId="7" w16cid:durableId="1579483840">
     <w:abstractNumId w:val="2"/>
   </w:num>
-  <w:num w:numId="8" w16cid:durableId="330644683">
+  <w:num w:numId="8" w16cid:durableId="2051027130">
     <w:abstractNumId w:val="1"/>
   </w:num>
-  <w:num w:numId="9" w16cid:durableId="62802784">
+  <w:num w:numId="9" w16cid:durableId="1228031259">
     <w:abstractNumId w:val="0"/>
   </w:num>
-  <w:num w:numId="10" w16cid:durableId="200435487">
+  <w:num w:numId="10" w16cid:durableId="65105557">
     <w:abstractNumId w:val="10"/>
     <w:lvlOverride w:ilvl="0">
       <w:startOverride w:val="1"/>
     </w:lvlOverride>
   </w:num>
-  <w:num w:numId="11" w16cid:durableId="1379358138">
+  <w:num w:numId="11" w16cid:durableId="1136607561">
     <w:abstractNumId w:val="9"/>
     <w:lvlOverride w:ilvl="0">
       <w:startOverride w:val="1"/>
     </w:lvlOverride>
   </w:num>
-  <w:num w:numId="12" w16cid:durableId="38214519">
+  <w:num w:numId="12" w16cid:durableId="1152020174">
     <w:abstractNumId w:val="9"/>
     <w:lvlOverride w:ilvl="0">
       <w:startOverride w:val="1"/>
     </w:lvlOverride>
   </w:num>
-  <w:num w:numId="13" w16cid:durableId="2102601233">
+  <w:num w:numId="13" w16cid:durableId="1690640135">
     <w:abstractNumId w:val="10"/>
     <w:lvlOverride w:ilvl="0">
       <w:startOverride w:val="1"/>
     </w:lvlOverride>
   </w:num>
-  <w:num w:numId="14" w16cid:durableId="1168402761">
+  <w:num w:numId="14" w16cid:durableId="357858277">
     <w:abstractNumId w:val="9"/>
     <w:lvlOverride w:ilvl="0">
       <w:startOverride w:val="1"/>
     </w:lvlOverride>
   </w:num>
-  <w:num w:numId="15" w16cid:durableId="465513429">
+  <w:num w:numId="15" w16cid:durableId="1034883893">
     <w:abstractNumId w:val="9"/>
     <w:lvlOverride w:ilvl="0">
       <w:startOverride w:val="1"/>
     </w:lvlOverride>
   </w:num>
-  <w:num w:numId="16" w16cid:durableId="765806473">
+  <w:num w:numId="16" w16cid:durableId="2146729949">
     <w:abstractNumId w:val="10"/>
     <w:lvlOverride w:ilvl="0">
       <w:startOverride w:val="1"/>
     </w:lvlOverride>
   </w:num>
-  <w:num w:numId="17" w16cid:durableId="1250697349">
+  <w:num w:numId="17" w16cid:durableId="1292980794">
     <w:abstractNumId w:val="10"/>
     <w:lvlOverride w:ilvl="0">
       <w:startOverride w:val="1"/>
     </w:lvlOverride>
   </w:num>
-  <w:num w:numId="18" w16cid:durableId="1948198261">
+  <w:num w:numId="18" w16cid:durableId="488710685">
     <w:abstractNumId w:val="10"/>
     <w:lvlOverride w:ilvl="0">
       <w:startOverride w:val="1"/>
     </w:lvlOverride>
   </w:num>
-  <w:num w:numId="19" w16cid:durableId="2130470624">
+  <w:num w:numId="19" w16cid:durableId="1319770662">
     <w:abstractNumId w:val="10"/>
     <w:lvlOverride w:ilvl="0">
       <w:startOverride w:val="1"/>
     </w:lvlOverride>
   </w:num>
-  <w:num w:numId="20" w16cid:durableId="101925102">
+  <w:num w:numId="20" w16cid:durableId="1546331081">
     <w:abstractNumId w:val="9"/>
     <w:lvlOverride w:ilvl="0">
       <w:startOverride w:val="1"/>
     </w:lvlOverride>
   </w:num>
-  <w:num w:numId="21" w16cid:durableId="1164856069">
+  <w:num w:numId="21" w16cid:durableId="1530949627">
     <w:abstractNumId w:val="9"/>
     <w:lvlOverride w:ilvl="0">
       <w:startOverride w:val="1"/>
     </w:lvlOverride>
   </w:num>
-  <w:num w:numId="22" w16cid:durableId="954871421">
+  <w:num w:numId="22" w16cid:durableId="634724435">
+    <w:abstractNumId w:val="9"/>
+    <w:lvlOverride w:ilvl="0">
+      <w:startOverride w:val="1"/>
+    </w:lvlOverride>
+  </w:num>
+  <w:num w:numId="23" w16cid:durableId="224612218">
     <w:abstractNumId w:val="10"/>
     <w:lvlOverride w:ilvl="0">
       <w:startOverride w:val="1"/>
